--- a/docs/SAPTS_Project_Report_Chapters_1-3.docx
+++ b/docs/SAPTS_Project_Report_Chapters_1-3.docx
@@ -380,7 +380,7 @@
           <w:sz w:val="24"/>
           <w:szCs w:val="24"/>
         </w:rPr>
-        <w:t xml:space="preserve">AUGUST, 2026</w:t>
+        <w:t xml:space="preserve">FEBRUARY, 2026</w:t>
       </w:r>
     </w:p>
     <w:p>

--- a/docs/SAPTS_Project_Report_Chapters_1-3.docx
+++ b/docs/SAPTS_Project_Report_Chapters_1-3.docx
@@ -2649,7 +2649,7 @@
           <w:tab w:val="right" w:pos="8181" w:leader="dot"/>
         </w:tabs>
         <w:spacing w:after="100" w:line="240" w:lineRule="auto"/>
-        <w:ind w:left="340" w:right="0"/>
+        <w:ind w:left="680" w:right="0"/>
       </w:pPr>
       <w:r>
         <w:rPr>
@@ -2659,7 +2659,7 @@
           <w:sz w:val="24"/>
           <w:szCs w:val="24"/>
         </w:rPr>
-        <w:t xml:space="preserve">3.2 System Specification</w:t>
+        <w:t xml:space="preserve">3.1.4 Tools and Technologies</w:t>
       </w:r>
       <w:r>
         <w:rPr>
@@ -2680,6 +2680,45 @@
           <w:szCs w:val="24"/>
         </w:rPr>
         <w:t xml:space="preserve">13</w:t>
+      </w:r>
+    </w:p>
+    <w:p>
+      <w:pPr>
+        <w:tabs>
+          <w:tab w:val="right" w:pos="8181" w:leader="dot"/>
+        </w:tabs>
+        <w:spacing w:after="100" w:line="240" w:lineRule="auto"/>
+        <w:ind w:left="340" w:right="0"/>
+      </w:pPr>
+      <w:r>
+        <w:rPr>
+          <w:rFonts w:ascii="Times New Roman" w:cs="Times New Roman" w:eastAsia="Times New Roman" w:hAnsi="Times New Roman"/>
+          <w:b w:val="false"/>
+          <w:bCs w:val="false"/>
+          <w:sz w:val="24"/>
+          <w:szCs w:val="24"/>
+        </w:rPr>
+        <w:t xml:space="preserve">3.2 System Specification</w:t>
+      </w:r>
+      <w:r>
+        <w:rPr>
+          <w:rFonts w:ascii="Times New Roman" w:cs="Times New Roman" w:eastAsia="Times New Roman" w:hAnsi="Times New Roman"/>
+          <w:b w:val="false"/>
+          <w:bCs w:val="false"/>
+          <w:sz w:val="24"/>
+          <w:szCs w:val="24"/>
+        </w:rPr>
+        <w:tab/>
+      </w:r>
+      <w:r>
+        <w:rPr>
+          <w:rFonts w:ascii="Times New Roman" w:cs="Times New Roman" w:eastAsia="Times New Roman" w:hAnsi="Times New Roman"/>
+          <w:b w:val="false"/>
+          <w:bCs w:val="false"/>
+          <w:sz w:val="24"/>
+          <w:szCs w:val="24"/>
+        </w:rPr>
+        <w:t xml:space="preserve">14</w:t>
       </w:r>
     </w:p>
     <w:p>
@@ -2718,7 +2757,7 @@
           <w:sz w:val="24"/>
           <w:szCs w:val="24"/>
         </w:rPr>
-        <w:t xml:space="preserve">13</w:t>
+        <w:t xml:space="preserve">14</w:t>
       </w:r>
     </w:p>
     <w:p>
@@ -2757,7 +2796,7 @@
           <w:sz w:val="24"/>
           <w:szCs w:val="24"/>
         </w:rPr>
-        <w:t xml:space="preserve">14</w:t>
+        <w:t xml:space="preserve">15</w:t>
       </w:r>
     </w:p>
     <w:p>
@@ -2796,7 +2835,7 @@
           <w:sz w:val="24"/>
           <w:szCs w:val="24"/>
         </w:rPr>
-        <w:t xml:space="preserve">14</w:t>
+        <w:t xml:space="preserve">15</w:t>
       </w:r>
     </w:p>
     <w:p>
@@ -2835,7 +2874,7 @@
           <w:sz w:val="24"/>
           <w:szCs w:val="24"/>
         </w:rPr>
-        <w:t xml:space="preserve">15</w:t>
+        <w:t xml:space="preserve">16</w:t>
       </w:r>
     </w:p>
     <w:p>
@@ -2874,7 +2913,7 @@
           <w:sz w:val="24"/>
           <w:szCs w:val="24"/>
         </w:rPr>
-        <w:t xml:space="preserve">16</w:t>
+        <w:t xml:space="preserve">17</w:t>
       </w:r>
     </w:p>
     <w:p>
@@ -2913,7 +2952,7 @@
           <w:sz w:val="24"/>
           <w:szCs w:val="24"/>
         </w:rPr>
-        <w:t xml:space="preserve">17</w:t>
+        <w:t xml:space="preserve">18</w:t>
       </w:r>
     </w:p>
     <w:p>
@@ -2952,7 +2991,7 @@
           <w:sz w:val="24"/>
           <w:szCs w:val="24"/>
         </w:rPr>
-        <w:t xml:space="preserve">17</w:t>
+        <w:t xml:space="preserve">18</w:t>
       </w:r>
     </w:p>
     <w:p>
@@ -2991,7 +3030,7 @@
           <w:sz w:val="24"/>
           <w:szCs w:val="24"/>
         </w:rPr>
-        <w:t xml:space="preserve">18</w:t>
+        <w:t xml:space="preserve">19</w:t>
       </w:r>
     </w:p>
     <w:p>
@@ -3030,7 +3069,7 @@
           <w:sz w:val="24"/>
           <w:szCs w:val="24"/>
         </w:rPr>
-        <w:t xml:space="preserve">19</w:t>
+        <w:t xml:space="preserve">20</w:t>
       </w:r>
     </w:p>
     <w:p>
@@ -3069,7 +3108,7 @@
           <w:sz w:val="24"/>
           <w:szCs w:val="24"/>
         </w:rPr>
-        <w:t xml:space="preserve">20</w:t>
+        <w:t xml:space="preserve">21</w:t>
       </w:r>
     </w:p>
     <w:p>
@@ -3108,7 +3147,7 @@
           <w:sz w:val="24"/>
           <w:szCs w:val="24"/>
         </w:rPr>
-        <w:t xml:space="preserve">21</w:t>
+        <w:t xml:space="preserve">22</w:t>
       </w:r>
     </w:p>
     <w:p>
@@ -3147,7 +3186,7 @@
           <w:sz w:val="24"/>
           <w:szCs w:val="24"/>
         </w:rPr>
-        <w:t xml:space="preserve">22</w:t>
+        <w:t xml:space="preserve">23</w:t>
       </w:r>
     </w:p>
     <w:p>
@@ -6353,6 +6392,896 @@
     </w:p>
     <w:p>
       <w:pPr>
+        <w:pStyle w:val="Heading3"/>
+        <w:spacing w:after="100" w:before="180" w:line="360" w:lineRule="auto"/>
+      </w:pPr>
+      <w:r>
+        <w:rPr>
+          <w:rFonts w:ascii="Times New Roman" w:cs="Times New Roman" w:eastAsia="Times New Roman" w:hAnsi="Times New Roman"/>
+          <w:b/>
+          <w:bCs/>
+          <w:sz w:val="24"/>
+          <w:szCs w:val="24"/>
+        </w:rPr>
+        <w:t xml:space="preserve">3.1.4 Tools and Technologies</w:t>
+      </w:r>
+    </w:p>
+    <w:p>
+      <w:pPr>
+        <w:spacing w:after="0" w:line="360" w:lineRule="auto"/>
+        <w:ind w:firstLine="720"/>
+        <w:jc w:val="both"/>
+      </w:pPr>
+      <w:r>
+        <w:rPr>
+          <w:rFonts w:ascii="Times New Roman" w:cs="Times New Roman" w:eastAsia="Times New Roman" w:hAnsi="Times New Roman"/>
+          <w:sz w:val="24"/>
+          <w:szCs w:val="24"/>
+        </w:rPr>
+        <w:t xml:space="preserve">The technologies listed in Table 3.6 were selected against three criteria: that they impose no licensing cost on the student, that they are supported by every current browser without a plug-in, and that they can be demonstrated on a single machine without an internet connection. Apache, MySQL and phpMyAdmin are obtained together in the XAMPP distribution, which is why that distribution was chosen as the deployment platform.</w:t>
+      </w:r>
+    </w:p>
+    <w:p>
+      <w:pPr>
+        <w:spacing w:after="80" w:before="0" w:line="240" w:lineRule="auto"/>
+        <w:jc w:val="center"/>
+      </w:pPr>
+      <w:r>
+        <w:rPr>
+          <w:rFonts w:ascii="Times New Roman" w:cs="Times New Roman" w:eastAsia="Times New Roman" w:hAnsi="Times New Roman"/>
+          <w:i/>
+          <w:iCs/>
+          <w:sz w:val="22"/>
+          <w:szCs w:val="22"/>
+        </w:rPr>
+        <w:t xml:space="preserve">Table 3.6: Development tools and technologies</w:t>
+      </w:r>
+    </w:p>
+    <w:tbl>
+      <w:tblPr>
+        <w:tblW w:type="dxa" w:w="8221"/>
+        <w:tblBorders>
+          <w:top w:val="single" w:color="auto" w:sz="4"/>
+          <w:left w:val="single" w:color="auto" w:sz="4"/>
+          <w:bottom w:val="single" w:color="auto" w:sz="4"/>
+          <w:right w:val="single" w:color="auto" w:sz="4"/>
+          <w:insideH w:val="single" w:color="auto" w:sz="4"/>
+          <w:insideV w:val="single" w:color="auto" w:sz="4"/>
+        </w:tblBorders>
+      </w:tblPr>
+      <w:tblGrid>
+        <w:gridCol w:w="1900"/>
+        <w:gridCol w:w="2300"/>
+        <w:gridCol w:w="4021"/>
+      </w:tblGrid>
+      <w:tr>
+        <w:trPr>
+          <w:tblHeader/>
+        </w:trPr>
+        <w:tc>
+          <w:tcPr>
+            <w:tcW w:type="dxa" w:w="1900"/>
+            <w:shd w:fill="E8E8E8" w:val="clear"/>
+            <w:tcMar>
+              <w:top w:type="dxa" w:w="60"/>
+              <w:left w:type="dxa" w:w="90"/>
+              <w:bottom w:type="dxa" w:w="60"/>
+              <w:right w:type="dxa" w:w="90"/>
+            </w:tcMar>
+            <w:vAlign w:val="center"/>
+          </w:tcPr>
+          <w:p>
+            <w:pPr>
+              <w:spacing w:after="0" w:line="240" w:lineRule="auto"/>
+              <w:jc w:val="center"/>
+            </w:pPr>
+            <w:r>
+              <w:rPr>
+                <w:rFonts w:ascii="Times New Roman" w:cs="Times New Roman" w:eastAsia="Times New Roman" w:hAnsi="Times New Roman"/>
+                <w:b/>
+                <w:bCs/>
+                <w:sz w:val="22"/>
+                <w:szCs w:val="22"/>
+              </w:rPr>
+              <w:t xml:space="preserve">Category</w:t>
+            </w:r>
+          </w:p>
+        </w:tc>
+        <w:tc>
+          <w:tcPr>
+            <w:tcW w:type="dxa" w:w="2300"/>
+            <w:shd w:fill="E8E8E8" w:val="clear"/>
+            <w:tcMar>
+              <w:top w:type="dxa" w:w="60"/>
+              <w:left w:type="dxa" w:w="90"/>
+              <w:bottom w:type="dxa" w:w="60"/>
+              <w:right w:type="dxa" w:w="90"/>
+            </w:tcMar>
+            <w:vAlign w:val="center"/>
+          </w:tcPr>
+          <w:p>
+            <w:pPr>
+              <w:spacing w:after="0" w:line="240" w:lineRule="auto"/>
+              <w:jc w:val="center"/>
+            </w:pPr>
+            <w:r>
+              <w:rPr>
+                <w:rFonts w:ascii="Times New Roman" w:cs="Times New Roman" w:eastAsia="Times New Roman" w:hAnsi="Times New Roman"/>
+                <w:b/>
+                <w:bCs/>
+                <w:sz w:val="22"/>
+                <w:szCs w:val="22"/>
+              </w:rPr>
+              <w:t xml:space="preserve">Technology</w:t>
+            </w:r>
+          </w:p>
+        </w:tc>
+        <w:tc>
+          <w:tcPr>
+            <w:tcW w:type="dxa" w:w="4021"/>
+            <w:shd w:fill="E8E8E8" w:val="clear"/>
+            <w:tcMar>
+              <w:top w:type="dxa" w:w="60"/>
+              <w:left w:type="dxa" w:w="90"/>
+              <w:bottom w:type="dxa" w:w="60"/>
+              <w:right w:type="dxa" w:w="90"/>
+            </w:tcMar>
+            <w:vAlign w:val="center"/>
+          </w:tcPr>
+          <w:p>
+            <w:pPr>
+              <w:spacing w:after="0" w:line="240" w:lineRule="auto"/>
+              <w:jc w:val="center"/>
+            </w:pPr>
+            <w:r>
+              <w:rPr>
+                <w:rFonts w:ascii="Times New Roman" w:cs="Times New Roman" w:eastAsia="Times New Roman" w:hAnsi="Times New Roman"/>
+                <w:b/>
+                <w:bCs/>
+                <w:sz w:val="22"/>
+                <w:szCs w:val="22"/>
+              </w:rPr>
+              <w:t xml:space="preserve">Purpose in the project</w:t>
+            </w:r>
+          </w:p>
+        </w:tc>
+      </w:tr>
+      <w:tr>
+        <w:tc>
+          <w:tcPr>
+            <w:tcW w:type="dxa" w:w="1900"/>
+            <w:tcMar>
+              <w:top w:type="dxa" w:w="60"/>
+              <w:left w:type="dxa" w:w="90"/>
+              <w:bottom w:type="dxa" w:w="60"/>
+              <w:right w:type="dxa" w:w="90"/>
+            </w:tcMar>
+            <w:vAlign w:val="center"/>
+          </w:tcPr>
+          <w:p>
+            <w:pPr>
+              <w:spacing w:after="0" w:line="240" w:lineRule="auto"/>
+              <w:jc w:val="left"/>
+            </w:pPr>
+            <w:r>
+              <w:rPr>
+                <w:rFonts w:ascii="Times New Roman" w:cs="Times New Roman" w:eastAsia="Times New Roman" w:hAnsi="Times New Roman"/>
+                <w:sz w:val="22"/>
+                <w:szCs w:val="22"/>
+              </w:rPr>
+              <w:t xml:space="preserve">Markup and styling</w:t>
+            </w:r>
+          </w:p>
+        </w:tc>
+        <w:tc>
+          <w:tcPr>
+            <w:tcW w:type="dxa" w:w="2300"/>
+            <w:tcMar>
+              <w:top w:type="dxa" w:w="60"/>
+              <w:left w:type="dxa" w:w="90"/>
+              <w:bottom w:type="dxa" w:w="60"/>
+              <w:right w:type="dxa" w:w="90"/>
+            </w:tcMar>
+            <w:vAlign w:val="center"/>
+          </w:tcPr>
+          <w:p>
+            <w:pPr>
+              <w:spacing w:after="0" w:line="240" w:lineRule="auto"/>
+              <w:jc w:val="left"/>
+            </w:pPr>
+            <w:r>
+              <w:rPr>
+                <w:rFonts w:ascii="Times New Roman" w:cs="Times New Roman" w:eastAsia="Times New Roman" w:hAnsi="Times New Roman"/>
+                <w:sz w:val="22"/>
+                <w:szCs w:val="22"/>
+              </w:rPr>
+              <w:t xml:space="preserve">HTML5, CSS3</w:t>
+            </w:r>
+          </w:p>
+        </w:tc>
+        <w:tc>
+          <w:tcPr>
+            <w:tcW w:type="dxa" w:w="4021"/>
+            <w:tcMar>
+              <w:top w:type="dxa" w:w="60"/>
+              <w:left w:type="dxa" w:w="90"/>
+              <w:bottom w:type="dxa" w:w="60"/>
+              <w:right w:type="dxa" w:w="90"/>
+            </w:tcMar>
+            <w:vAlign w:val="center"/>
+          </w:tcPr>
+          <w:p>
+            <w:pPr>
+              <w:spacing w:after="0" w:line="240" w:lineRule="auto"/>
+              <w:jc w:val="left"/>
+            </w:pPr>
+            <w:r>
+              <w:rPr>
+                <w:rFonts w:ascii="Times New Roman" w:cs="Times New Roman" w:eastAsia="Times New Roman" w:hAnsi="Times New Roman"/>
+                <w:sz w:val="22"/>
+                <w:szCs w:val="22"/>
+              </w:rPr>
+              <w:t xml:space="preserve">Document structure and the responsive presentation layer, laid out with Grid and Flexbox</w:t>
+            </w:r>
+          </w:p>
+        </w:tc>
+      </w:tr>
+      <w:tr>
+        <w:tc>
+          <w:tcPr>
+            <w:tcW w:type="dxa" w:w="1900"/>
+            <w:tcMar>
+              <w:top w:type="dxa" w:w="60"/>
+              <w:left w:type="dxa" w:w="90"/>
+              <w:bottom w:type="dxa" w:w="60"/>
+              <w:right w:type="dxa" w:w="90"/>
+            </w:tcMar>
+            <w:vAlign w:val="center"/>
+          </w:tcPr>
+          <w:p>
+            <w:pPr>
+              <w:spacing w:after="0" w:line="240" w:lineRule="auto"/>
+              <w:jc w:val="left"/>
+            </w:pPr>
+            <w:r>
+              <w:rPr>
+                <w:rFonts w:ascii="Times New Roman" w:cs="Times New Roman" w:eastAsia="Times New Roman" w:hAnsi="Times New Roman"/>
+                <w:sz w:val="22"/>
+                <w:szCs w:val="22"/>
+              </w:rPr>
+              <w:t xml:space="preserve">Programming language</w:t>
+            </w:r>
+          </w:p>
+        </w:tc>
+        <w:tc>
+          <w:tcPr>
+            <w:tcW w:type="dxa" w:w="2300"/>
+            <w:tcMar>
+              <w:top w:type="dxa" w:w="60"/>
+              <w:left w:type="dxa" w:w="90"/>
+              <w:bottom w:type="dxa" w:w="60"/>
+              <w:right w:type="dxa" w:w="90"/>
+            </w:tcMar>
+            <w:vAlign w:val="center"/>
+          </w:tcPr>
+          <w:p>
+            <w:pPr>
+              <w:spacing w:after="0" w:line="240" w:lineRule="auto"/>
+              <w:jc w:val="left"/>
+            </w:pPr>
+            <w:r>
+              <w:rPr>
+                <w:rFonts w:ascii="Times New Roman" w:cs="Times New Roman" w:eastAsia="Times New Roman" w:hAnsi="Times New Roman"/>
+                <w:sz w:val="22"/>
+                <w:szCs w:val="22"/>
+              </w:rPr>
+              <w:t xml:space="preserve">JavaScript (ES6+)</w:t>
+            </w:r>
+          </w:p>
+        </w:tc>
+        <w:tc>
+          <w:tcPr>
+            <w:tcW w:type="dxa" w:w="4021"/>
+            <w:tcMar>
+              <w:top w:type="dxa" w:w="60"/>
+              <w:left w:type="dxa" w:w="90"/>
+              <w:bottom w:type="dxa" w:w="60"/>
+              <w:right w:type="dxa" w:w="90"/>
+            </w:tcMar>
+            <w:vAlign w:val="center"/>
+          </w:tcPr>
+          <w:p>
+            <w:pPr>
+              <w:spacing w:after="0" w:line="240" w:lineRule="auto"/>
+              <w:jc w:val="left"/>
+            </w:pPr>
+            <w:r>
+              <w:rPr>
+                <w:rFonts w:ascii="Times New Roman" w:cs="Times New Roman" w:eastAsia="Times New Roman" w:hAnsi="Times New Roman"/>
+                <w:sz w:val="22"/>
+                <w:szCs w:val="22"/>
+              </w:rPr>
+              <w:t xml:space="preserve">All application logic: routing, grade computation, the study timer and data handling</w:t>
+            </w:r>
+          </w:p>
+        </w:tc>
+      </w:tr>
+      <w:tr>
+        <w:tc>
+          <w:tcPr>
+            <w:tcW w:type="dxa" w:w="1900"/>
+            <w:tcMar>
+              <w:top w:type="dxa" w:w="60"/>
+              <w:left w:type="dxa" w:w="90"/>
+              <w:bottom w:type="dxa" w:w="60"/>
+              <w:right w:type="dxa" w:w="90"/>
+            </w:tcMar>
+            <w:vAlign w:val="center"/>
+          </w:tcPr>
+          <w:p>
+            <w:pPr>
+              <w:spacing w:after="0" w:line="240" w:lineRule="auto"/>
+              <w:jc w:val="left"/>
+            </w:pPr>
+            <w:r>
+              <w:rPr>
+                <w:rFonts w:ascii="Times New Roman" w:cs="Times New Roman" w:eastAsia="Times New Roman" w:hAnsi="Times New Roman"/>
+                <w:sz w:val="22"/>
+                <w:szCs w:val="22"/>
+              </w:rPr>
+              <w:t xml:space="preserve">Visualisation</w:t>
+            </w:r>
+          </w:p>
+        </w:tc>
+        <w:tc>
+          <w:tcPr>
+            <w:tcW w:type="dxa" w:w="2300"/>
+            <w:tcMar>
+              <w:top w:type="dxa" w:w="60"/>
+              <w:left w:type="dxa" w:w="90"/>
+              <w:bottom w:type="dxa" w:w="60"/>
+              <w:right w:type="dxa" w:w="90"/>
+            </w:tcMar>
+            <w:vAlign w:val="center"/>
+          </w:tcPr>
+          <w:p>
+            <w:pPr>
+              <w:spacing w:after="0" w:line="240" w:lineRule="auto"/>
+              <w:jc w:val="left"/>
+            </w:pPr>
+            <w:r>
+              <w:rPr>
+                <w:rFonts w:ascii="Times New Roman" w:cs="Times New Roman" w:eastAsia="Times New Roman" w:hAnsi="Times New Roman"/>
+                <w:sz w:val="22"/>
+                <w:szCs w:val="22"/>
+              </w:rPr>
+              <w:t xml:space="preserve">Chart.js</w:t>
+            </w:r>
+          </w:p>
+        </w:tc>
+        <w:tc>
+          <w:tcPr>
+            <w:tcW w:type="dxa" w:w="4021"/>
+            <w:tcMar>
+              <w:top w:type="dxa" w:w="60"/>
+              <w:left w:type="dxa" w:w="90"/>
+              <w:bottom w:type="dxa" w:w="60"/>
+              <w:right w:type="dxa" w:w="90"/>
+            </w:tcMar>
+            <w:vAlign w:val="center"/>
+          </w:tcPr>
+          <w:p>
+            <w:pPr>
+              <w:spacing w:after="0" w:line="240" w:lineRule="auto"/>
+              <w:jc w:val="left"/>
+            </w:pPr>
+            <w:r>
+              <w:rPr>
+                <w:rFonts w:ascii="Times New Roman" w:cs="Times New Roman" w:eastAsia="Times New Roman" w:hAnsi="Times New Roman"/>
+                <w:sz w:val="22"/>
+                <w:szCs w:val="22"/>
+              </w:rPr>
+              <w:t xml:space="preserve">The bar, line and doughnut charts on the dashboard and grade analysis pages</w:t>
+            </w:r>
+          </w:p>
+        </w:tc>
+      </w:tr>
+      <w:tr>
+        <w:tc>
+          <w:tcPr>
+            <w:tcW w:type="dxa" w:w="1900"/>
+            <w:tcMar>
+              <w:top w:type="dxa" w:w="60"/>
+              <w:left w:type="dxa" w:w="90"/>
+              <w:bottom w:type="dxa" w:w="60"/>
+              <w:right w:type="dxa" w:w="90"/>
+            </w:tcMar>
+            <w:vAlign w:val="center"/>
+          </w:tcPr>
+          <w:p>
+            <w:pPr>
+              <w:spacing w:after="0" w:line="240" w:lineRule="auto"/>
+              <w:jc w:val="left"/>
+            </w:pPr>
+            <w:r>
+              <w:rPr>
+                <w:rFonts w:ascii="Times New Roman" w:cs="Times New Roman" w:eastAsia="Times New Roman" w:hAnsi="Times New Roman"/>
+                <w:sz w:val="22"/>
+                <w:szCs w:val="22"/>
+              </w:rPr>
+              <w:t xml:space="preserve">Web server</w:t>
+            </w:r>
+          </w:p>
+        </w:tc>
+        <w:tc>
+          <w:tcPr>
+            <w:tcW w:type="dxa" w:w="2300"/>
+            <w:tcMar>
+              <w:top w:type="dxa" w:w="60"/>
+              <w:left w:type="dxa" w:w="90"/>
+              <w:bottom w:type="dxa" w:w="60"/>
+              <w:right w:type="dxa" w:w="90"/>
+            </w:tcMar>
+            <w:vAlign w:val="center"/>
+          </w:tcPr>
+          <w:p>
+            <w:pPr>
+              <w:spacing w:after="0" w:line="240" w:lineRule="auto"/>
+              <w:jc w:val="left"/>
+            </w:pPr>
+            <w:r>
+              <w:rPr>
+                <w:rFonts w:ascii="Times New Roman" w:cs="Times New Roman" w:eastAsia="Times New Roman" w:hAnsi="Times New Roman"/>
+                <w:sz w:val="22"/>
+                <w:szCs w:val="22"/>
+              </w:rPr>
+              <w:t xml:space="preserve">Apache 2.4 (XAMPP)</w:t>
+            </w:r>
+          </w:p>
+        </w:tc>
+        <w:tc>
+          <w:tcPr>
+            <w:tcW w:type="dxa" w:w="4021"/>
+            <w:tcMar>
+              <w:top w:type="dxa" w:w="60"/>
+              <w:left w:type="dxa" w:w="90"/>
+              <w:bottom w:type="dxa" w:w="60"/>
+              <w:right w:type="dxa" w:w="90"/>
+            </w:tcMar>
+            <w:vAlign w:val="center"/>
+          </w:tcPr>
+          <w:p>
+            <w:pPr>
+              <w:spacing w:after="0" w:line="240" w:lineRule="auto"/>
+              <w:jc w:val="left"/>
+            </w:pPr>
+            <w:r>
+              <w:rPr>
+                <w:rFonts w:ascii="Times New Roman" w:cs="Times New Roman" w:eastAsia="Times New Roman" w:hAnsi="Times New Roman"/>
+                <w:sz w:val="22"/>
+                <w:szCs w:val="22"/>
+              </w:rPr>
+              <w:t xml:space="preserve">Serves the application over HTTP at http://localhost/sapts/ and applies the .htaccess configuration</w:t>
+            </w:r>
+          </w:p>
+        </w:tc>
+      </w:tr>
+      <w:tr>
+        <w:tc>
+          <w:tcPr>
+            <w:tcW w:type="dxa" w:w="1900"/>
+            <w:tcMar>
+              <w:top w:type="dxa" w:w="60"/>
+              <w:left w:type="dxa" w:w="90"/>
+              <w:bottom w:type="dxa" w:w="60"/>
+              <w:right w:type="dxa" w:w="90"/>
+            </w:tcMar>
+            <w:vAlign w:val="center"/>
+          </w:tcPr>
+          <w:p>
+            <w:pPr>
+              <w:spacing w:after="0" w:line="240" w:lineRule="auto"/>
+              <w:jc w:val="left"/>
+            </w:pPr>
+            <w:r>
+              <w:rPr>
+                <w:rFonts w:ascii="Times New Roman" w:cs="Times New Roman" w:eastAsia="Times New Roman" w:hAnsi="Times New Roman"/>
+                <w:sz w:val="22"/>
+                <w:szCs w:val="22"/>
+              </w:rPr>
+              <w:t xml:space="preserve">Data persistence (delivered)</w:t>
+            </w:r>
+          </w:p>
+        </w:tc>
+        <w:tc>
+          <w:tcPr>
+            <w:tcW w:type="dxa" w:w="2300"/>
+            <w:tcMar>
+              <w:top w:type="dxa" w:w="60"/>
+              <w:left w:type="dxa" w:w="90"/>
+              <w:bottom w:type="dxa" w:w="60"/>
+              <w:right w:type="dxa" w:w="90"/>
+            </w:tcMar>
+            <w:vAlign w:val="center"/>
+          </w:tcPr>
+          <w:p>
+            <w:pPr>
+              <w:spacing w:after="0" w:line="240" w:lineRule="auto"/>
+              <w:jc w:val="left"/>
+            </w:pPr>
+            <w:r>
+              <w:rPr>
+                <w:rFonts w:ascii="Times New Roman" w:cs="Times New Roman" w:eastAsia="Times New Roman" w:hAnsi="Times New Roman"/>
+                <w:sz w:val="22"/>
+                <w:szCs w:val="22"/>
+              </w:rPr>
+              <w:t xml:space="preserve">Web Storage API, IndexedDB</w:t>
+            </w:r>
+          </w:p>
+        </w:tc>
+        <w:tc>
+          <w:tcPr>
+            <w:tcW w:type="dxa" w:w="4021"/>
+            <w:tcMar>
+              <w:top w:type="dxa" w:w="60"/>
+              <w:left w:type="dxa" w:w="90"/>
+              <w:bottom w:type="dxa" w:w="60"/>
+              <w:right w:type="dxa" w:w="90"/>
+            </w:tcMar>
+            <w:vAlign w:val="center"/>
+          </w:tcPr>
+          <w:p>
+            <w:pPr>
+              <w:spacing w:after="0" w:line="240" w:lineRule="auto"/>
+              <w:jc w:val="left"/>
+            </w:pPr>
+            <w:r>
+              <w:rPr>
+                <w:rFonts w:ascii="Times New Roman" w:cs="Times New Roman" w:eastAsia="Times New Roman" w:hAnsi="Times New Roman"/>
+                <w:sz w:val="22"/>
+                <w:szCs w:val="22"/>
+              </w:rPr>
+              <w:t xml:space="preserve">Structured records and uploaded files, held on the user's own device</w:t>
+            </w:r>
+          </w:p>
+        </w:tc>
+      </w:tr>
+      <w:tr>
+        <w:tc>
+          <w:tcPr>
+            <w:tcW w:type="dxa" w:w="1900"/>
+            <w:tcMar>
+              <w:top w:type="dxa" w:w="60"/>
+              <w:left w:type="dxa" w:w="90"/>
+              <w:bottom w:type="dxa" w:w="60"/>
+              <w:right w:type="dxa" w:w="90"/>
+            </w:tcMar>
+            <w:vAlign w:val="center"/>
+          </w:tcPr>
+          <w:p>
+            <w:pPr>
+              <w:spacing w:after="0" w:line="240" w:lineRule="auto"/>
+              <w:jc w:val="left"/>
+            </w:pPr>
+            <w:r>
+              <w:rPr>
+                <w:rFonts w:ascii="Times New Roman" w:cs="Times New Roman" w:eastAsia="Times New Roman" w:hAnsi="Times New Roman"/>
+                <w:sz w:val="22"/>
+                <w:szCs w:val="22"/>
+              </w:rPr>
+              <w:t xml:space="preserve">Relational schema</w:t>
+            </w:r>
+          </w:p>
+        </w:tc>
+        <w:tc>
+          <w:tcPr>
+            <w:tcW w:type="dxa" w:w="2300"/>
+            <w:tcMar>
+              <w:top w:type="dxa" w:w="60"/>
+              <w:left w:type="dxa" w:w="90"/>
+              <w:bottom w:type="dxa" w:w="60"/>
+              <w:right w:type="dxa" w:w="90"/>
+            </w:tcMar>
+            <w:vAlign w:val="center"/>
+          </w:tcPr>
+          <w:p>
+            <w:pPr>
+              <w:spacing w:after="0" w:line="240" w:lineRule="auto"/>
+              <w:jc w:val="left"/>
+            </w:pPr>
+            <w:r>
+              <w:rPr>
+                <w:rFonts w:ascii="Times New Roman" w:cs="Times New Roman" w:eastAsia="Times New Roman" w:hAnsi="Times New Roman"/>
+                <w:sz w:val="22"/>
+                <w:szCs w:val="22"/>
+              </w:rPr>
+              <w:t xml:space="preserve">MySQL / MariaDB (XAMPP), phpMyAdmin</w:t>
+            </w:r>
+          </w:p>
+        </w:tc>
+        <w:tc>
+          <w:tcPr>
+            <w:tcW w:type="dxa" w:w="4021"/>
+            <w:tcMar>
+              <w:top w:type="dxa" w:w="60"/>
+              <w:left w:type="dxa" w:w="90"/>
+              <w:bottom w:type="dxa" w:w="60"/>
+              <w:right w:type="dxa" w:w="90"/>
+            </w:tcMar>
+            <w:vAlign w:val="center"/>
+          </w:tcPr>
+          <w:p>
+            <w:pPr>
+              <w:spacing w:after="0" w:line="240" w:lineRule="auto"/>
+              <w:jc w:val="left"/>
+            </w:pPr>
+            <w:r>
+              <w:rPr>
+                <w:rFonts w:ascii="Times New Roman" w:cs="Times New Roman" w:eastAsia="Times New Roman" w:hAnsi="Times New Roman"/>
+                <w:sz w:val="22"/>
+                <w:szCs w:val="22"/>
+              </w:rPr>
+              <w:t xml:space="preserve">Expresses the same data model in SQL; the migration path to a shared multi-user deployment</w:t>
+            </w:r>
+          </w:p>
+        </w:tc>
+      </w:tr>
+      <w:tr>
+        <w:tc>
+          <w:tcPr>
+            <w:tcW w:type="dxa" w:w="1900"/>
+            <w:tcMar>
+              <w:top w:type="dxa" w:w="60"/>
+              <w:left w:type="dxa" w:w="90"/>
+              <w:bottom w:type="dxa" w:w="60"/>
+              <w:right w:type="dxa" w:w="90"/>
+            </w:tcMar>
+            <w:vAlign w:val="center"/>
+          </w:tcPr>
+          <w:p>
+            <w:pPr>
+              <w:spacing w:after="0" w:line="240" w:lineRule="auto"/>
+              <w:jc w:val="left"/>
+            </w:pPr>
+            <w:r>
+              <w:rPr>
+                <w:rFonts w:ascii="Times New Roman" w:cs="Times New Roman" w:eastAsia="Times New Roman" w:hAnsi="Times New Roman"/>
+                <w:sz w:val="22"/>
+                <w:szCs w:val="22"/>
+              </w:rPr>
+              <w:t xml:space="preserve">Development environment</w:t>
+            </w:r>
+          </w:p>
+        </w:tc>
+        <w:tc>
+          <w:tcPr>
+            <w:tcW w:type="dxa" w:w="2300"/>
+            <w:tcMar>
+              <w:top w:type="dxa" w:w="60"/>
+              <w:left w:type="dxa" w:w="90"/>
+              <w:bottom w:type="dxa" w:w="60"/>
+              <w:right w:type="dxa" w:w="90"/>
+            </w:tcMar>
+            <w:vAlign w:val="center"/>
+          </w:tcPr>
+          <w:p>
+            <w:pPr>
+              <w:spacing w:after="0" w:line="240" w:lineRule="auto"/>
+              <w:jc w:val="left"/>
+            </w:pPr>
+            <w:r>
+              <w:rPr>
+                <w:rFonts w:ascii="Times New Roman" w:cs="Times New Roman" w:eastAsia="Times New Roman" w:hAnsi="Times New Roman"/>
+                <w:sz w:val="22"/>
+                <w:szCs w:val="22"/>
+              </w:rPr>
+              <w:t xml:space="preserve">Visual Studio Code</w:t>
+            </w:r>
+          </w:p>
+        </w:tc>
+        <w:tc>
+          <w:tcPr>
+            <w:tcW w:type="dxa" w:w="4021"/>
+            <w:tcMar>
+              <w:top w:type="dxa" w:w="60"/>
+              <w:left w:type="dxa" w:w="90"/>
+              <w:bottom w:type="dxa" w:w="60"/>
+              <w:right w:type="dxa" w:w="90"/>
+            </w:tcMar>
+            <w:vAlign w:val="center"/>
+          </w:tcPr>
+          <w:p>
+            <w:pPr>
+              <w:spacing w:after="0" w:line="240" w:lineRule="auto"/>
+              <w:jc w:val="left"/>
+            </w:pPr>
+            <w:r>
+              <w:rPr>
+                <w:rFonts w:ascii="Times New Roman" w:cs="Times New Roman" w:eastAsia="Times New Roman" w:hAnsi="Times New Roman"/>
+                <w:sz w:val="22"/>
+                <w:szCs w:val="22"/>
+              </w:rPr>
+              <w:t xml:space="preserve">Editing, integrated terminal and debugging</w:t>
+            </w:r>
+          </w:p>
+        </w:tc>
+      </w:tr>
+      <w:tr>
+        <w:tc>
+          <w:tcPr>
+            <w:tcW w:type="dxa" w:w="1900"/>
+            <w:tcMar>
+              <w:top w:type="dxa" w:w="60"/>
+              <w:left w:type="dxa" w:w="90"/>
+              <w:bottom w:type="dxa" w:w="60"/>
+              <w:right w:type="dxa" w:w="90"/>
+            </w:tcMar>
+            <w:vAlign w:val="center"/>
+          </w:tcPr>
+          <w:p>
+            <w:pPr>
+              <w:spacing w:after="0" w:line="240" w:lineRule="auto"/>
+              <w:jc w:val="left"/>
+            </w:pPr>
+            <w:r>
+              <w:rPr>
+                <w:rFonts w:ascii="Times New Roman" w:cs="Times New Roman" w:eastAsia="Times New Roman" w:hAnsi="Times New Roman"/>
+                <w:sz w:val="22"/>
+                <w:szCs w:val="22"/>
+              </w:rPr>
+              <w:t xml:space="preserve">Version control</w:t>
+            </w:r>
+          </w:p>
+        </w:tc>
+        <w:tc>
+          <w:tcPr>
+            <w:tcW w:type="dxa" w:w="2300"/>
+            <w:tcMar>
+              <w:top w:type="dxa" w:w="60"/>
+              <w:left w:type="dxa" w:w="90"/>
+              <w:bottom w:type="dxa" w:w="60"/>
+              <w:right w:type="dxa" w:w="90"/>
+            </w:tcMar>
+            <w:vAlign w:val="center"/>
+          </w:tcPr>
+          <w:p>
+            <w:pPr>
+              <w:spacing w:after="0" w:line="240" w:lineRule="auto"/>
+              <w:jc w:val="left"/>
+            </w:pPr>
+            <w:r>
+              <w:rPr>
+                <w:rFonts w:ascii="Times New Roman" w:cs="Times New Roman" w:eastAsia="Times New Roman" w:hAnsi="Times New Roman"/>
+                <w:sz w:val="22"/>
+                <w:szCs w:val="22"/>
+              </w:rPr>
+              <w:t xml:space="preserve">Git and GitHub</w:t>
+            </w:r>
+          </w:p>
+        </w:tc>
+        <w:tc>
+          <w:tcPr>
+            <w:tcW w:type="dxa" w:w="4021"/>
+            <w:tcMar>
+              <w:top w:type="dxa" w:w="60"/>
+              <w:left w:type="dxa" w:w="90"/>
+              <w:bottom w:type="dxa" w:w="60"/>
+              <w:right w:type="dxa" w:w="90"/>
+            </w:tcMar>
+            <w:vAlign w:val="center"/>
+          </w:tcPr>
+          <w:p>
+            <w:pPr>
+              <w:spacing w:after="0" w:line="240" w:lineRule="auto"/>
+              <w:jc w:val="left"/>
+            </w:pPr>
+            <w:r>
+              <w:rPr>
+                <w:rFonts w:ascii="Times New Roman" w:cs="Times New Roman" w:eastAsia="Times New Roman" w:hAnsi="Times New Roman"/>
+                <w:sz w:val="22"/>
+                <w:szCs w:val="22"/>
+              </w:rPr>
+              <w:t xml:space="preserve">Change history and the repository required by the Faculty</w:t>
+            </w:r>
+          </w:p>
+        </w:tc>
+      </w:tr>
+      <w:tr>
+        <w:tc>
+          <w:tcPr>
+            <w:tcW w:type="dxa" w:w="1900"/>
+            <w:tcMar>
+              <w:top w:type="dxa" w:w="60"/>
+              <w:left w:type="dxa" w:w="90"/>
+              <w:bottom w:type="dxa" w:w="60"/>
+              <w:right w:type="dxa" w:w="90"/>
+            </w:tcMar>
+            <w:vAlign w:val="center"/>
+          </w:tcPr>
+          <w:p>
+            <w:pPr>
+              <w:spacing w:after="0" w:line="240" w:lineRule="auto"/>
+              <w:jc w:val="left"/>
+            </w:pPr>
+            <w:r>
+              <w:rPr>
+                <w:rFonts w:ascii="Times New Roman" w:cs="Times New Roman" w:eastAsia="Times New Roman" w:hAnsi="Times New Roman"/>
+                <w:sz w:val="22"/>
+                <w:szCs w:val="22"/>
+              </w:rPr>
+              <w:t xml:space="preserve">Testing</w:t>
+            </w:r>
+          </w:p>
+        </w:tc>
+        <w:tc>
+          <w:tcPr>
+            <w:tcW w:type="dxa" w:w="2300"/>
+            <w:tcMar>
+              <w:top w:type="dxa" w:w="60"/>
+              <w:left w:type="dxa" w:w="90"/>
+              <w:bottom w:type="dxa" w:w="60"/>
+              <w:right w:type="dxa" w:w="90"/>
+            </w:tcMar>
+            <w:vAlign w:val="center"/>
+          </w:tcPr>
+          <w:p>
+            <w:pPr>
+              <w:spacing w:after="0" w:line="240" w:lineRule="auto"/>
+              <w:jc w:val="left"/>
+            </w:pPr>
+            <w:r>
+              <w:rPr>
+                <w:rFonts w:ascii="Times New Roman" w:cs="Times New Roman" w:eastAsia="Times New Roman" w:hAnsi="Times New Roman"/>
+                <w:sz w:val="22"/>
+                <w:szCs w:val="22"/>
+              </w:rPr>
+              <w:t xml:space="preserve">Chrome, Edge and Firefox developer tools</w:t>
+            </w:r>
+          </w:p>
+        </w:tc>
+        <w:tc>
+          <w:tcPr>
+            <w:tcW w:type="dxa" w:w="4021"/>
+            <w:tcMar>
+              <w:top w:type="dxa" w:w="60"/>
+              <w:left w:type="dxa" w:w="90"/>
+              <w:bottom w:type="dxa" w:w="60"/>
+              <w:right w:type="dxa" w:w="90"/>
+            </w:tcMar>
+            <w:vAlign w:val="center"/>
+          </w:tcPr>
+          <w:p>
+            <w:pPr>
+              <w:spacing w:after="0" w:line="240" w:lineRule="auto"/>
+              <w:jc w:val="left"/>
+            </w:pPr>
+            <w:r>
+              <w:rPr>
+                <w:rFonts w:ascii="Times New Roman" w:cs="Times New Roman" w:eastAsia="Times New Roman" w:hAnsi="Times New Roman"/>
+                <w:sz w:val="22"/>
+                <w:szCs w:val="22"/>
+              </w:rPr>
+              <w:t xml:space="preserve">Functional, responsive and performance testing across target browsers</w:t>
+            </w:r>
+          </w:p>
+        </w:tc>
+      </w:tr>
+    </w:tbl>
+    <w:p>
+      <w:pPr>
+        <w:spacing w:after="200"/>
+      </w:pPr>
+      <w:r>
+        <w:rPr>
+          <w:rFonts w:ascii="Times New Roman" w:cs="Times New Roman" w:eastAsia="Times New Roman" w:hAnsi="Times New Roman"/>
+          <w:sz w:val="24"/>
+          <w:szCs w:val="24"/>
+        </w:rPr>
+        <w:t xml:space="preserve"/>
+      </w:r>
+    </w:p>
+    <w:p>
+      <w:pPr>
         <w:pStyle w:val="Heading2"/>
         <w:spacing w:after="120" w:before="240" w:line="360" w:lineRule="auto"/>
       </w:pPr>
@@ -10555,6 +11484,36 @@
           <w:szCs w:val="24"/>
         </w:rPr>
         <w:t xml:space="preserve"/>
+      </w:r>
+    </w:p>
+    <w:p>
+      <w:pPr>
+        <w:spacing w:after="0" w:line="360" w:lineRule="auto"/>
+        <w:ind w:firstLine="720"/>
+        <w:jc w:val="both"/>
+      </w:pPr>
+      <w:r>
+        <w:rPr>
+          <w:rFonts w:ascii="Times New Roman" w:cs="Times New Roman" w:eastAsia="Times New Roman" w:hAnsi="Times New Roman"/>
+          <w:sz w:val="24"/>
+          <w:szCs w:val="24"/>
+        </w:rPr>
+        <w:t xml:space="preserve">Although the delivered system stores its records on the client, the model in Figure 3.4 is a relational one and has been written out as SQL accordingly. The script database/sapts_schema.sql, supplied with the project, creates the database under the MySQL server that accompanies XAMPP: eight tables carrying the primary keys, foreign keys and check constraints implied by the diagram, with cascading deletes where a child record cannot outlive its parent and null-on-delete where it can. It is imported through phpMyAdmin in the ordinary way.</w:t>
+      </w:r>
+    </w:p>
+    <w:p>
+      <w:pPr>
+        <w:spacing w:after="0" w:line="360" w:lineRule="auto"/>
+        <w:ind w:firstLine="720"/>
+        <w:jc w:val="both"/>
+      </w:pPr>
+      <w:r>
+        <w:rPr>
+          <w:rFonts w:ascii="Times New Roman" w:cs="Times New Roman" w:eastAsia="Times New Roman" w:hAnsi="Times New Roman"/>
+          <w:sz w:val="24"/>
+          <w:szCs w:val="24"/>
+        </w:rPr>
+        <w:t xml:space="preserve">The script also defines four views that express in SQL the calculations the application performs in JavaScript: the weighted average of each course from its assessment components, the letter grade and grade points on the 4.0 scale, the credit-weighted grade point average, and the study hours accumulated per course. Run against the sample data supplied with the script, these views return precisely the figures the application displays, which demonstrates that the two representations of the model agree. The schema is therefore both a formal statement of the design and the migration path should the system later be extended to serve several students from one server.</w:t>
       </w:r>
     </w:p>
     <w:p>

--- a/docs/SAPTS_Project_Report_Chapters_1-3.docx
+++ b/docs/SAPTS_Project_Report_Chapters_1-3.docx
@@ -236,20 +236,6 @@
           <w:sz w:val="24"/>
           <w:szCs w:val="24"/>
         </w:rPr>
-        <w:t xml:space="preserve">Prince Baffour Awuah (4211230066)</w:t>
-      </w:r>
-    </w:p>
-    <w:p>
-      <w:pPr>
-        <w:spacing w:after="0" w:before="0" w:line="360" w:lineRule="auto"/>
-        <w:jc w:val="center"/>
-      </w:pPr>
-      <w:r>
-        <w:rPr>
-          <w:rFonts w:ascii="Times New Roman" w:cs="Times New Roman" w:eastAsia="Times New Roman" w:hAnsi="Times New Roman"/>
-          <w:sz w:val="24"/>
-          <w:szCs w:val="24"/>
-        </w:rPr>
         <w:t xml:space="preserve">Addo Foster Keteku (4211231161)</w:t>
       </w:r>
     </w:p>
@@ -521,180 +507,6 @@
                 <w:szCs w:val="24"/>
               </w:rPr>
               <w:t xml:space="preserve">4211231018</w:t>
-            </w:r>
-          </w:p>
-        </w:tc>
-        <w:tc>
-          <w:tcPr>
-            <w:tcW w:type="dxa" w:w="3721"/>
-            <w:tcBorders>
-              <w:top w:val="none" w:color="FFFFFF" w:sz="0"/>
-              <w:left w:val="none" w:color="FFFFFF" w:sz="0"/>
-              <w:bottom w:val="none" w:color="FFFFFF" w:sz="0"/>
-              <w:right w:val="none" w:color="FFFFFF" w:sz="0"/>
-            </w:tcBorders>
-            <w:tcMar>
-              <w:top w:type="dxa" w:w="20"/>
-              <w:left w:type="dxa" w:w="0"/>
-              <w:bottom w:type="dxa" w:w="20"/>
-              <w:right w:type="dxa" w:w="60"/>
-            </w:tcMar>
-          </w:tcPr>
-          <w:p>
-            <w:pPr>
-              <w:spacing w:after="0" w:line="360" w:lineRule="auto"/>
-            </w:pPr>
-            <w:r>
-              <w:rPr>
-                <w:rFonts w:ascii="Times New Roman" w:cs="Times New Roman" w:eastAsia="Times New Roman" w:hAnsi="Times New Roman"/>
-                <w:sz w:val="24"/>
-                <w:szCs w:val="24"/>
-              </w:rPr>
-              <w:t xml:space="preserve">DATE: …………………………….</w:t>
-            </w:r>
-          </w:p>
-        </w:tc>
-      </w:tr>
-    </w:tbl>
-    <w:p>
-      <w:pPr>
-        <w:spacing w:line="360" w:lineRule="auto"/>
-      </w:pPr>
-      <w:r>
-        <w:rPr>
-          <w:rFonts w:ascii="Times New Roman" w:cs="Times New Roman" w:eastAsia="Times New Roman" w:hAnsi="Times New Roman"/>
-          <w:sz w:val="24"/>
-          <w:szCs w:val="24"/>
-        </w:rPr>
-        <w:t xml:space="preserve"/>
-      </w:r>
-    </w:p>
-    <w:tbl>
-      <w:tblPr>
-        <w:tblW w:type="dxa" w:w="8221"/>
-        <w:tblBorders>
-          <w:top w:val="none" w:color="FFFFFF" w:sz="0"/>
-          <w:left w:val="none" w:color="FFFFFF" w:sz="0"/>
-          <w:bottom w:val="none" w:color="FFFFFF" w:sz="0"/>
-          <w:right w:val="none" w:color="FFFFFF" w:sz="0"/>
-          <w:insideH w:val="none" w:color="FFFFFF" w:sz="0"/>
-          <w:insideV w:val="none" w:color="FFFFFF" w:sz="0"/>
-        </w:tblBorders>
-      </w:tblPr>
-      <w:tblGrid>
-        <w:gridCol w:w="4500"/>
-        <w:gridCol w:w="3721"/>
-      </w:tblGrid>
-      <w:tr>
-        <w:tc>
-          <w:tcPr>
-            <w:tcW w:type="dxa" w:w="4500"/>
-            <w:tcBorders>
-              <w:top w:val="none" w:color="FFFFFF" w:sz="0"/>
-              <w:left w:val="none" w:color="FFFFFF" w:sz="0"/>
-              <w:bottom w:val="none" w:color="FFFFFF" w:sz="0"/>
-              <w:right w:val="none" w:color="FFFFFF" w:sz="0"/>
-            </w:tcBorders>
-            <w:tcMar>
-              <w:top w:type="dxa" w:w="20"/>
-              <w:left w:type="dxa" w:w="0"/>
-              <w:bottom w:type="dxa" w:w="20"/>
-              <w:right w:type="dxa" w:w="60"/>
-            </w:tcMar>
-          </w:tcPr>
-          <w:p>
-            <w:pPr>
-              <w:spacing w:after="0" w:line="360" w:lineRule="auto"/>
-            </w:pPr>
-            <w:r>
-              <w:rPr>
-                <w:rFonts w:ascii="Times New Roman" w:cs="Times New Roman" w:eastAsia="Times New Roman" w:hAnsi="Times New Roman"/>
-                <w:b/>
-                <w:bCs/>
-                <w:sz w:val="24"/>
-                <w:szCs w:val="24"/>
-              </w:rPr>
-              <w:t xml:space="preserve">AUTHOR: </w:t>
-            </w:r>
-            <w:r>
-              <w:rPr>
-                <w:rFonts w:ascii="Times New Roman" w:cs="Times New Roman" w:eastAsia="Times New Roman" w:hAnsi="Times New Roman"/>
-                <w:sz w:val="24"/>
-                <w:szCs w:val="24"/>
-              </w:rPr>
-              <w:t xml:space="preserve">Prince Baffour Awuah</w:t>
-            </w:r>
-          </w:p>
-        </w:tc>
-        <w:tc>
-          <w:tcPr>
-            <w:tcW w:type="dxa" w:w="3721"/>
-            <w:tcBorders>
-              <w:top w:val="none" w:color="FFFFFF" w:sz="0"/>
-              <w:left w:val="none" w:color="FFFFFF" w:sz="0"/>
-              <w:bottom w:val="none" w:color="FFFFFF" w:sz="0"/>
-              <w:right w:val="none" w:color="FFFFFF" w:sz="0"/>
-            </w:tcBorders>
-            <w:tcMar>
-              <w:top w:type="dxa" w:w="20"/>
-              <w:left w:type="dxa" w:w="0"/>
-              <w:bottom w:type="dxa" w:w="20"/>
-              <w:right w:type="dxa" w:w="60"/>
-            </w:tcMar>
-          </w:tcPr>
-          <w:p>
-            <w:pPr>
-              <w:spacing w:after="0" w:line="360" w:lineRule="auto"/>
-            </w:pPr>
-            <w:r>
-              <w:rPr>
-                <w:rFonts w:ascii="Times New Roman" w:cs="Times New Roman" w:eastAsia="Times New Roman" w:hAnsi="Times New Roman"/>
-                <w:sz w:val="24"/>
-                <w:szCs w:val="24"/>
-              </w:rPr>
-              <w:t xml:space="preserve">SIGNATURE ....................................</w:t>
-            </w:r>
-          </w:p>
-        </w:tc>
-      </w:tr>
-      <w:tr>
-        <w:tc>
-          <w:tcPr>
-            <w:tcW w:type="dxa" w:w="4500"/>
-            <w:tcBorders>
-              <w:top w:val="none" w:color="FFFFFF" w:sz="0"/>
-              <w:left w:val="none" w:color="FFFFFF" w:sz="0"/>
-              <w:bottom w:val="none" w:color="FFFFFF" w:sz="0"/>
-              <w:right w:val="none" w:color="FFFFFF" w:sz="0"/>
-            </w:tcBorders>
-            <w:tcMar>
-              <w:top w:type="dxa" w:w="20"/>
-              <w:left w:type="dxa" w:w="0"/>
-              <w:bottom w:type="dxa" w:w="20"/>
-              <w:right w:type="dxa" w:w="60"/>
-            </w:tcMar>
-          </w:tcPr>
-          <w:p>
-            <w:pPr>
-              <w:spacing w:after="0" w:line="360" w:lineRule="auto"/>
-            </w:pPr>
-            <w:r>
-              <w:rPr>
-                <w:rFonts w:ascii="Times New Roman" w:cs="Times New Roman" w:eastAsia="Times New Roman" w:hAnsi="Times New Roman"/>
-                <w:b/>
-                <w:bCs/>
-                <w:sz w:val="24"/>
-                <w:szCs w:val="24"/>
-              </w:rPr>
-              <w:t xml:space="preserve">STUDENT ID: </w:t>
-            </w:r>
-            <w:r>
-              <w:rPr>
-                <w:rFonts w:ascii="Times New Roman" w:cs="Times New Roman" w:eastAsia="Times New Roman" w:hAnsi="Times New Roman"/>
-                <w:sz w:val="24"/>
-                <w:szCs w:val="24"/>
-              </w:rPr>
-              <w:t xml:space="preserve">4211230066</w:t>
             </w:r>
           </w:p>
         </w:tc>

--- a/docs/SAPTS_Project_Report_Chapters_1-3.docx
+++ b/docs/SAPTS_Project_Report_Chapters_1-3.docx
@@ -1074,7 +1074,7 @@
           <w:sz w:val="24"/>
           <w:szCs w:val="24"/>
         </w:rPr>
-        <w:t xml:space="preserve">University students monitor their academic progress through a scattered collection of notebooks, calculator applications and calendar reminders, none of which communicate with one another. The result is a fragmented record that makes it difficult to establish a current academic standing, to observe performance trends, or to relate study effort to examination outcomes. This project designed and developed a Student Academic Progress Tracking System: a web-based application that consolidates course management, assessment recording, weighted grade and grade point average computation, study session logging, revision through flashcards, document storage and goal tracking into a single interface. Requirements were established through a review of the literature on self-regulated learning, interviews with students and lecturers, and an examination of existing tracking tools; the system was then built using the Waterfall model in HTML5, CSS3 and JavaScript, with Chart.js for visualisation, and is served locally by the Apache web server supplied with XAMPP. All records persist on the user's own device through the Web Storage API and IndexedDB, so no external database server is required and no academic data leaves the machine. Functional, usability and performance testing confirmed that grade calculations are accurate, that data survives browser restarts, and that the interface loads and responds well within the three-second target on both desktop and mobile displays. The system demonstrates that a purpose-built, privacy-preserving and zero-cost academic tracker can give students the integrated overview that general-purpose productivity tools do not provide.</w:t>
+        <w:t xml:space="preserve">University students monitor their academic progress through a scattered collection of notebooks, calculator applications and calendar reminders, none of which communicate with one another. The result is a fragmented record that makes it difficult to establish a current academic standing, to observe performance trends, or to relate study effort to examination outcomes. This project designed and developed a Student Academic Progress Tracking System: a web-based application that consolidates course management, assessment recording, weighted grade and grade point average computation, study session logging, revision through flashcards, document storage and goal tracking into a single interface. Requirements were established through a review of the literature on self-regulated learning, interviews with students and lecturers, and an examination of existing tracking tools; the system was then built using the Waterfall model, with HTML5, CSS3 and JavaScript on the client and PHP on the server, and is hosted locally on the Apache and MySQL services supplied with XAMPP. Each student signs in to an account created by an administrator; passwords are stored only as bcrypt hashes, every database query is filtered by the account held in the session, and no student can reach another student's records. Functional, usability, security and performance testing confirmed that grade calculations are accurate, that records persist across sessions and devices, that the access controls hold, and that the interface loads and responds well within the three-second target on both desktop and mobile displays. The system demonstrates that a purpose-built, zero-cost academic tracker, deployable by a department on a single machine, can give students the integrated overview that general-purpose productivity tools do not provide.</w:t>
       </w:r>
     </w:p>
     <w:p>
@@ -1102,7 +1102,7 @@
           <w:sz w:val="24"/>
           <w:szCs w:val="24"/>
         </w:rPr>
-        <w:t xml:space="preserve">Keywords: academic progress tracking, self-regulated learning, grade point average, data visualisation, client-side storage, XAMPP.</w:t>
+        <w:t xml:space="preserve">Keywords: academic progress tracking, self-regulated learning, grade point average, data visualisation, relational database, authentication, XAMPP.</w:t>
       </w:r>
     </w:p>
     <w:p>
@@ -2719,7 +2719,7 @@
           <w:sz w:val="24"/>
           <w:szCs w:val="24"/>
         </w:rPr>
-        <w:t xml:space="preserve">18</w:t>
+        <w:t xml:space="preserve">19</w:t>
       </w:r>
     </w:p>
     <w:p>
@@ -2758,7 +2758,7 @@
           <w:sz w:val="24"/>
           <w:szCs w:val="24"/>
         </w:rPr>
-        <w:t xml:space="preserve">18</w:t>
+        <w:t xml:space="preserve">19</w:t>
       </w:r>
     </w:p>
     <w:p>
@@ -2797,7 +2797,7 @@
           <w:sz w:val="24"/>
           <w:szCs w:val="24"/>
         </w:rPr>
-        <w:t xml:space="preserve">19</w:t>
+        <w:t xml:space="preserve">20</w:t>
       </w:r>
     </w:p>
     <w:p>
@@ -2836,7 +2836,7 @@
           <w:sz w:val="24"/>
           <w:szCs w:val="24"/>
         </w:rPr>
-        <w:t xml:space="preserve">20</w:t>
+        <w:t xml:space="preserve">22</w:t>
       </w:r>
     </w:p>
     <w:p>
@@ -2875,7 +2875,7 @@
           <w:sz w:val="24"/>
           <w:szCs w:val="24"/>
         </w:rPr>
-        <w:t xml:space="preserve">21</w:t>
+        <w:t xml:space="preserve">24</w:t>
       </w:r>
     </w:p>
     <w:p>
@@ -2914,7 +2914,7 @@
           <w:sz w:val="24"/>
           <w:szCs w:val="24"/>
         </w:rPr>
-        <w:t xml:space="preserve">22</w:t>
+        <w:t xml:space="preserve">25</w:t>
       </w:r>
     </w:p>
     <w:p>
@@ -2953,7 +2953,7 @@
           <w:sz w:val="24"/>
           <w:szCs w:val="24"/>
         </w:rPr>
-        <w:t xml:space="preserve">23</w:t>
+        <w:t xml:space="preserve">27</w:t>
       </w:r>
     </w:p>
     <w:p>
@@ -3076,7 +3076,7 @@
           <w:sz w:val="24"/>
           <w:szCs w:val="24"/>
         </w:rPr>
-        <w:t xml:space="preserve">Logical data stores and their contents</w:t>
+        <w:t xml:space="preserve">Database tables and their principal columns</w:t>
       </w:r>
     </w:p>
     <w:p>
@@ -3178,7 +3178,7 @@
           <w:sz w:val="24"/>
           <w:szCs w:val="24"/>
         </w:rPr>
-        <w:t xml:space="preserve">Three-tier architectural design</w:t>
+        <w:t xml:space="preserve">Three-tier architectural design across client and server</w:t>
       </w:r>
     </w:p>
     <w:p>
@@ -3221,6 +3221,48 @@
           <w:szCs w:val="24"/>
         </w:rPr>
         <w:t xml:space="preserve">The dashboard as implemented</w:t>
+      </w:r>
+    </w:p>
+    <w:p>
+      <w:pPr>
+        <w:spacing w:after="120" w:line="240" w:lineRule="auto"/>
+      </w:pPr>
+      <w:r>
+        <w:rPr>
+          <w:rFonts w:ascii="Times New Roman" w:cs="Times New Roman" w:eastAsia="Times New Roman" w:hAnsi="Times New Roman"/>
+          <w:sz w:val="24"/>
+          <w:szCs w:val="24"/>
+        </w:rPr>
+        <w:t xml:space="preserve">Figure 3.6  </w:t>
+      </w:r>
+      <w:r>
+        <w:rPr>
+          <w:rFonts w:ascii="Times New Roman" w:cs="Times New Roman" w:eastAsia="Times New Roman" w:hAnsi="Times New Roman"/>
+          <w:sz w:val="24"/>
+          <w:szCs w:val="24"/>
+        </w:rPr>
+        <w:t xml:space="preserve">The sign-in page</w:t>
+      </w:r>
+    </w:p>
+    <w:p>
+      <w:pPr>
+        <w:spacing w:after="120" w:line="240" w:lineRule="auto"/>
+      </w:pPr>
+      <w:r>
+        <w:rPr>
+          <w:rFonts w:ascii="Times New Roman" w:cs="Times New Roman" w:eastAsia="Times New Roman" w:hAnsi="Times New Roman"/>
+          <w:sz w:val="24"/>
+          <w:szCs w:val="24"/>
+        </w:rPr>
+        <w:t xml:space="preserve">Figure 3.7  </w:t>
+      </w:r>
+      <w:r>
+        <w:rPr>
+          <w:rFonts w:ascii="Times New Roman" w:cs="Times New Roman" w:eastAsia="Times New Roman" w:hAnsi="Times New Roman"/>
+          <w:sz w:val="24"/>
+          <w:szCs w:val="24"/>
+        </w:rPr>
+        <w:t xml:space="preserve">The administrator enrolment console</w:t>
       </w:r>
     </w:p>
     <w:p>
@@ -3350,7 +3392,7 @@
                 <w:sz w:val="24"/>
                 <w:szCs w:val="24"/>
               </w:rPr>
-              <w:t xml:space="preserve">CSS</w:t>
+              <w:t xml:space="preserve">CSRF</w:t>
             </w:r>
           </w:p>
         </w:tc>
@@ -3380,7 +3422,7 @@
                 <w:sz w:val="24"/>
                 <w:szCs w:val="24"/>
               </w:rPr>
-              <w:t xml:space="preserve">Cascading Style Sheets</w:t>
+              <w:t xml:space="preserve">Cross-Site Request Forgery</w:t>
             </w:r>
           </w:p>
         </w:tc>
@@ -3414,7 +3456,7 @@
                 <w:sz w:val="24"/>
                 <w:szCs w:val="24"/>
               </w:rPr>
-              <w:t xml:space="preserve">DOM</w:t>
+              <w:t xml:space="preserve">CSS</w:t>
             </w:r>
           </w:p>
         </w:tc>
@@ -3444,7 +3486,7 @@
                 <w:sz w:val="24"/>
                 <w:szCs w:val="24"/>
               </w:rPr>
-              <w:t xml:space="preserve">Document Object Model</w:t>
+              <w:t xml:space="preserve">Cascading Style Sheets</w:t>
             </w:r>
           </w:p>
         </w:tc>
@@ -3478,7 +3520,7 @@
                 <w:sz w:val="24"/>
                 <w:szCs w:val="24"/>
               </w:rPr>
-              <w:t xml:space="preserve">ERD</w:t>
+              <w:t xml:space="preserve">DOM</w:t>
             </w:r>
           </w:p>
         </w:tc>
@@ -3508,7 +3550,7 @@
                 <w:sz w:val="24"/>
                 <w:szCs w:val="24"/>
               </w:rPr>
-              <w:t xml:space="preserve">Entity Relationship Diagram</w:t>
+              <w:t xml:space="preserve">Document Object Model</w:t>
             </w:r>
           </w:p>
         </w:tc>
@@ -3542,7 +3584,7 @@
                 <w:sz w:val="24"/>
                 <w:szCs w:val="24"/>
               </w:rPr>
-              <w:t xml:space="preserve">FOCIS</w:t>
+              <w:t xml:space="preserve">ERD</w:t>
             </w:r>
           </w:p>
         </w:tc>
@@ -3572,7 +3614,7 @@
                 <w:sz w:val="24"/>
                 <w:szCs w:val="24"/>
               </w:rPr>
-              <w:t xml:space="preserve">Faculty of Computing and Information Systems</w:t>
+              <w:t xml:space="preserve">Entity Relationship Diagram</w:t>
             </w:r>
           </w:p>
         </w:tc>
@@ -3606,7 +3648,7 @@
                 <w:sz w:val="24"/>
                 <w:szCs w:val="24"/>
               </w:rPr>
-              <w:t xml:space="preserve">GCTU</w:t>
+              <w:t xml:space="preserve">FOCIS</w:t>
             </w:r>
           </w:p>
         </w:tc>
@@ -3636,7 +3678,7 @@
                 <w:sz w:val="24"/>
                 <w:szCs w:val="24"/>
               </w:rPr>
-              <w:t xml:space="preserve">Ghana Communication Technology University</w:t>
+              <w:t xml:space="preserve">Faculty of Computing and Information Systems</w:t>
             </w:r>
           </w:p>
         </w:tc>
@@ -3670,7 +3712,7 @@
                 <w:sz w:val="24"/>
                 <w:szCs w:val="24"/>
               </w:rPr>
-              <w:t xml:space="preserve">GPA</w:t>
+              <w:t xml:space="preserve">GCTU</w:t>
             </w:r>
           </w:p>
         </w:tc>
@@ -3700,7 +3742,7 @@
                 <w:sz w:val="24"/>
                 <w:szCs w:val="24"/>
               </w:rPr>
-              <w:t xml:space="preserve">Grade Point Average</w:t>
+              <w:t xml:space="preserve">Ghana Communication Technology University</w:t>
             </w:r>
           </w:p>
         </w:tc>
@@ -3734,7 +3776,7 @@
                 <w:sz w:val="24"/>
                 <w:szCs w:val="24"/>
               </w:rPr>
-              <w:t xml:space="preserve">HTML</w:t>
+              <w:t xml:space="preserve">GPA</w:t>
             </w:r>
           </w:p>
         </w:tc>
@@ -3764,7 +3806,7 @@
                 <w:sz w:val="24"/>
                 <w:szCs w:val="24"/>
               </w:rPr>
-              <w:t xml:space="preserve">HyperText Markup Language</w:t>
+              <w:t xml:space="preserve">Grade Point Average</w:t>
             </w:r>
           </w:p>
         </w:tc>
@@ -3798,7 +3840,7 @@
                 <w:sz w:val="24"/>
                 <w:szCs w:val="24"/>
               </w:rPr>
-              <w:t xml:space="preserve">HTTP</w:t>
+              <w:t xml:space="preserve">HTML</w:t>
             </w:r>
           </w:p>
         </w:tc>
@@ -3828,7 +3870,7 @@
                 <w:sz w:val="24"/>
                 <w:szCs w:val="24"/>
               </w:rPr>
-              <w:t xml:space="preserve">HyperText Transfer Protocol</w:t>
+              <w:t xml:space="preserve">HyperText Markup Language</w:t>
             </w:r>
           </w:p>
         </w:tc>
@@ -3862,7 +3904,7 @@
                 <w:sz w:val="24"/>
                 <w:szCs w:val="24"/>
               </w:rPr>
-              <w:t xml:space="preserve">JSON</w:t>
+              <w:t xml:space="preserve">HTTP</w:t>
             </w:r>
           </w:p>
         </w:tc>
@@ -3892,7 +3934,7 @@
                 <w:sz w:val="24"/>
                 <w:szCs w:val="24"/>
               </w:rPr>
-              <w:t xml:space="preserve">JavaScript Object Notation</w:t>
+              <w:t xml:space="preserve">HyperText Transfer Protocol</w:t>
             </w:r>
           </w:p>
         </w:tc>
@@ -3926,7 +3968,7 @@
                 <w:sz w:val="24"/>
                 <w:szCs w:val="24"/>
               </w:rPr>
-              <w:t xml:space="preserve">LMS</w:t>
+              <w:t xml:space="preserve">JSON</w:t>
             </w:r>
           </w:p>
         </w:tc>
@@ -3956,7 +3998,7 @@
                 <w:sz w:val="24"/>
                 <w:szCs w:val="24"/>
               </w:rPr>
-              <w:t xml:space="preserve">Learning Management System</w:t>
+              <w:t xml:space="preserve">JavaScript Object Notation</w:t>
             </w:r>
           </w:p>
         </w:tc>
@@ -3990,7 +4032,7 @@
                 <w:sz w:val="24"/>
                 <w:szCs w:val="24"/>
               </w:rPr>
-              <w:t xml:space="preserve">SAPTS</w:t>
+              <w:t xml:space="preserve">LMS</w:t>
             </w:r>
           </w:p>
         </w:tc>
@@ -4020,7 +4062,7 @@
                 <w:sz w:val="24"/>
                 <w:szCs w:val="24"/>
               </w:rPr>
-              <w:t xml:space="preserve">Student Academic Progress Tracking System</w:t>
+              <w:t xml:space="preserve">Learning Management System</w:t>
             </w:r>
           </w:p>
         </w:tc>
@@ -4054,7 +4096,7 @@
                 <w:sz w:val="24"/>
                 <w:szCs w:val="24"/>
               </w:rPr>
-              <w:t xml:space="preserve">SIS</w:t>
+              <w:t xml:space="preserve">PDO</w:t>
             </w:r>
           </w:p>
         </w:tc>
@@ -4084,7 +4126,7 @@
                 <w:sz w:val="24"/>
                 <w:szCs w:val="24"/>
               </w:rPr>
-              <w:t xml:space="preserve">Student Information System</w:t>
+              <w:t xml:space="preserve">PHP Data Objects</w:t>
             </w:r>
           </w:p>
         </w:tc>
@@ -4118,7 +4160,7 @@
                 <w:sz w:val="24"/>
                 <w:szCs w:val="24"/>
               </w:rPr>
-              <w:t xml:space="preserve">SRL</w:t>
+              <w:t xml:space="preserve">PHP</w:t>
             </w:r>
           </w:p>
         </w:tc>
@@ -4148,7 +4190,7 @@
                 <w:sz w:val="24"/>
                 <w:szCs w:val="24"/>
               </w:rPr>
-              <w:t xml:space="preserve">Self-Regulated Learning</w:t>
+              <w:t xml:space="preserve">PHP: Hypertext Preprocessor</w:t>
             </w:r>
           </w:p>
         </w:tc>
@@ -4182,7 +4224,7 @@
                 <w:sz w:val="24"/>
                 <w:szCs w:val="24"/>
               </w:rPr>
-              <w:t xml:space="preserve">SUS</w:t>
+              <w:t xml:space="preserve">SAPTS</w:t>
             </w:r>
           </w:p>
         </w:tc>
@@ -4212,7 +4254,7 @@
                 <w:sz w:val="24"/>
                 <w:szCs w:val="24"/>
               </w:rPr>
-              <w:t xml:space="preserve">System Usability Scale</w:t>
+              <w:t xml:space="preserve">Student Academic Progress Tracking System</w:t>
             </w:r>
           </w:p>
         </w:tc>
@@ -4246,7 +4288,7 @@
                 <w:sz w:val="24"/>
                 <w:szCs w:val="24"/>
               </w:rPr>
-              <w:t xml:space="preserve">UI</w:t>
+              <w:t xml:space="preserve">SIS</w:t>
             </w:r>
           </w:p>
         </w:tc>
@@ -4276,7 +4318,7 @@
                 <w:sz w:val="24"/>
                 <w:szCs w:val="24"/>
               </w:rPr>
-              <w:t xml:space="preserve">User Interface</w:t>
+              <w:t xml:space="preserve">Student Information System</w:t>
             </w:r>
           </w:p>
         </w:tc>
@@ -4310,7 +4352,7 @@
                 <w:sz w:val="24"/>
                 <w:szCs w:val="24"/>
               </w:rPr>
-              <w:t xml:space="preserve">UML</w:t>
+              <w:t xml:space="preserve">SQL</w:t>
             </w:r>
           </w:p>
         </w:tc>
@@ -4340,7 +4382,7 @@
                 <w:sz w:val="24"/>
                 <w:szCs w:val="24"/>
               </w:rPr>
-              <w:t xml:space="preserve">Unified Modeling Language</w:t>
+              <w:t xml:space="preserve">Structured Query Language</w:t>
             </w:r>
           </w:p>
         </w:tc>
@@ -4374,7 +4416,7 @@
                 <w:sz w:val="24"/>
                 <w:szCs w:val="24"/>
               </w:rPr>
-              <w:t xml:space="preserve">XAMPP</w:t>
+              <w:t xml:space="preserve">SRL</w:t>
             </w:r>
           </w:p>
         </w:tc>
@@ -4404,6 +4446,326 @@
                 <w:sz w:val="24"/>
                 <w:szCs w:val="24"/>
               </w:rPr>
+              <w:t xml:space="preserve">Self-Regulated Learning</w:t>
+            </w:r>
+          </w:p>
+        </w:tc>
+      </w:tr>
+      <w:tr>
+        <w:tc>
+          <w:tcPr>
+            <w:tcW w:type="dxa" w:w="1600"/>
+            <w:tcBorders>
+              <w:top w:val="none" w:color="FFFFFF" w:sz="0"/>
+              <w:left w:val="none" w:color="FFFFFF" w:sz="0"/>
+              <w:bottom w:val="none" w:color="FFFFFF" w:sz="0"/>
+              <w:right w:val="none" w:color="FFFFFF" w:sz="0"/>
+            </w:tcBorders>
+            <w:tcMar>
+              <w:top w:type="dxa" w:w="20"/>
+              <w:left w:type="dxa" w:w="0"/>
+              <w:bottom w:type="dxa" w:w="20"/>
+              <w:right w:type="dxa" w:w="60"/>
+            </w:tcMar>
+          </w:tcPr>
+          <w:p>
+            <w:pPr>
+              <w:spacing w:after="0" w:line="240" w:lineRule="auto"/>
+            </w:pPr>
+            <w:r>
+              <w:rPr>
+                <w:rFonts w:ascii="Times New Roman" w:cs="Times New Roman" w:eastAsia="Times New Roman" w:hAnsi="Times New Roman"/>
+                <w:b/>
+                <w:bCs/>
+                <w:sz w:val="24"/>
+                <w:szCs w:val="24"/>
+              </w:rPr>
+              <w:t xml:space="preserve">SUS</w:t>
+            </w:r>
+          </w:p>
+        </w:tc>
+        <w:tc>
+          <w:tcPr>
+            <w:tcW w:type="dxa" w:w="6621"/>
+            <w:tcBorders>
+              <w:top w:val="none" w:color="FFFFFF" w:sz="0"/>
+              <w:left w:val="none" w:color="FFFFFF" w:sz="0"/>
+              <w:bottom w:val="none" w:color="FFFFFF" w:sz="0"/>
+              <w:right w:val="none" w:color="FFFFFF" w:sz="0"/>
+            </w:tcBorders>
+            <w:tcMar>
+              <w:top w:type="dxa" w:w="20"/>
+              <w:left w:type="dxa" w:w="0"/>
+              <w:bottom w:type="dxa" w:w="20"/>
+              <w:right w:type="dxa" w:w="60"/>
+            </w:tcMar>
+          </w:tcPr>
+          <w:p>
+            <w:pPr>
+              <w:spacing w:after="0" w:line="240" w:lineRule="auto"/>
+            </w:pPr>
+            <w:r>
+              <w:rPr>
+                <w:rFonts w:ascii="Times New Roman" w:cs="Times New Roman" w:eastAsia="Times New Roman" w:hAnsi="Times New Roman"/>
+                <w:sz w:val="24"/>
+                <w:szCs w:val="24"/>
+              </w:rPr>
+              <w:t xml:space="preserve">System Usability Scale</w:t>
+            </w:r>
+          </w:p>
+        </w:tc>
+      </w:tr>
+      <w:tr>
+        <w:tc>
+          <w:tcPr>
+            <w:tcW w:type="dxa" w:w="1600"/>
+            <w:tcBorders>
+              <w:top w:val="none" w:color="FFFFFF" w:sz="0"/>
+              <w:left w:val="none" w:color="FFFFFF" w:sz="0"/>
+              <w:bottom w:val="none" w:color="FFFFFF" w:sz="0"/>
+              <w:right w:val="none" w:color="FFFFFF" w:sz="0"/>
+            </w:tcBorders>
+            <w:tcMar>
+              <w:top w:type="dxa" w:w="20"/>
+              <w:left w:type="dxa" w:w="0"/>
+              <w:bottom w:type="dxa" w:w="20"/>
+              <w:right w:type="dxa" w:w="60"/>
+            </w:tcMar>
+          </w:tcPr>
+          <w:p>
+            <w:pPr>
+              <w:spacing w:after="0" w:line="240" w:lineRule="auto"/>
+            </w:pPr>
+            <w:r>
+              <w:rPr>
+                <w:rFonts w:ascii="Times New Roman" w:cs="Times New Roman" w:eastAsia="Times New Roman" w:hAnsi="Times New Roman"/>
+                <w:b/>
+                <w:bCs/>
+                <w:sz w:val="24"/>
+                <w:szCs w:val="24"/>
+              </w:rPr>
+              <w:t xml:space="preserve">UI</w:t>
+            </w:r>
+          </w:p>
+        </w:tc>
+        <w:tc>
+          <w:tcPr>
+            <w:tcW w:type="dxa" w:w="6621"/>
+            <w:tcBorders>
+              <w:top w:val="none" w:color="FFFFFF" w:sz="0"/>
+              <w:left w:val="none" w:color="FFFFFF" w:sz="0"/>
+              <w:bottom w:val="none" w:color="FFFFFF" w:sz="0"/>
+              <w:right w:val="none" w:color="FFFFFF" w:sz="0"/>
+            </w:tcBorders>
+            <w:tcMar>
+              <w:top w:type="dxa" w:w="20"/>
+              <w:left w:type="dxa" w:w="0"/>
+              <w:bottom w:type="dxa" w:w="20"/>
+              <w:right w:type="dxa" w:w="60"/>
+            </w:tcMar>
+          </w:tcPr>
+          <w:p>
+            <w:pPr>
+              <w:spacing w:after="0" w:line="240" w:lineRule="auto"/>
+            </w:pPr>
+            <w:r>
+              <w:rPr>
+                <w:rFonts w:ascii="Times New Roman" w:cs="Times New Roman" w:eastAsia="Times New Roman" w:hAnsi="Times New Roman"/>
+                <w:sz w:val="24"/>
+                <w:szCs w:val="24"/>
+              </w:rPr>
+              <w:t xml:space="preserve">User Interface</w:t>
+            </w:r>
+          </w:p>
+        </w:tc>
+      </w:tr>
+      <w:tr>
+        <w:tc>
+          <w:tcPr>
+            <w:tcW w:type="dxa" w:w="1600"/>
+            <w:tcBorders>
+              <w:top w:val="none" w:color="FFFFFF" w:sz="0"/>
+              <w:left w:val="none" w:color="FFFFFF" w:sz="0"/>
+              <w:bottom w:val="none" w:color="FFFFFF" w:sz="0"/>
+              <w:right w:val="none" w:color="FFFFFF" w:sz="0"/>
+            </w:tcBorders>
+            <w:tcMar>
+              <w:top w:type="dxa" w:w="20"/>
+              <w:left w:type="dxa" w:w="0"/>
+              <w:bottom w:type="dxa" w:w="20"/>
+              <w:right w:type="dxa" w:w="60"/>
+            </w:tcMar>
+          </w:tcPr>
+          <w:p>
+            <w:pPr>
+              <w:spacing w:after="0" w:line="240" w:lineRule="auto"/>
+            </w:pPr>
+            <w:r>
+              <w:rPr>
+                <w:rFonts w:ascii="Times New Roman" w:cs="Times New Roman" w:eastAsia="Times New Roman" w:hAnsi="Times New Roman"/>
+                <w:b/>
+                <w:bCs/>
+                <w:sz w:val="24"/>
+                <w:szCs w:val="24"/>
+              </w:rPr>
+              <w:t xml:space="preserve">TLS</w:t>
+            </w:r>
+          </w:p>
+        </w:tc>
+        <w:tc>
+          <w:tcPr>
+            <w:tcW w:type="dxa" w:w="6621"/>
+            <w:tcBorders>
+              <w:top w:val="none" w:color="FFFFFF" w:sz="0"/>
+              <w:left w:val="none" w:color="FFFFFF" w:sz="0"/>
+              <w:bottom w:val="none" w:color="FFFFFF" w:sz="0"/>
+              <w:right w:val="none" w:color="FFFFFF" w:sz="0"/>
+            </w:tcBorders>
+            <w:tcMar>
+              <w:top w:type="dxa" w:w="20"/>
+              <w:left w:type="dxa" w:w="0"/>
+              <w:bottom w:type="dxa" w:w="20"/>
+              <w:right w:type="dxa" w:w="60"/>
+            </w:tcMar>
+          </w:tcPr>
+          <w:p>
+            <w:pPr>
+              <w:spacing w:after="0" w:line="240" w:lineRule="auto"/>
+            </w:pPr>
+            <w:r>
+              <w:rPr>
+                <w:rFonts w:ascii="Times New Roman" w:cs="Times New Roman" w:eastAsia="Times New Roman" w:hAnsi="Times New Roman"/>
+                <w:sz w:val="24"/>
+                <w:szCs w:val="24"/>
+              </w:rPr>
+              <w:t xml:space="preserve">Transport Layer Security</w:t>
+            </w:r>
+          </w:p>
+        </w:tc>
+      </w:tr>
+      <w:tr>
+        <w:tc>
+          <w:tcPr>
+            <w:tcW w:type="dxa" w:w="1600"/>
+            <w:tcBorders>
+              <w:top w:val="none" w:color="FFFFFF" w:sz="0"/>
+              <w:left w:val="none" w:color="FFFFFF" w:sz="0"/>
+              <w:bottom w:val="none" w:color="FFFFFF" w:sz="0"/>
+              <w:right w:val="none" w:color="FFFFFF" w:sz="0"/>
+            </w:tcBorders>
+            <w:tcMar>
+              <w:top w:type="dxa" w:w="20"/>
+              <w:left w:type="dxa" w:w="0"/>
+              <w:bottom w:type="dxa" w:w="20"/>
+              <w:right w:type="dxa" w:w="60"/>
+            </w:tcMar>
+          </w:tcPr>
+          <w:p>
+            <w:pPr>
+              <w:spacing w:after="0" w:line="240" w:lineRule="auto"/>
+            </w:pPr>
+            <w:r>
+              <w:rPr>
+                <w:rFonts w:ascii="Times New Roman" w:cs="Times New Roman" w:eastAsia="Times New Roman" w:hAnsi="Times New Roman"/>
+                <w:b/>
+                <w:bCs/>
+                <w:sz w:val="24"/>
+                <w:szCs w:val="24"/>
+              </w:rPr>
+              <w:t xml:space="preserve">UML</w:t>
+            </w:r>
+          </w:p>
+        </w:tc>
+        <w:tc>
+          <w:tcPr>
+            <w:tcW w:type="dxa" w:w="6621"/>
+            <w:tcBorders>
+              <w:top w:val="none" w:color="FFFFFF" w:sz="0"/>
+              <w:left w:val="none" w:color="FFFFFF" w:sz="0"/>
+              <w:bottom w:val="none" w:color="FFFFFF" w:sz="0"/>
+              <w:right w:val="none" w:color="FFFFFF" w:sz="0"/>
+            </w:tcBorders>
+            <w:tcMar>
+              <w:top w:type="dxa" w:w="20"/>
+              <w:left w:type="dxa" w:w="0"/>
+              <w:bottom w:type="dxa" w:w="20"/>
+              <w:right w:type="dxa" w:w="60"/>
+            </w:tcMar>
+          </w:tcPr>
+          <w:p>
+            <w:pPr>
+              <w:spacing w:after="0" w:line="240" w:lineRule="auto"/>
+            </w:pPr>
+            <w:r>
+              <w:rPr>
+                <w:rFonts w:ascii="Times New Roman" w:cs="Times New Roman" w:eastAsia="Times New Roman" w:hAnsi="Times New Roman"/>
+                <w:sz w:val="24"/>
+                <w:szCs w:val="24"/>
+              </w:rPr>
+              <w:t xml:space="preserve">Unified Modeling Language</w:t>
+            </w:r>
+          </w:p>
+        </w:tc>
+      </w:tr>
+      <w:tr>
+        <w:tc>
+          <w:tcPr>
+            <w:tcW w:type="dxa" w:w="1600"/>
+            <w:tcBorders>
+              <w:top w:val="none" w:color="FFFFFF" w:sz="0"/>
+              <w:left w:val="none" w:color="FFFFFF" w:sz="0"/>
+              <w:bottom w:val="none" w:color="FFFFFF" w:sz="0"/>
+              <w:right w:val="none" w:color="FFFFFF" w:sz="0"/>
+            </w:tcBorders>
+            <w:tcMar>
+              <w:top w:type="dxa" w:w="20"/>
+              <w:left w:type="dxa" w:w="0"/>
+              <w:bottom w:type="dxa" w:w="20"/>
+              <w:right w:type="dxa" w:w="60"/>
+            </w:tcMar>
+          </w:tcPr>
+          <w:p>
+            <w:pPr>
+              <w:spacing w:after="0" w:line="240" w:lineRule="auto"/>
+            </w:pPr>
+            <w:r>
+              <w:rPr>
+                <w:rFonts w:ascii="Times New Roman" w:cs="Times New Roman" w:eastAsia="Times New Roman" w:hAnsi="Times New Roman"/>
+                <w:b/>
+                <w:bCs/>
+                <w:sz w:val="24"/>
+                <w:szCs w:val="24"/>
+              </w:rPr>
+              <w:t xml:space="preserve">XAMPP</w:t>
+            </w:r>
+          </w:p>
+        </w:tc>
+        <w:tc>
+          <w:tcPr>
+            <w:tcW w:type="dxa" w:w="6621"/>
+            <w:tcBorders>
+              <w:top w:val="none" w:color="FFFFFF" w:sz="0"/>
+              <w:left w:val="none" w:color="FFFFFF" w:sz="0"/>
+              <w:bottom w:val="none" w:color="FFFFFF" w:sz="0"/>
+              <w:right w:val="none" w:color="FFFFFF" w:sz="0"/>
+            </w:tcBorders>
+            <w:tcMar>
+              <w:top w:type="dxa" w:w="20"/>
+              <w:left w:type="dxa" w:w="0"/>
+              <w:bottom w:type="dxa" w:w="20"/>
+              <w:right w:type="dxa" w:w="60"/>
+            </w:tcMar>
+          </w:tcPr>
+          <w:p>
+            <w:pPr>
+              <w:spacing w:after="0" w:line="240" w:lineRule="auto"/>
+            </w:pPr>
+            <w:r>
+              <w:rPr>
+                <w:rFonts w:ascii="Times New Roman" w:cs="Times New Roman" w:eastAsia="Times New Roman" w:hAnsi="Times New Roman"/>
+                <w:sz w:val="24"/>
+                <w:szCs w:val="24"/>
+              </w:rPr>
               <w:t xml:space="preserve">Cross-platform (X), Apache, MariaDB, PHP and Perl</w:t>
             </w:r>
           </w:p>
@@ -4743,7 +5105,7 @@
           <w:sz w:val="24"/>
           <w:szCs w:val="24"/>
         </w:rPr>
-        <w:t xml:space="preserve">The aim of this project is to design, develop and evaluate a web-based Student Academic Progress Tracking System that enables university students to monitor, understand and improve their academic performance from a single integrated interface, deployed on a local Apache server supplied by XAMPP.</w:t>
+        <w:t xml:space="preserve">The aim of this project is to design, develop and evaluate a web-based Student Academic Progress Tracking System in which each student holds an account, enabling them to monitor, understand and improve their academic performance from a single integrated interface, deployed on the Apache and MySQL services supplied by XAMPP.</w:t>
       </w:r>
     </w:p>
     <w:p>
@@ -4834,7 +5196,7 @@
           <w:sz w:val="24"/>
           <w:szCs w:val="24"/>
         </w:rPr>
-        <w:t xml:space="preserve">To implement a client-side data persistence layer using the Web Storage API and IndexedDB, so that academic records survive browser sessions without requiring an external database server.</w:t>
+        <w:t xml:space="preserve">To implement a relational data layer in MySQL, with account-based access control, so that each student's academic records persist across sessions and devices and remain unreadable to every other student.</w:t>
       </w:r>
     </w:p>
     <w:p>
@@ -4853,7 +5215,7 @@
           <w:sz w:val="24"/>
           <w:szCs w:val="24"/>
         </w:rPr>
-        <w:t xml:space="preserve">To deploy the completed system on the Apache web server provided by XAMPP and to verify that it operates correctly when served over HTTP from the local host.</w:t>
+        <w:t xml:space="preserve">To provide an enrolment mechanism by which an administrator registers students, issues credentials and manages accounts, and to deploy the completed system on the Apache and MySQL services provided by XAMPP.</w:t>
       </w:r>
     </w:p>
     <w:p>
@@ -4903,7 +5265,7 @@
           <w:sz w:val="24"/>
           <w:szCs w:val="24"/>
         </w:rPr>
-        <w:t xml:space="preserve">The significance of this study is both practical and academic. Practically, it delivers a working instrument that GCTU students may use without cost, without an account and without an internet connection, addressing a need that the researchers themselves experienced throughout their programme. Because every record remains on the student's own device, the system also sidesteps the privacy concerns that accompany cloud-hosted academic data.</w:t>
+        <w:t xml:space="preserve">The significance of this study is both practical and academic. Practically, it delivers a working instrument that a department may deploy on one machine at no cost and without an internet connection, addressing a need that the researchers themselves experienced throughout their programme. Because the installation is entirely local, academic records never leave the institution's own hardware, which avoids the privacy exposure that accompanies cloud-hosted student data.</w:t>
       </w:r>
     </w:p>
     <w:p>
@@ -4918,7 +5280,7 @@
           <w:sz w:val="24"/>
           <w:szCs w:val="24"/>
         </w:rPr>
-        <w:t xml:space="preserve">Academically, the study contributes a concrete demonstration that the principles of self-regulated learning described by Zimmerman (2002) can be operationalised in software: each of the three phases of the cycle is represented by a specific module of the system, and the report traces that mapping explicitly. The project further demonstrates the extent to which a modern browser, treated as an application platform in its own right, can support a complete three-tier information system without server-side processing, which is a result of interest to developers working under constrained infrastructure.</w:t>
+        <w:t xml:space="preserve">Academically, the study contributes a concrete demonstration that the principles of self-regulated learning described by Zimmerman (2002) can be operationalised in software: each of the three phases of the cycle is represented by a specific module of the system, and the report traces that mapping explicitly. The project further demonstrates that a complete multi-user information system, with authentication, role-based authorisation and a normalised relational store, can be delivered on the free and widely available XAMPP stack, which is a result of interest to institutions working under constrained infrastructure.</w:t>
       </w:r>
     </w:p>
     <w:p>
@@ -4933,7 +5295,7 @@
           <w:sz w:val="24"/>
           <w:szCs w:val="24"/>
         </w:rPr>
-        <w:t xml:space="preserve">For the Faculty, the work provides a documented reference implementation of a client-side academic application, together with the analysis, design models and testing evidence that accompany it, and may therefore serve as a template for subsequent student projects of a similar nature.</w:t>
+        <w:t xml:space="preserve">For the Faculty, the work provides a documented reference implementation of a locally hosted, multi-user academic application, together with the analysis, design models and testing evidence that accompany it, and may therefore serve as a template for subsequent student projects of a similar nature.</w:t>
       </w:r>
     </w:p>
     <w:p>
@@ -4998,7 +5360,7 @@
           <w:sz w:val="24"/>
           <w:szCs w:val="24"/>
         </w:rPr>
-        <w:t xml:space="preserve">A front-end web application built with HTML5, CSS3 and vanilla JavaScript, with Chart.js as the only external library, served locally by the Apache component of XAMPP.</w:t>
+        <w:t xml:space="preserve">A web application built with HTML5, CSS3 and vanilla JavaScript on the client and PHP on the server, with Chart.js as the only external library, hosted on the Apache and MySQL components of XAMPP.</w:t>
       </w:r>
     </w:p>
     <w:p>
@@ -5017,7 +5379,7 @@
           <w:sz w:val="24"/>
           <w:szCs w:val="24"/>
         </w:rPr>
-        <w:t xml:space="preserve">Eight integrated functional modules: dashboard, course management, grades and grade point average analysis, study tracking, flashcards, document vault, goals and tasks, and settings.</w:t>
+        <w:t xml:space="preserve">Eight integrated functional modules for the student: dashboard, course management, grades and grade point average analysis, study tracking, flashcards, document vault, goals and tasks, and settings; together with an enrolment console for the administrator.</w:t>
       </w:r>
     </w:p>
     <w:p>
@@ -5036,7 +5398,7 @@
           <w:sz w:val="24"/>
           <w:szCs w:val="24"/>
         </w:rPr>
-        <w:t xml:space="preserve">Client-side data management using the Web Storage API for structured records and IndexedDB for uploaded files, including validation, error handling and backup export and import in JSON format.</w:t>
+        <w:t xml:space="preserve">Account management: sign-in, administrator enrolment with temporary credentials, a forced first-password change, password reset, and the deactivation or removal of accounts.</w:t>
       </w:r>
     </w:p>
     <w:p>
@@ -5055,7 +5417,7 @@
           <w:sz w:val="24"/>
           <w:szCs w:val="24"/>
         </w:rPr>
-        <w:t xml:space="preserve">A responsive interface that adapts to desktop, tablet and mobile displays, with both a light and a dark theme.</w:t>
+        <w:t xml:space="preserve">A relational data layer in MySQL holding accounts and academic records, with validation, transactional writes, error handling and backup export and import in JSON format.</w:t>
       </w:r>
     </w:p>
     <w:p>
@@ -5074,22 +5436,7 @@
           <w:sz w:val="24"/>
           <w:szCs w:val="24"/>
         </w:rPr>
-        <w:t xml:space="preserve">Functional, usability and performance testing with a representative sample of students, and complete project documentation.</w:t>
-      </w:r>
-    </w:p>
-    <w:p>
-      <w:pPr>
-        <w:spacing w:after="0" w:line="360" w:lineRule="auto"/>
-        <w:ind w:firstLine="0"/>
-        <w:jc w:val="both"/>
-      </w:pPr>
-      <w:r>
-        <w:rPr>
-          <w:rFonts w:ascii="Times New Roman" w:cs="Times New Roman" w:eastAsia="Times New Roman" w:hAnsi="Times New Roman"/>
-          <w:sz w:val="24"/>
-          <w:szCs w:val="24"/>
-        </w:rPr>
-        <w:t xml:space="preserve">The following are excluded from the scope of the project:</w:t>
+        <w:t xml:space="preserve">A responsive interface that adapts to desktop, tablet and mobile displays, with both a light and a dark theme.</w:t>
       </w:r>
     </w:p>
     <w:p>
@@ -5108,7 +5455,41 @@
           <w:sz w:val="24"/>
           <w:szCs w:val="24"/>
         </w:rPr>
-        <w:t xml:space="preserve">Multi-user infrastructure: the system is a single-user, device-specific tool without authentication, server-side components or synchronisation across devices.</w:t>
+        <w:t xml:space="preserve">Functional, usability and performance testing with a representative sample of students, and complete project documentation.</w:t>
+      </w:r>
+    </w:p>
+    <w:p>
+      <w:pPr>
+        <w:spacing w:after="0" w:line="360" w:lineRule="auto"/>
+        <w:ind w:firstLine="0"/>
+        <w:jc w:val="both"/>
+      </w:pPr>
+      <w:r>
+        <w:rPr>
+          <w:rFonts w:ascii="Times New Roman" w:cs="Times New Roman" w:eastAsia="Times New Roman" w:hAnsi="Times New Roman"/>
+          <w:sz w:val="24"/>
+          <w:szCs w:val="24"/>
+        </w:rPr>
+        <w:t xml:space="preserve">The following are excluded from the scope of the project:</w:t>
+      </w:r>
+    </w:p>
+    <w:p>
+      <w:pPr>
+        <w:pStyle w:val="ListParagraph"/>
+        <w:numPr>
+          <w:ilvl w:val="0"/>
+          <w:numId w:val="3"/>
+        </w:numPr>
+        <w:spacing w:after="0" w:line="360" w:lineRule="auto"/>
+        <w:jc w:val="both"/>
+      </w:pPr>
+      <w:r>
+        <w:rPr>
+          <w:rFonts w:ascii="Times New Roman" w:cs="Times New Roman" w:eastAsia="Times New Roman" w:hAnsi="Times New Roman"/>
+          <w:sz w:val="24"/>
+          <w:szCs w:val="24"/>
+        </w:rPr>
+        <w:t xml:space="preserve">Deployment beyond a single machine: the system is installed on one computer and reached at the local host. Hosting it on the institutional network, or over the public internet, would require certificates, hardening and administration that fall outside this project.</w:t>
       </w:r>
     </w:p>
     <w:p>
@@ -6185,7 +6566,7 @@
           <w:sz w:val="24"/>
           <w:szCs w:val="24"/>
         </w:rPr>
-        <w:t xml:space="preserve">The technologies listed in Table 3.6 were selected against three criteria: that they impose no licensing cost on the student, that they are supported by every current browser without a plug-in, and that they can be demonstrated on a single machine without an internet connection. Apache, MySQL and phpMyAdmin are obtained together in the XAMPP distribution, which is why that distribution was chosen as the deployment platform.</w:t>
+        <w:t xml:space="preserve">The technologies listed in Table 3.6 were selected against three criteria: that they impose no licensing cost on the institution, that they are supported by every current browser without a plug-in, and that they can be demonstrated on a single machine without an internet connection. Apache, MySQL, PHP and phpMyAdmin are obtained together in the XAMPP distribution, which is why that distribution was chosen as the deployment platform: one installer supplies the whole stack.</w:t>
       </w:r>
     </w:p>
     <w:p>
@@ -6416,7 +6797,7 @@
                 <w:sz w:val="22"/>
                 <w:szCs w:val="22"/>
               </w:rPr>
-              <w:t xml:space="preserve">Programming language</w:t>
+              <w:t xml:space="preserve">Client programming</w:t>
             </w:r>
           </w:p>
         </w:tc>
@@ -6468,7 +6849,7 @@
                 <w:sz w:val="22"/>
                 <w:szCs w:val="22"/>
               </w:rPr>
-              <w:t xml:space="preserve">All application logic: routing, grade computation, the study timer and data handling</w:t>
+              <w:t xml:space="preserve">Routing, grade computation, the study timer and the interface</w:t>
             </w:r>
           </w:p>
         </w:tc>
@@ -6496,7 +6877,7 @@
                 <w:sz w:val="22"/>
                 <w:szCs w:val="22"/>
               </w:rPr>
-              <w:t xml:space="preserve">Visualisation</w:t>
+              <w:t xml:space="preserve">Server programming</w:t>
             </w:r>
           </w:p>
         </w:tc>
@@ -6522,7 +6903,7 @@
                 <w:sz w:val="22"/>
                 <w:szCs w:val="22"/>
               </w:rPr>
-              <w:t xml:space="preserve">Chart.js</w:t>
+              <w:t xml:space="preserve">PHP 8 with PDO</w:t>
             </w:r>
           </w:p>
         </w:tc>
@@ -6548,7 +6929,7 @@
                 <w:sz w:val="22"/>
                 <w:szCs w:val="22"/>
               </w:rPr>
-              <w:t xml:space="preserve">The bar, line and doughnut charts on the dashboard and grade analysis pages</w:t>
+              <w:t xml:space="preserve">Authentication, session and CSRF control, input validation and every write to the database</w:t>
             </w:r>
           </w:p>
         </w:tc>
@@ -6576,7 +6957,7 @@
                 <w:sz w:val="22"/>
                 <w:szCs w:val="22"/>
               </w:rPr>
-              <w:t xml:space="preserve">Web server</w:t>
+              <w:t xml:space="preserve">Visualisation</w:t>
             </w:r>
           </w:p>
         </w:tc>
@@ -6602,7 +6983,7 @@
                 <w:sz w:val="22"/>
                 <w:szCs w:val="22"/>
               </w:rPr>
-              <w:t xml:space="preserve">Apache 2.4 (XAMPP)</w:t>
+              <w:t xml:space="preserve">Chart.js</w:t>
             </w:r>
           </w:p>
         </w:tc>
@@ -6628,7 +7009,7 @@
                 <w:sz w:val="22"/>
                 <w:szCs w:val="22"/>
               </w:rPr>
-              <w:t xml:space="preserve">Serves the application over HTTP at http://localhost/sapts/ and applies the .htaccess configuration</w:t>
+              <w:t xml:space="preserve">The bar, line and doughnut charts on the dashboard and grade analysis pages</w:t>
             </w:r>
           </w:p>
         </w:tc>
@@ -6656,7 +7037,7 @@
                 <w:sz w:val="22"/>
                 <w:szCs w:val="22"/>
               </w:rPr>
-              <w:t xml:space="preserve">Data persistence (delivered)</w:t>
+              <w:t xml:space="preserve">Web server</w:t>
             </w:r>
           </w:p>
         </w:tc>
@@ -6682,7 +7063,7 @@
                 <w:sz w:val="22"/>
                 <w:szCs w:val="22"/>
               </w:rPr>
-              <w:t xml:space="preserve">Web Storage API, IndexedDB</w:t>
+              <w:t xml:space="preserve">Apache 2.4 (XAMPP)</w:t>
             </w:r>
           </w:p>
         </w:tc>
@@ -6708,7 +7089,7 @@
                 <w:sz w:val="22"/>
                 <w:szCs w:val="22"/>
               </w:rPr>
-              <w:t xml:space="preserve">Structured records and uploaded files, held on the user's own device</w:t>
+              <w:t xml:space="preserve">Serves the application at http://localhost/sapts/, runs the PHP and applies the .htaccess configuration</w:t>
             </w:r>
           </w:p>
         </w:tc>
@@ -6736,7 +7117,7 @@
                 <w:sz w:val="22"/>
                 <w:szCs w:val="22"/>
               </w:rPr>
-              <w:t xml:space="preserve">Relational schema</w:t>
+              <w:t xml:space="preserve">Database</w:t>
             </w:r>
           </w:p>
         </w:tc>
@@ -6762,7 +7143,7 @@
                 <w:sz w:val="22"/>
                 <w:szCs w:val="22"/>
               </w:rPr>
-              <w:t xml:space="preserve">MySQL / MariaDB (XAMPP), phpMyAdmin</w:t>
+              <w:t xml:space="preserve">MySQL / MariaDB (XAMPP)</w:t>
             </w:r>
           </w:p>
         </w:tc>
@@ -6788,7 +7169,167 @@
                 <w:sz w:val="22"/>
                 <w:szCs w:val="22"/>
               </w:rPr>
-              <w:t xml:space="preserve">Expresses the same data model in SQL; the migration path to a shared multi-user deployment</w:t>
+              <w:t xml:space="preserve">The authoritative store: accounts with hashed passwords, and every academic record</w:t>
+            </w:r>
+          </w:p>
+        </w:tc>
+      </w:tr>
+      <w:tr>
+        <w:tc>
+          <w:tcPr>
+            <w:tcW w:type="dxa" w:w="1900"/>
+            <w:tcMar>
+              <w:top w:type="dxa" w:w="60"/>
+              <w:left w:type="dxa" w:w="90"/>
+              <w:bottom w:type="dxa" w:w="60"/>
+              <w:right w:type="dxa" w:w="90"/>
+            </w:tcMar>
+            <w:vAlign w:val="center"/>
+          </w:tcPr>
+          <w:p>
+            <w:pPr>
+              <w:spacing w:after="0" w:line="240" w:lineRule="auto"/>
+              <w:jc w:val="left"/>
+            </w:pPr>
+            <w:r>
+              <w:rPr>
+                <w:rFonts w:ascii="Times New Roman" w:cs="Times New Roman" w:eastAsia="Times New Roman" w:hAnsi="Times New Roman"/>
+                <w:sz w:val="22"/>
+                <w:szCs w:val="22"/>
+              </w:rPr>
+              <w:t xml:space="preserve">Client cache</w:t>
+            </w:r>
+          </w:p>
+        </w:tc>
+        <w:tc>
+          <w:tcPr>
+            <w:tcW w:type="dxa" w:w="2300"/>
+            <w:tcMar>
+              <w:top w:type="dxa" w:w="60"/>
+              <w:left w:type="dxa" w:w="90"/>
+              <w:bottom w:type="dxa" w:w="60"/>
+              <w:right w:type="dxa" w:w="90"/>
+            </w:tcMar>
+            <w:vAlign w:val="center"/>
+          </w:tcPr>
+          <w:p>
+            <w:pPr>
+              <w:spacing w:after="0" w:line="240" w:lineRule="auto"/>
+              <w:jc w:val="left"/>
+            </w:pPr>
+            <w:r>
+              <w:rPr>
+                <w:rFonts w:ascii="Times New Roman" w:cs="Times New Roman" w:eastAsia="Times New Roman" w:hAnsi="Times New Roman"/>
+                <w:sz w:val="22"/>
+                <w:szCs w:val="22"/>
+              </w:rPr>
+              <w:t xml:space="preserve">Web Storage API, IndexedDB</w:t>
+            </w:r>
+          </w:p>
+        </w:tc>
+        <w:tc>
+          <w:tcPr>
+            <w:tcW w:type="dxa" w:w="4021"/>
+            <w:tcMar>
+              <w:top w:type="dxa" w:w="60"/>
+              <w:left w:type="dxa" w:w="90"/>
+              <w:bottom w:type="dxa" w:w="60"/>
+              <w:right w:type="dxa" w:w="90"/>
+            </w:tcMar>
+            <w:vAlign w:val="center"/>
+          </w:tcPr>
+          <w:p>
+            <w:pPr>
+              <w:spacing w:after="0" w:line="240" w:lineRule="auto"/>
+              <w:jc w:val="left"/>
+            </w:pPr>
+            <w:r>
+              <w:rPr>
+                <w:rFonts w:ascii="Times New Roman" w:cs="Times New Roman" w:eastAsia="Times New Roman" w:hAnsi="Times New Roman"/>
+                <w:sz w:val="22"/>
+                <w:szCs w:val="22"/>
+              </w:rPr>
+              <w:t xml:space="preserve">Holds the signed-in student's rows so the interface stays responsive between writes</w:t>
+            </w:r>
+          </w:p>
+        </w:tc>
+      </w:tr>
+      <w:tr>
+        <w:tc>
+          <w:tcPr>
+            <w:tcW w:type="dxa" w:w="1900"/>
+            <w:tcMar>
+              <w:top w:type="dxa" w:w="60"/>
+              <w:left w:type="dxa" w:w="90"/>
+              <w:bottom w:type="dxa" w:w="60"/>
+              <w:right w:type="dxa" w:w="90"/>
+            </w:tcMar>
+            <w:vAlign w:val="center"/>
+          </w:tcPr>
+          <w:p>
+            <w:pPr>
+              <w:spacing w:after="0" w:line="240" w:lineRule="auto"/>
+              <w:jc w:val="left"/>
+            </w:pPr>
+            <w:r>
+              <w:rPr>
+                <w:rFonts w:ascii="Times New Roman" w:cs="Times New Roman" w:eastAsia="Times New Roman" w:hAnsi="Times New Roman"/>
+                <w:sz w:val="22"/>
+                <w:szCs w:val="22"/>
+              </w:rPr>
+              <w:t xml:space="preserve">Database administration</w:t>
+            </w:r>
+          </w:p>
+        </w:tc>
+        <w:tc>
+          <w:tcPr>
+            <w:tcW w:type="dxa" w:w="2300"/>
+            <w:tcMar>
+              <w:top w:type="dxa" w:w="60"/>
+              <w:left w:type="dxa" w:w="90"/>
+              <w:bottom w:type="dxa" w:w="60"/>
+              <w:right w:type="dxa" w:w="90"/>
+            </w:tcMar>
+            <w:vAlign w:val="center"/>
+          </w:tcPr>
+          <w:p>
+            <w:pPr>
+              <w:spacing w:after="0" w:line="240" w:lineRule="auto"/>
+              <w:jc w:val="left"/>
+            </w:pPr>
+            <w:r>
+              <w:rPr>
+                <w:rFonts w:ascii="Times New Roman" w:cs="Times New Roman" w:eastAsia="Times New Roman" w:hAnsi="Times New Roman"/>
+                <w:sz w:val="22"/>
+                <w:szCs w:val="22"/>
+              </w:rPr>
+              <w:t xml:space="preserve">phpMyAdmin (XAMPP)</w:t>
+            </w:r>
+          </w:p>
+        </w:tc>
+        <w:tc>
+          <w:tcPr>
+            <w:tcW w:type="dxa" w:w="4021"/>
+            <w:tcMar>
+              <w:top w:type="dxa" w:w="60"/>
+              <w:left w:type="dxa" w:w="90"/>
+              <w:bottom w:type="dxa" w:w="60"/>
+              <w:right w:type="dxa" w:w="90"/>
+            </w:tcMar>
+            <w:vAlign w:val="center"/>
+          </w:tcPr>
+          <w:p>
+            <w:pPr>
+              <w:spacing w:after="0" w:line="240" w:lineRule="auto"/>
+              <w:jc w:val="left"/>
+            </w:pPr>
+            <w:r>
+              <w:rPr>
+                <w:rFonts w:ascii="Times New Roman" w:cs="Times New Roman" w:eastAsia="Times New Roman" w:hAnsi="Times New Roman"/>
+                <w:sz w:val="22"/>
+                <w:szCs w:val="22"/>
+              </w:rPr>
+              <w:t xml:space="preserve">Importing the schema and inspecting the stored data directly</w:t>
             </w:r>
           </w:p>
         </w:tc>
@@ -7314,7 +7855,7 @@
                 <w:sz w:val="22"/>
                 <w:szCs w:val="22"/>
               </w:rPr>
-              <w:t xml:space="preserve">An accurate, immediate view of academic standing; a record of effort; timely warning of what is due</w:t>
+              <w:t xml:space="preserve">An accurate, immediate view of academic standing; a record of effort; timely warning of what is due; assurance that nobody else can read it</w:t>
             </w:r>
           </w:p>
         </w:tc>
@@ -7340,7 +7881,87 @@
                 <w:sz w:val="22"/>
                 <w:szCs w:val="22"/>
               </w:rPr>
-              <w:t xml:space="preserve">All eight modules; the dashboard aggregates standing, effort and outstanding work on one screen</w:t>
+              <w:t xml:space="preserve">All eight modules; the dashboard aggregates standing, effort and outstanding work on one screen; records are reachable only through the student's own account</w:t>
+            </w:r>
+          </w:p>
+        </w:tc>
+      </w:tr>
+      <w:tr>
+        <w:tc>
+          <w:tcPr>
+            <w:tcW w:type="dxa" w:w="1900"/>
+            <w:tcMar>
+              <w:top w:type="dxa" w:w="60"/>
+              <w:left w:type="dxa" w:w="90"/>
+              <w:bottom w:type="dxa" w:w="60"/>
+              <w:right w:type="dxa" w:w="90"/>
+            </w:tcMar>
+            <w:vAlign w:val="center"/>
+          </w:tcPr>
+          <w:p>
+            <w:pPr>
+              <w:spacing w:after="0" w:line="240" w:lineRule="auto"/>
+              <w:jc w:val="left"/>
+            </w:pPr>
+            <w:r>
+              <w:rPr>
+                <w:rFonts w:ascii="Times New Roman" w:cs="Times New Roman" w:eastAsia="Times New Roman" w:hAnsi="Times New Roman"/>
+                <w:sz w:val="22"/>
+                <w:szCs w:val="22"/>
+              </w:rPr>
+              <w:t xml:space="preserve">Administrator (secondary user)</w:t>
+            </w:r>
+          </w:p>
+        </w:tc>
+        <w:tc>
+          <w:tcPr>
+            <w:tcW w:type="dxa" w:w="3100"/>
+            <w:tcMar>
+              <w:top w:type="dxa" w:w="60"/>
+              <w:left w:type="dxa" w:w="90"/>
+              <w:bottom w:type="dxa" w:w="60"/>
+              <w:right w:type="dxa" w:w="90"/>
+            </w:tcMar>
+            <w:vAlign w:val="center"/>
+          </w:tcPr>
+          <w:p>
+            <w:pPr>
+              <w:spacing w:after="0" w:line="240" w:lineRule="auto"/>
+              <w:jc w:val="left"/>
+            </w:pPr>
+            <w:r>
+              <w:rPr>
+                <w:rFonts w:ascii="Times New Roman" w:cs="Times New Roman" w:eastAsia="Times New Roman" w:hAnsi="Times New Roman"/>
+                <w:sz w:val="22"/>
+                <w:szCs w:val="22"/>
+              </w:rPr>
+              <w:t xml:space="preserve">A means of registering students and managing their access without handling their academic data</w:t>
+            </w:r>
+          </w:p>
+        </w:tc>
+        <w:tc>
+          <w:tcPr>
+            <w:tcW w:type="dxa" w:w="3221"/>
+            <w:tcMar>
+              <w:top w:type="dxa" w:w="60"/>
+              <w:left w:type="dxa" w:w="90"/>
+              <w:bottom w:type="dxa" w:w="60"/>
+              <w:right w:type="dxa" w:w="90"/>
+            </w:tcMar>
+            <w:vAlign w:val="center"/>
+          </w:tcPr>
+          <w:p>
+            <w:pPr>
+              <w:spacing w:after="0" w:line="240" w:lineRule="auto"/>
+              <w:jc w:val="left"/>
+            </w:pPr>
+            <w:r>
+              <w:rPr>
+                <w:rFonts w:ascii="Times New Roman" w:cs="Times New Roman" w:eastAsia="Times New Roman" w:hAnsi="Times New Roman"/>
+                <w:sz w:val="22"/>
+                <w:szCs w:val="22"/>
+              </w:rPr>
+              <w:t xml:space="preserve">The enrolment console issues and resets credentials and activates or removes accounts, but exposes no student's marks</w:t>
             </w:r>
           </w:p>
         </w:tc>
@@ -7804,7 +8425,7 @@
                 <w:sz w:val="22"/>
                 <w:szCs w:val="22"/>
               </w:rPr>
-              <w:t xml:space="preserve">Manage courses</w:t>
+              <w:t xml:space="preserve">Authenticate users</w:t>
             </w:r>
           </w:p>
         </w:tc>
@@ -7830,7 +8451,7 @@
                 <w:sz w:val="22"/>
                 <w:szCs w:val="22"/>
               </w:rPr>
-              <w:t xml:space="preserve">The user can add, amend and delete courses, each with a name, code, credit hours, lecturer and semester, and can search, filter and sort the resulting list.</w:t>
+              <w:t xml:space="preserve">A person must sign in with an index number and password before reaching any academic record. Credentials are verified against the database; a failed attempt reveals nothing about whether the account exists.</w:t>
             </w:r>
           </w:p>
         </w:tc>
@@ -7884,7 +8505,7 @@
                 <w:sz w:val="22"/>
                 <w:szCs w:val="22"/>
               </w:rPr>
-              <w:t xml:space="preserve">Record assessments with weights</w:t>
+              <w:t xml:space="preserve">Enrol and manage accounts</w:t>
             </w:r>
           </w:p>
         </w:tc>
@@ -7910,7 +8531,7 @@
                 <w:sz w:val="22"/>
                 <w:szCs w:val="22"/>
               </w:rPr>
-              <w:t xml:space="preserve">The user can enter assessment components such as quizzes, assignments and examinations, each with a percentage weight and a score, reflecting actual assessment policy.</w:t>
+              <w:t xml:space="preserve">An administrator can register a student, issue a temporary password, reset a forgotten password, deactivate or reactivate an account, and remove an account together with its records.</w:t>
             </w:r>
           </w:p>
         </w:tc>
@@ -7964,7 +8585,7 @@
                 <w:sz w:val="22"/>
                 <w:szCs w:val="22"/>
               </w:rPr>
-              <w:t xml:space="preserve">Calculate averages automatically</w:t>
+              <w:t xml:space="preserve">Separate each student's records</w:t>
             </w:r>
           </w:p>
         </w:tc>
@@ -7990,7 +8611,7 @@
                 <w:sz w:val="22"/>
                 <w:szCs w:val="22"/>
               </w:rPr>
-              <w:t xml:space="preserve">On entry of a score the system recalculates the weighted course average and the credit-weighted grade point average on the 4.0 scale, removing manual calculation error.</w:t>
+              <w:t xml:space="preserve">A signed-in student can read and alter their own records only. No request, however it is formed, grants access to another student's data.</w:t>
             </w:r>
           </w:p>
         </w:tc>
@@ -8044,7 +8665,7 @@
                 <w:sz w:val="22"/>
                 <w:szCs w:val="22"/>
               </w:rPr>
-              <w:t xml:space="preserve">Log and categorise study sessions</w:t>
+              <w:t xml:space="preserve">Manage courses</w:t>
             </w:r>
           </w:p>
         </w:tc>
@@ -8070,7 +8691,7 @@
                 <w:sz w:val="22"/>
                 <w:szCs w:val="22"/>
               </w:rPr>
-              <w:t xml:space="preserve">The user can time a focused study session or enter one manually, categorise it by course, and review the accumulated history by day and by week.</w:t>
+              <w:t xml:space="preserve">The user can add, amend and delete courses, each with a name, code, credit hours, lecturer and semester, and can search, filter and sort the resulting list.</w:t>
             </w:r>
           </w:p>
         </w:tc>
@@ -8124,7 +8745,7 @@
                 <w:sz w:val="22"/>
                 <w:szCs w:val="22"/>
               </w:rPr>
-              <w:t xml:space="preserve">Manage goals and tasks</w:t>
+              <w:t xml:space="preserve">Record assessments with weights</w:t>
             </w:r>
           </w:p>
         </w:tc>
@@ -8150,7 +8771,7 @@
                 <w:sz w:val="22"/>
                 <w:szCs w:val="22"/>
               </w:rPr>
-              <w:t xml:space="preserve">The user can create tasks with due dates and priorities, group them as overdue, due today or upcoming, and mark them complete against a progress indicator.</w:t>
+              <w:t xml:space="preserve">The user can enter assessment components such as quizzes, assignments and examinations, each with a percentage weight and a score, reflecting actual assessment policy.</w:t>
             </w:r>
           </w:p>
         </w:tc>
@@ -8204,7 +8825,7 @@
                 <w:sz w:val="22"/>
                 <w:szCs w:val="22"/>
               </w:rPr>
-              <w:t xml:space="preserve">Revise using flashcards</w:t>
+              <w:t xml:space="preserve">Calculate averages automatically</w:t>
             </w:r>
           </w:p>
         </w:tc>
@@ -8230,7 +8851,7 @@
                 <w:sz w:val="22"/>
                 <w:szCs w:val="22"/>
               </w:rPr>
-              <w:t xml:space="preserve">The user can create decks and cards, study them in a flip-to-reveal mode, and mark cards as mastered so that revision concentrates on weaker material.</w:t>
+              <w:t xml:space="preserve">On entry of a score the system recalculates the weighted course average and the credit-weighted grade point average on the 4.0 scale, removing manual calculation error.</w:t>
             </w:r>
           </w:p>
         </w:tc>
@@ -8284,7 +8905,7 @@
                 <w:sz w:val="22"/>
                 <w:szCs w:val="22"/>
               </w:rPr>
-              <w:t xml:space="preserve">Store documents in a vault</w:t>
+              <w:t xml:space="preserve">Log and categorise study sessions</w:t>
             </w:r>
           </w:p>
         </w:tc>
@@ -8310,7 +8931,7 @@
                 <w:sz w:val="22"/>
                 <w:szCs w:val="22"/>
               </w:rPr>
-              <w:t xml:space="preserve">The user can write notes and upload images or PDF files such as past questions, and retrieve them against a named course.</w:t>
+              <w:t xml:space="preserve">The user can time a focused study session or enter one manually, categorise it by course, and review the accumulated history by day and by week.</w:t>
             </w:r>
           </w:p>
         </w:tc>
@@ -8364,7 +8985,7 @@
                 <w:sz w:val="22"/>
                 <w:szCs w:val="22"/>
               </w:rPr>
-              <w:t xml:space="preserve">Generate visual progress reports</w:t>
+              <w:t xml:space="preserve">Manage goals and tasks</w:t>
             </w:r>
           </w:p>
         </w:tc>
@@ -8390,7 +9011,7 @@
                 <w:sz w:val="22"/>
                 <w:szCs w:val="22"/>
               </w:rPr>
-              <w:t xml:space="preserve">The system renders charts of grade progress by course, letter grade distribution and study hours over the preceding seven days.</w:t>
+              <w:t xml:space="preserve">The user can create tasks with due dates and priorities, group them as overdue, due today or upcoming, and mark them complete against a progress indicator.</w:t>
             </w:r>
           </w:p>
         </w:tc>
@@ -8444,7 +9065,7 @@
                 <w:sz w:val="22"/>
                 <w:szCs w:val="22"/>
               </w:rPr>
-              <w:t xml:space="preserve">Persist data across sessions</w:t>
+              <w:t xml:space="preserve">Revise using flashcards</w:t>
             </w:r>
           </w:p>
         </w:tc>
@@ -8470,7 +9091,7 @@
                 <w:sz w:val="22"/>
                 <w:szCs w:val="22"/>
               </w:rPr>
-              <w:t xml:space="preserve">All records survive the closing of the browser and the restarting of the machine, so that no information is lost between sessions.</w:t>
+              <w:t xml:space="preserve">The user can create decks and cards, study them in a flip-to-reveal mode, and mark cards as mastered so that revision concentrates on weaker material.</w:t>
             </w:r>
           </w:p>
         </w:tc>
@@ -8499,6 +9120,246 @@
                 <w:szCs w:val="22"/>
               </w:rPr>
               <w:t xml:space="preserve">FR10</w:t>
+            </w:r>
+          </w:p>
+        </w:tc>
+        <w:tc>
+          <w:tcPr>
+            <w:tcW w:type="dxa" w:w="2200"/>
+            <w:tcMar>
+              <w:top w:type="dxa" w:w="60"/>
+              <w:left w:type="dxa" w:w="90"/>
+              <w:bottom w:type="dxa" w:w="60"/>
+              <w:right w:type="dxa" w:w="90"/>
+            </w:tcMar>
+            <w:vAlign w:val="center"/>
+          </w:tcPr>
+          <w:p>
+            <w:pPr>
+              <w:spacing w:after="0" w:line="240" w:lineRule="auto"/>
+              <w:jc w:val="left"/>
+            </w:pPr>
+            <w:r>
+              <w:rPr>
+                <w:rFonts w:ascii="Times New Roman" w:cs="Times New Roman" w:eastAsia="Times New Roman" w:hAnsi="Times New Roman"/>
+                <w:sz w:val="22"/>
+                <w:szCs w:val="22"/>
+              </w:rPr>
+              <w:t xml:space="preserve">Store documents in a vault</w:t>
+            </w:r>
+          </w:p>
+        </w:tc>
+        <w:tc>
+          <w:tcPr>
+            <w:tcW w:type="dxa" w:w="5321"/>
+            <w:tcMar>
+              <w:top w:type="dxa" w:w="60"/>
+              <w:left w:type="dxa" w:w="90"/>
+              <w:bottom w:type="dxa" w:w="60"/>
+              <w:right w:type="dxa" w:w="90"/>
+            </w:tcMar>
+            <w:vAlign w:val="center"/>
+          </w:tcPr>
+          <w:p>
+            <w:pPr>
+              <w:spacing w:after="0" w:line="240" w:lineRule="auto"/>
+              <w:jc w:val="left"/>
+            </w:pPr>
+            <w:r>
+              <w:rPr>
+                <w:rFonts w:ascii="Times New Roman" w:cs="Times New Roman" w:eastAsia="Times New Roman" w:hAnsi="Times New Roman"/>
+                <w:sz w:val="22"/>
+                <w:szCs w:val="22"/>
+              </w:rPr>
+              <w:t xml:space="preserve">The user can write notes and upload images or PDF files such as past questions, and retrieve them against a named course.</w:t>
+            </w:r>
+          </w:p>
+        </w:tc>
+      </w:tr>
+      <w:tr>
+        <w:tc>
+          <w:tcPr>
+            <w:tcW w:type="dxa" w:w="700"/>
+            <w:tcMar>
+              <w:top w:type="dxa" w:w="60"/>
+              <w:left w:type="dxa" w:w="90"/>
+              <w:bottom w:type="dxa" w:w="60"/>
+              <w:right w:type="dxa" w:w="90"/>
+            </w:tcMar>
+            <w:vAlign w:val="center"/>
+          </w:tcPr>
+          <w:p>
+            <w:pPr>
+              <w:spacing w:after="0" w:line="240" w:lineRule="auto"/>
+              <w:jc w:val="left"/>
+            </w:pPr>
+            <w:r>
+              <w:rPr>
+                <w:rFonts w:ascii="Times New Roman" w:cs="Times New Roman" w:eastAsia="Times New Roman" w:hAnsi="Times New Roman"/>
+                <w:sz w:val="22"/>
+                <w:szCs w:val="22"/>
+              </w:rPr>
+              <w:t xml:space="preserve">FR11</w:t>
+            </w:r>
+          </w:p>
+        </w:tc>
+        <w:tc>
+          <w:tcPr>
+            <w:tcW w:type="dxa" w:w="2200"/>
+            <w:tcMar>
+              <w:top w:type="dxa" w:w="60"/>
+              <w:left w:type="dxa" w:w="90"/>
+              <w:bottom w:type="dxa" w:w="60"/>
+              <w:right w:type="dxa" w:w="90"/>
+            </w:tcMar>
+            <w:vAlign w:val="center"/>
+          </w:tcPr>
+          <w:p>
+            <w:pPr>
+              <w:spacing w:after="0" w:line="240" w:lineRule="auto"/>
+              <w:jc w:val="left"/>
+            </w:pPr>
+            <w:r>
+              <w:rPr>
+                <w:rFonts w:ascii="Times New Roman" w:cs="Times New Roman" w:eastAsia="Times New Roman" w:hAnsi="Times New Roman"/>
+                <w:sz w:val="22"/>
+                <w:szCs w:val="22"/>
+              </w:rPr>
+              <w:t xml:space="preserve">Generate visual progress reports</w:t>
+            </w:r>
+          </w:p>
+        </w:tc>
+        <w:tc>
+          <w:tcPr>
+            <w:tcW w:type="dxa" w:w="5321"/>
+            <w:tcMar>
+              <w:top w:type="dxa" w:w="60"/>
+              <w:left w:type="dxa" w:w="90"/>
+              <w:bottom w:type="dxa" w:w="60"/>
+              <w:right w:type="dxa" w:w="90"/>
+            </w:tcMar>
+            <w:vAlign w:val="center"/>
+          </w:tcPr>
+          <w:p>
+            <w:pPr>
+              <w:spacing w:after="0" w:line="240" w:lineRule="auto"/>
+              <w:jc w:val="left"/>
+            </w:pPr>
+            <w:r>
+              <w:rPr>
+                <w:rFonts w:ascii="Times New Roman" w:cs="Times New Roman" w:eastAsia="Times New Roman" w:hAnsi="Times New Roman"/>
+                <w:sz w:val="22"/>
+                <w:szCs w:val="22"/>
+              </w:rPr>
+              <w:t xml:space="preserve">The system renders charts of grade progress by course, letter grade distribution and study hours over the preceding seven days.</w:t>
+            </w:r>
+          </w:p>
+        </w:tc>
+      </w:tr>
+      <w:tr>
+        <w:tc>
+          <w:tcPr>
+            <w:tcW w:type="dxa" w:w="700"/>
+            <w:tcMar>
+              <w:top w:type="dxa" w:w="60"/>
+              <w:left w:type="dxa" w:w="90"/>
+              <w:bottom w:type="dxa" w:w="60"/>
+              <w:right w:type="dxa" w:w="90"/>
+            </w:tcMar>
+            <w:vAlign w:val="center"/>
+          </w:tcPr>
+          <w:p>
+            <w:pPr>
+              <w:spacing w:after="0" w:line="240" w:lineRule="auto"/>
+              <w:jc w:val="left"/>
+            </w:pPr>
+            <w:r>
+              <w:rPr>
+                <w:rFonts w:ascii="Times New Roman" w:cs="Times New Roman" w:eastAsia="Times New Roman" w:hAnsi="Times New Roman"/>
+                <w:sz w:val="22"/>
+                <w:szCs w:val="22"/>
+              </w:rPr>
+              <w:t xml:space="preserve">FR12</w:t>
+            </w:r>
+          </w:p>
+        </w:tc>
+        <w:tc>
+          <w:tcPr>
+            <w:tcW w:type="dxa" w:w="2200"/>
+            <w:tcMar>
+              <w:top w:type="dxa" w:w="60"/>
+              <w:left w:type="dxa" w:w="90"/>
+              <w:bottom w:type="dxa" w:w="60"/>
+              <w:right w:type="dxa" w:w="90"/>
+            </w:tcMar>
+            <w:vAlign w:val="center"/>
+          </w:tcPr>
+          <w:p>
+            <w:pPr>
+              <w:spacing w:after="0" w:line="240" w:lineRule="auto"/>
+              <w:jc w:val="left"/>
+            </w:pPr>
+            <w:r>
+              <w:rPr>
+                <w:rFonts w:ascii="Times New Roman" w:cs="Times New Roman" w:eastAsia="Times New Roman" w:hAnsi="Times New Roman"/>
+                <w:sz w:val="22"/>
+                <w:szCs w:val="22"/>
+              </w:rPr>
+              <w:t xml:space="preserve">Persist data across sessions</w:t>
+            </w:r>
+          </w:p>
+        </w:tc>
+        <w:tc>
+          <w:tcPr>
+            <w:tcW w:type="dxa" w:w="5321"/>
+            <w:tcMar>
+              <w:top w:type="dxa" w:w="60"/>
+              <w:left w:type="dxa" w:w="90"/>
+              <w:bottom w:type="dxa" w:w="60"/>
+              <w:right w:type="dxa" w:w="90"/>
+            </w:tcMar>
+            <w:vAlign w:val="center"/>
+          </w:tcPr>
+          <w:p>
+            <w:pPr>
+              <w:spacing w:after="0" w:line="240" w:lineRule="auto"/>
+              <w:jc w:val="left"/>
+            </w:pPr>
+            <w:r>
+              <w:rPr>
+                <w:rFonts w:ascii="Times New Roman" w:cs="Times New Roman" w:eastAsia="Times New Roman" w:hAnsi="Times New Roman"/>
+                <w:sz w:val="22"/>
+                <w:szCs w:val="22"/>
+              </w:rPr>
+              <w:t xml:space="preserve">All records survive the closing of the browser, the restarting of the machine and a move to a different computer, because they are held in the database rather than in one browser.</w:t>
+            </w:r>
+          </w:p>
+        </w:tc>
+      </w:tr>
+      <w:tr>
+        <w:tc>
+          <w:tcPr>
+            <w:tcW w:type="dxa" w:w="700"/>
+            <w:tcMar>
+              <w:top w:type="dxa" w:w="60"/>
+              <w:left w:type="dxa" w:w="90"/>
+              <w:bottom w:type="dxa" w:w="60"/>
+              <w:right w:type="dxa" w:w="90"/>
+            </w:tcMar>
+            <w:vAlign w:val="center"/>
+          </w:tcPr>
+          <w:p>
+            <w:pPr>
+              <w:spacing w:after="0" w:line="240" w:lineRule="auto"/>
+              <w:jc w:val="left"/>
+            </w:pPr>
+            <w:r>
+              <w:rPr>
+                <w:rFonts w:ascii="Times New Roman" w:cs="Times New Roman" w:eastAsia="Times New Roman" w:hAnsi="Times New Roman"/>
+                <w:sz w:val="22"/>
+                <w:szCs w:val="22"/>
+              </w:rPr>
+              <w:t xml:space="preserve">FR13</w:t>
             </w:r>
           </w:p>
         </w:tc>
@@ -9040,7 +9901,7 @@
                 <w:sz w:val="22"/>
                 <w:szCs w:val="22"/>
               </w:rPr>
-              <w:t xml:space="preserve">All data is held in the browser on the user's own device; no academic record is transmitted to any remote server at any point.</w:t>
+              <w:t xml:space="preserve">Passwords are stored only as bcrypt hashes. The installation is local, so no academic record is transmitted beyond the machine it is hosted on. Every query is bound to the account in the session.</w:t>
             </w:r>
           </w:p>
         </w:tc>
@@ -9174,7 +10035,7 @@
                 <w:sz w:val="22"/>
                 <w:szCs w:val="22"/>
               </w:rPr>
-              <w:t xml:space="preserve">Availability offline</w:t>
+              <w:t xml:space="preserve">Availability without the internet</w:t>
             </w:r>
           </w:p>
         </w:tc>
@@ -9200,7 +10061,7 @@
                 <w:sz w:val="22"/>
                 <w:szCs w:val="22"/>
               </w:rPr>
-              <w:t xml:space="preserve">The system operates with the network disconnected, all fonts, icons and libraries being served from the local installation.</w:t>
+              <w:t xml:space="preserve">The system operates with the machine disconnected from the internet: the server, the database and every font, icon and library are part of the local installation.</w:t>
             </w:r>
           </w:p>
         </w:tc>
@@ -9280,7 +10141,87 @@
                 <w:sz w:val="22"/>
                 <w:szCs w:val="22"/>
               </w:rPr>
-              <w:t xml:space="preserve">The code is organised into named modules with a single storage layer, so that a change to persistence affects one region of the source only.</w:t>
+              <w:t xml:space="preserve">The code is organised into named modules with a single storage layer on the client and a single database access point on the server, so that a change to persistence affects one region of the source only.</w:t>
+            </w:r>
+          </w:p>
+        </w:tc>
+      </w:tr>
+      <w:tr>
+        <w:tc>
+          <w:tcPr>
+            <w:tcW w:type="dxa" w:w="700"/>
+            <w:tcMar>
+              <w:top w:type="dxa" w:w="60"/>
+              <w:left w:type="dxa" w:w="90"/>
+              <w:bottom w:type="dxa" w:w="60"/>
+              <w:right w:type="dxa" w:w="90"/>
+            </w:tcMar>
+            <w:vAlign w:val="center"/>
+          </w:tcPr>
+          <w:p>
+            <w:pPr>
+              <w:spacing w:after="0" w:line="240" w:lineRule="auto"/>
+              <w:jc w:val="left"/>
+            </w:pPr>
+            <w:r>
+              <w:rPr>
+                <w:rFonts w:ascii="Times New Roman" w:cs="Times New Roman" w:eastAsia="Times New Roman" w:hAnsi="Times New Roman"/>
+                <w:sz w:val="22"/>
+                <w:szCs w:val="22"/>
+              </w:rPr>
+              <w:t xml:space="preserve">NFR8</w:t>
+            </w:r>
+          </w:p>
+        </w:tc>
+        <w:tc>
+          <w:tcPr>
+            <w:tcW w:type="dxa" w:w="2200"/>
+            <w:tcMar>
+              <w:top w:type="dxa" w:w="60"/>
+              <w:left w:type="dxa" w:w="90"/>
+              <w:bottom w:type="dxa" w:w="60"/>
+              <w:right w:type="dxa" w:w="90"/>
+            </w:tcMar>
+            <w:vAlign w:val="center"/>
+          </w:tcPr>
+          <w:p>
+            <w:pPr>
+              <w:spacing w:after="0" w:line="240" w:lineRule="auto"/>
+              <w:jc w:val="left"/>
+            </w:pPr>
+            <w:r>
+              <w:rPr>
+                <w:rFonts w:ascii="Times New Roman" w:cs="Times New Roman" w:eastAsia="Times New Roman" w:hAnsi="Times New Roman"/>
+                <w:sz w:val="22"/>
+                <w:szCs w:val="22"/>
+              </w:rPr>
+              <w:t xml:space="preserve">Auditability</w:t>
+            </w:r>
+          </w:p>
+        </w:tc>
+        <w:tc>
+          <w:tcPr>
+            <w:tcW w:type="dxa" w:w="5321"/>
+            <w:tcMar>
+              <w:top w:type="dxa" w:w="60"/>
+              <w:left w:type="dxa" w:w="90"/>
+              <w:bottom w:type="dxa" w:w="60"/>
+              <w:right w:type="dxa" w:w="90"/>
+            </w:tcMar>
+            <w:vAlign w:val="center"/>
+          </w:tcPr>
+          <w:p>
+            <w:pPr>
+              <w:spacing w:after="0" w:line="240" w:lineRule="auto"/>
+              <w:jc w:val="left"/>
+            </w:pPr>
+            <w:r>
+              <w:rPr>
+                <w:rFonts w:ascii="Times New Roman" w:cs="Times New Roman" w:eastAsia="Times New Roman" w:hAnsi="Times New Roman"/>
+                <w:sz w:val="22"/>
+                <w:szCs w:val="22"/>
+              </w:rPr>
+              <w:t xml:space="preserve">The database records when each account was created and last signed in, so a department can see who is enrolled and who is active.</w:t>
             </w:r>
           </w:p>
         </w:tc>
@@ -9327,7 +10268,7 @@
           <w:sz w:val="24"/>
           <w:szCs w:val="24"/>
         </w:rPr>
-        <w:t xml:space="preserve">The primary actor of the system is the Student, who is also the sole actor: because the system is single-user and requires no authentication, there is no administrator or lecturer role. The principal use cases are shown in Figure 3.2 and described in Table 3.4.</w:t>
+        <w:t xml:space="preserve">The system has two actors. The Student is the primary actor and performs all academic tracking. The Administrator is a secondary actor who registers students and manages their access, but who cannot read any student's academic records: the enrolment console exposes account status and a count of courses, never a mark. There is no lecturer role. The principal use cases are shown in Figure 3.2 and described in Table 3.4.</w:t>
       </w:r>
     </w:p>
     <w:p>
@@ -9570,7 +10511,7 @@
                 <w:sz w:val="22"/>
                 <w:szCs w:val="22"/>
               </w:rPr>
-              <w:t xml:space="preserve">Manage Courses</w:t>
+              <w:t xml:space="preserve">Sign In</w:t>
             </w:r>
           </w:p>
         </w:tc>
@@ -9596,7 +10537,7 @@
                 <w:sz w:val="22"/>
                 <w:szCs w:val="22"/>
               </w:rPr>
-              <w:t xml:space="preserve">The system is open</w:t>
+              <w:t xml:space="preserve">The person holds an active account</w:t>
             </w:r>
           </w:p>
         </w:tc>
@@ -9622,7 +10563,7 @@
                 <w:sz w:val="22"/>
                 <w:szCs w:val="22"/>
               </w:rPr>
-              <w:t xml:space="preserve">The student opens My Courses, supplies the course details and saves</w:t>
+              <w:t xml:space="preserve">They supply an index number and password; the server verifies the password against the stored hash and opens a session</w:t>
             </w:r>
           </w:p>
         </w:tc>
@@ -9648,7 +10589,7 @@
                 <w:sz w:val="22"/>
                 <w:szCs w:val="22"/>
               </w:rPr>
-              <w:t xml:space="preserve">The course is stored and appears in all course selectors</w:t>
+              <w:t xml:space="preserve">The student reaches their dashboard, the administrator the enrolment console</w:t>
             </w:r>
           </w:p>
         </w:tc>
@@ -9676,7 +10617,7 @@
                 <w:sz w:val="22"/>
                 <w:szCs w:val="22"/>
               </w:rPr>
-              <w:t xml:space="preserve">Record Assessment Scores</w:t>
+              <w:t xml:space="preserve">Enrol Student</w:t>
             </w:r>
           </w:p>
         </w:tc>
@@ -9702,7 +10643,7 @@
                 <w:sz w:val="22"/>
                 <w:szCs w:val="22"/>
               </w:rPr>
-              <w:t xml:space="preserve">At least one course exists</w:t>
+              <w:t xml:space="preserve">An administrator is signed in</w:t>
             </w:r>
           </w:p>
         </w:tc>
@@ -9728,7 +10669,7 @@
                 <w:sz w:val="22"/>
                 <w:szCs w:val="22"/>
               </w:rPr>
-              <w:t xml:space="preserve">The student selects the course, enters the component, its weight and the score, and saves</w:t>
+              <w:t xml:space="preserve">They enter an index number and name; the system creates the account and displays a temporary password once</w:t>
             </w:r>
           </w:p>
         </w:tc>
@@ -9754,7 +10695,7 @@
                 <w:sz w:val="22"/>
                 <w:szCs w:val="22"/>
               </w:rPr>
-              <w:t xml:space="preserve">The score is stored and the course average is recalculated</w:t>
+              <w:t xml:space="preserve">The student can sign in, and must choose their own password before proceeding</w:t>
             </w:r>
           </w:p>
         </w:tc>
@@ -9782,7 +10723,7 @@
                 <w:sz w:val="22"/>
                 <w:szCs w:val="22"/>
               </w:rPr>
-              <w:t xml:space="preserve">View GPA and Grade Analysis</w:t>
+              <w:t xml:space="preserve">Reset Student Password</w:t>
             </w:r>
           </w:p>
         </w:tc>
@@ -9808,7 +10749,7 @@
                 <w:sz w:val="22"/>
                 <w:szCs w:val="22"/>
               </w:rPr>
-              <w:t xml:space="preserve">At least one graded course exists</w:t>
+              <w:t xml:space="preserve">An administrator is signed in</w:t>
             </w:r>
           </w:p>
         </w:tc>
@@ -9834,7 +10775,7 @@
                 <w:sz w:val="22"/>
                 <w:szCs w:val="22"/>
               </w:rPr>
-              <w:t xml:space="preserve">The student opens Grades and GPA and reads the average, the grade point average and the distribution chart</w:t>
+              <w:t xml:space="preserve">They select a student and confirm; a fresh temporary password is displayed once</w:t>
             </w:r>
           </w:p>
         </w:tc>
@@ -9860,7 +10801,7 @@
                 <w:sz w:val="22"/>
                 <w:szCs w:val="22"/>
               </w:rPr>
-              <w:t xml:space="preserve">No change to stored data; the analysis is displayed</w:t>
+              <w:t xml:space="preserve">The student's previous password stops working and a change is required at next sign-in</w:t>
             </w:r>
           </w:p>
         </w:tc>
@@ -9888,7 +10829,7 @@
                 <w:sz w:val="22"/>
                 <w:szCs w:val="22"/>
               </w:rPr>
-              <w:t xml:space="preserve">Log Study Sessions</w:t>
+              <w:t xml:space="preserve">Manage Courses</w:t>
             </w:r>
           </w:p>
         </w:tc>
@@ -9914,7 +10855,7 @@
                 <w:sz w:val="22"/>
                 <w:szCs w:val="22"/>
               </w:rPr>
-              <w:t xml:space="preserve">The system is open</w:t>
+              <w:t xml:space="preserve">The student is signed in</w:t>
             </w:r>
           </w:p>
         </w:tc>
@@ -9940,7 +10881,7 @@
                 <w:sz w:val="22"/>
                 <w:szCs w:val="22"/>
               </w:rPr>
-              <w:t xml:space="preserve">The student starts the timer against a course, works, and the completed interval is logged automatically</w:t>
+              <w:t xml:space="preserve">The student opens My Courses, supplies the course details and saves</w:t>
             </w:r>
           </w:p>
         </w:tc>
@@ -9966,7 +10907,7 @@
                 <w:sz w:val="22"/>
                 <w:szCs w:val="22"/>
               </w:rPr>
-              <w:t xml:space="preserve">The session is stored and the weekly total and streak are updated</w:t>
+              <w:t xml:space="preserve">The course is stored against their account and appears in all course selectors</w:t>
             </w:r>
           </w:p>
         </w:tc>
@@ -9994,7 +10935,7 @@
                 <w:sz w:val="22"/>
                 <w:szCs w:val="22"/>
               </w:rPr>
-              <w:t xml:space="preserve">Manage Goals and Tasks</w:t>
+              <w:t xml:space="preserve">Record Assessment Scores</w:t>
             </w:r>
           </w:p>
         </w:tc>
@@ -10020,7 +10961,7 @@
                 <w:sz w:val="22"/>
                 <w:szCs w:val="22"/>
               </w:rPr>
-              <w:t xml:space="preserve">The system is open</w:t>
+              <w:t xml:space="preserve">At least one course exists</w:t>
             </w:r>
           </w:p>
         </w:tc>
@@ -10046,7 +10987,7 @@
                 <w:sz w:val="22"/>
                 <w:szCs w:val="22"/>
               </w:rPr>
-              <w:t xml:space="preserve">The student creates a task with a due date and priority, and later marks it complete</w:t>
+              <w:t xml:space="preserve">The student selects the course, enters the component, its weight and the score, and saves</w:t>
             </w:r>
           </w:p>
         </w:tc>
@@ -10072,7 +11013,7 @@
                 <w:sz w:val="22"/>
                 <w:szCs w:val="22"/>
               </w:rPr>
-              <w:t xml:space="preserve">The task moves group and the progress indicator advances</w:t>
+              <w:t xml:space="preserve">The score is stored and the course average is recalculated</w:t>
             </w:r>
           </w:p>
         </w:tc>
@@ -10100,6 +11041,324 @@
                 <w:sz w:val="22"/>
                 <w:szCs w:val="22"/>
               </w:rPr>
+              <w:t xml:space="preserve">View GPA and Grade Analysis</w:t>
+            </w:r>
+          </w:p>
+        </w:tc>
+        <w:tc>
+          <w:tcPr>
+            <w:tcW w:type="dxa" w:w="1700"/>
+            <w:tcMar>
+              <w:top w:type="dxa" w:w="60"/>
+              <w:left w:type="dxa" w:w="90"/>
+              <w:bottom w:type="dxa" w:w="60"/>
+              <w:right w:type="dxa" w:w="90"/>
+            </w:tcMar>
+            <w:vAlign w:val="center"/>
+          </w:tcPr>
+          <w:p>
+            <w:pPr>
+              <w:spacing w:after="0" w:line="240" w:lineRule="auto"/>
+              <w:jc w:val="left"/>
+            </w:pPr>
+            <w:r>
+              <w:rPr>
+                <w:rFonts w:ascii="Times New Roman" w:cs="Times New Roman" w:eastAsia="Times New Roman" w:hAnsi="Times New Roman"/>
+                <w:sz w:val="22"/>
+                <w:szCs w:val="22"/>
+              </w:rPr>
+              <w:t xml:space="preserve">At least one graded course exists</w:t>
+            </w:r>
+          </w:p>
+        </w:tc>
+        <w:tc>
+          <w:tcPr>
+            <w:tcW w:type="dxa" w:w="3200"/>
+            <w:tcMar>
+              <w:top w:type="dxa" w:w="60"/>
+              <w:left w:type="dxa" w:w="90"/>
+              <w:bottom w:type="dxa" w:w="60"/>
+              <w:right w:type="dxa" w:w="90"/>
+            </w:tcMar>
+            <w:vAlign w:val="center"/>
+          </w:tcPr>
+          <w:p>
+            <w:pPr>
+              <w:spacing w:after="0" w:line="240" w:lineRule="auto"/>
+              <w:jc w:val="left"/>
+            </w:pPr>
+            <w:r>
+              <w:rPr>
+                <w:rFonts w:ascii="Times New Roman" w:cs="Times New Roman" w:eastAsia="Times New Roman" w:hAnsi="Times New Roman"/>
+                <w:sz w:val="22"/>
+                <w:szCs w:val="22"/>
+              </w:rPr>
+              <w:t xml:space="preserve">The student opens Grades and GPA and reads the average, the grade point average and the distribution chart</w:t>
+            </w:r>
+          </w:p>
+        </w:tc>
+        <w:tc>
+          <w:tcPr>
+            <w:tcW w:type="dxa" w:w="1821"/>
+            <w:tcMar>
+              <w:top w:type="dxa" w:w="60"/>
+              <w:left w:type="dxa" w:w="90"/>
+              <w:bottom w:type="dxa" w:w="60"/>
+              <w:right w:type="dxa" w:w="90"/>
+            </w:tcMar>
+            <w:vAlign w:val="center"/>
+          </w:tcPr>
+          <w:p>
+            <w:pPr>
+              <w:spacing w:after="0" w:line="240" w:lineRule="auto"/>
+              <w:jc w:val="left"/>
+            </w:pPr>
+            <w:r>
+              <w:rPr>
+                <w:rFonts w:ascii="Times New Roman" w:cs="Times New Roman" w:eastAsia="Times New Roman" w:hAnsi="Times New Roman"/>
+                <w:sz w:val="22"/>
+                <w:szCs w:val="22"/>
+              </w:rPr>
+              <w:t xml:space="preserve">No change to stored data; the analysis is displayed</w:t>
+            </w:r>
+          </w:p>
+        </w:tc>
+      </w:tr>
+      <w:tr>
+        <w:tc>
+          <w:tcPr>
+            <w:tcW w:type="dxa" w:w="1500"/>
+            <w:tcMar>
+              <w:top w:type="dxa" w:w="60"/>
+              <w:left w:type="dxa" w:w="90"/>
+              <w:bottom w:type="dxa" w:w="60"/>
+              <w:right w:type="dxa" w:w="90"/>
+            </w:tcMar>
+            <w:vAlign w:val="center"/>
+          </w:tcPr>
+          <w:p>
+            <w:pPr>
+              <w:spacing w:after="0" w:line="240" w:lineRule="auto"/>
+              <w:jc w:val="left"/>
+            </w:pPr>
+            <w:r>
+              <w:rPr>
+                <w:rFonts w:ascii="Times New Roman" w:cs="Times New Roman" w:eastAsia="Times New Roman" w:hAnsi="Times New Roman"/>
+                <w:sz w:val="22"/>
+                <w:szCs w:val="22"/>
+              </w:rPr>
+              <w:t xml:space="preserve">Log Study Sessions</w:t>
+            </w:r>
+          </w:p>
+        </w:tc>
+        <w:tc>
+          <w:tcPr>
+            <w:tcW w:type="dxa" w:w="1700"/>
+            <w:tcMar>
+              <w:top w:type="dxa" w:w="60"/>
+              <w:left w:type="dxa" w:w="90"/>
+              <w:bottom w:type="dxa" w:w="60"/>
+              <w:right w:type="dxa" w:w="90"/>
+            </w:tcMar>
+            <w:vAlign w:val="center"/>
+          </w:tcPr>
+          <w:p>
+            <w:pPr>
+              <w:spacing w:after="0" w:line="240" w:lineRule="auto"/>
+              <w:jc w:val="left"/>
+            </w:pPr>
+            <w:r>
+              <w:rPr>
+                <w:rFonts w:ascii="Times New Roman" w:cs="Times New Roman" w:eastAsia="Times New Roman" w:hAnsi="Times New Roman"/>
+                <w:sz w:val="22"/>
+                <w:szCs w:val="22"/>
+              </w:rPr>
+              <w:t xml:space="preserve">The student is signed in</w:t>
+            </w:r>
+          </w:p>
+        </w:tc>
+        <w:tc>
+          <w:tcPr>
+            <w:tcW w:type="dxa" w:w="3200"/>
+            <w:tcMar>
+              <w:top w:type="dxa" w:w="60"/>
+              <w:left w:type="dxa" w:w="90"/>
+              <w:bottom w:type="dxa" w:w="60"/>
+              <w:right w:type="dxa" w:w="90"/>
+            </w:tcMar>
+            <w:vAlign w:val="center"/>
+          </w:tcPr>
+          <w:p>
+            <w:pPr>
+              <w:spacing w:after="0" w:line="240" w:lineRule="auto"/>
+              <w:jc w:val="left"/>
+            </w:pPr>
+            <w:r>
+              <w:rPr>
+                <w:rFonts w:ascii="Times New Roman" w:cs="Times New Roman" w:eastAsia="Times New Roman" w:hAnsi="Times New Roman"/>
+                <w:sz w:val="22"/>
+                <w:szCs w:val="22"/>
+              </w:rPr>
+              <w:t xml:space="preserve">The student starts the timer against a course, works, and the completed interval is logged automatically</w:t>
+            </w:r>
+          </w:p>
+        </w:tc>
+        <w:tc>
+          <w:tcPr>
+            <w:tcW w:type="dxa" w:w="1821"/>
+            <w:tcMar>
+              <w:top w:type="dxa" w:w="60"/>
+              <w:left w:type="dxa" w:w="90"/>
+              <w:bottom w:type="dxa" w:w="60"/>
+              <w:right w:type="dxa" w:w="90"/>
+            </w:tcMar>
+            <w:vAlign w:val="center"/>
+          </w:tcPr>
+          <w:p>
+            <w:pPr>
+              <w:spacing w:after="0" w:line="240" w:lineRule="auto"/>
+              <w:jc w:val="left"/>
+            </w:pPr>
+            <w:r>
+              <w:rPr>
+                <w:rFonts w:ascii="Times New Roman" w:cs="Times New Roman" w:eastAsia="Times New Roman" w:hAnsi="Times New Roman"/>
+                <w:sz w:val="22"/>
+                <w:szCs w:val="22"/>
+              </w:rPr>
+              <w:t xml:space="preserve">The session is stored and the weekly total and streak are updated</w:t>
+            </w:r>
+          </w:p>
+        </w:tc>
+      </w:tr>
+      <w:tr>
+        <w:tc>
+          <w:tcPr>
+            <w:tcW w:type="dxa" w:w="1500"/>
+            <w:tcMar>
+              <w:top w:type="dxa" w:w="60"/>
+              <w:left w:type="dxa" w:w="90"/>
+              <w:bottom w:type="dxa" w:w="60"/>
+              <w:right w:type="dxa" w:w="90"/>
+            </w:tcMar>
+            <w:vAlign w:val="center"/>
+          </w:tcPr>
+          <w:p>
+            <w:pPr>
+              <w:spacing w:after="0" w:line="240" w:lineRule="auto"/>
+              <w:jc w:val="left"/>
+            </w:pPr>
+            <w:r>
+              <w:rPr>
+                <w:rFonts w:ascii="Times New Roman" w:cs="Times New Roman" w:eastAsia="Times New Roman" w:hAnsi="Times New Roman"/>
+                <w:sz w:val="22"/>
+                <w:szCs w:val="22"/>
+              </w:rPr>
+              <w:t xml:space="preserve">Manage Goals and Tasks</w:t>
+            </w:r>
+          </w:p>
+        </w:tc>
+        <w:tc>
+          <w:tcPr>
+            <w:tcW w:type="dxa" w:w="1700"/>
+            <w:tcMar>
+              <w:top w:type="dxa" w:w="60"/>
+              <w:left w:type="dxa" w:w="90"/>
+              <w:bottom w:type="dxa" w:w="60"/>
+              <w:right w:type="dxa" w:w="90"/>
+            </w:tcMar>
+            <w:vAlign w:val="center"/>
+          </w:tcPr>
+          <w:p>
+            <w:pPr>
+              <w:spacing w:after="0" w:line="240" w:lineRule="auto"/>
+              <w:jc w:val="left"/>
+            </w:pPr>
+            <w:r>
+              <w:rPr>
+                <w:rFonts w:ascii="Times New Roman" w:cs="Times New Roman" w:eastAsia="Times New Roman" w:hAnsi="Times New Roman"/>
+                <w:sz w:val="22"/>
+                <w:szCs w:val="22"/>
+              </w:rPr>
+              <w:t xml:space="preserve">The student is signed in</w:t>
+            </w:r>
+          </w:p>
+        </w:tc>
+        <w:tc>
+          <w:tcPr>
+            <w:tcW w:type="dxa" w:w="3200"/>
+            <w:tcMar>
+              <w:top w:type="dxa" w:w="60"/>
+              <w:left w:type="dxa" w:w="90"/>
+              <w:bottom w:type="dxa" w:w="60"/>
+              <w:right w:type="dxa" w:w="90"/>
+            </w:tcMar>
+            <w:vAlign w:val="center"/>
+          </w:tcPr>
+          <w:p>
+            <w:pPr>
+              <w:spacing w:after="0" w:line="240" w:lineRule="auto"/>
+              <w:jc w:val="left"/>
+            </w:pPr>
+            <w:r>
+              <w:rPr>
+                <w:rFonts w:ascii="Times New Roman" w:cs="Times New Roman" w:eastAsia="Times New Roman" w:hAnsi="Times New Roman"/>
+                <w:sz w:val="22"/>
+                <w:szCs w:val="22"/>
+              </w:rPr>
+              <w:t xml:space="preserve">The student creates a task with a due date and priority, and later marks it complete</w:t>
+            </w:r>
+          </w:p>
+        </w:tc>
+        <w:tc>
+          <w:tcPr>
+            <w:tcW w:type="dxa" w:w="1821"/>
+            <w:tcMar>
+              <w:top w:type="dxa" w:w="60"/>
+              <w:left w:type="dxa" w:w="90"/>
+              <w:bottom w:type="dxa" w:w="60"/>
+              <w:right w:type="dxa" w:w="90"/>
+            </w:tcMar>
+            <w:vAlign w:val="center"/>
+          </w:tcPr>
+          <w:p>
+            <w:pPr>
+              <w:spacing w:after="0" w:line="240" w:lineRule="auto"/>
+              <w:jc w:val="left"/>
+            </w:pPr>
+            <w:r>
+              <w:rPr>
+                <w:rFonts w:ascii="Times New Roman" w:cs="Times New Roman" w:eastAsia="Times New Roman" w:hAnsi="Times New Roman"/>
+                <w:sz w:val="22"/>
+                <w:szCs w:val="22"/>
+              </w:rPr>
+              <w:t xml:space="preserve">The task moves group and the progress indicator advances</w:t>
+            </w:r>
+          </w:p>
+        </w:tc>
+      </w:tr>
+      <w:tr>
+        <w:tc>
+          <w:tcPr>
+            <w:tcW w:type="dxa" w:w="1500"/>
+            <w:tcMar>
+              <w:top w:type="dxa" w:w="60"/>
+              <w:left w:type="dxa" w:w="90"/>
+              <w:bottom w:type="dxa" w:w="60"/>
+              <w:right w:type="dxa" w:w="90"/>
+            </w:tcMar>
+            <w:vAlign w:val="center"/>
+          </w:tcPr>
+          <w:p>
+            <w:pPr>
+              <w:spacing w:after="0" w:line="240" w:lineRule="auto"/>
+              <w:jc w:val="left"/>
+            </w:pPr>
+            <w:r>
+              <w:rPr>
+                <w:rFonts w:ascii="Times New Roman" w:cs="Times New Roman" w:eastAsia="Times New Roman" w:hAnsi="Times New Roman"/>
+                <w:sz w:val="22"/>
+                <w:szCs w:val="22"/>
+              </w:rPr>
               <w:t xml:space="preserve">Export or Import Backup</w:t>
             </w:r>
           </w:p>
@@ -10126,7 +11385,7 @@
                 <w:sz w:val="22"/>
                 <w:szCs w:val="22"/>
               </w:rPr>
-              <w:t xml:space="preserve">The system is open</w:t>
+              <w:t xml:space="preserve">The student is signed in</w:t>
             </w:r>
           </w:p>
         </w:tc>
@@ -10178,7 +11437,7 @@
                 <w:sz w:val="22"/>
                 <w:szCs w:val="22"/>
               </w:rPr>
-              <w:t xml:space="preserve">A backup file is written, or the stored data is replaced by the backup</w:t>
+              <w:t xml:space="preserve">A backup file is written, or the student's stored records are replaced by the backup</w:t>
             </w:r>
           </w:p>
         </w:tc>
@@ -10241,7 +11500,7 @@
           <w:sz w:val="24"/>
           <w:szCs w:val="24"/>
         </w:rPr>
-        <w:t xml:space="preserve">The system follows a three-tier architecture, shown in Figure 3.3, in which the three tiers are logically separate but all execute on the client. This arrangement preserves the separation of concerns that the pattern exists to provide, while removing the server-side processing that the privacy and accessibility requirements rule out.</w:t>
+        <w:t xml:space="preserve">The system follows a three-tier architecture, shown in Figure 3.3, divided across a client and a server that both run on the same machine. The presentation tier and part of the application logic execute in the browser; the remainder of the application logic and the whole of the data tier execute on the server under Apache and MySQL.</w:t>
       </w:r>
     </w:p>
     <w:p>
@@ -10256,7 +11515,7 @@
           <w:sz w:val="24"/>
           <w:szCs w:val="24"/>
         </w:rPr>
-        <w:t xml:space="preserve">The presentation tier consists of the HTML5 document and the CSS3 stylesheet. It is responsible for structure and appearance only: layout is achieved with CSS Grid and Flexbox, the theme is expressed as a set of custom properties so that the light and dark schemes differ only in their values, and no business rule is encoded at this level.</w:t>
+        <w:t xml:space="preserve">The presentation tier consists of the HTML5 documents and the CSS3 stylesheet. It is responsible for structure and appearance only: layout is achieved with CSS Grid and Flexbox, the theme is expressed as a set of custom properties so that the light and dark schemes differ only in their values, and no business rule is encoded at this level.</w:t>
       </w:r>
     </w:p>
     <w:p>
@@ -10271,7 +11530,7 @@
           <w:sz w:val="24"/>
           <w:szCs w:val="24"/>
         </w:rPr>
-        <w:t xml:space="preserve">The application logic tier consists of the JavaScript modules. It holds the router that exchanges one view for another without a page reload, the grade calculator that derives weighted averages and grade points, the study session engine that implements the interval timer, the task manager, the chart renderer that drives Chart.js, and the validation and backup service. This tier is the only part of the system that computes.</w:t>
+        <w:t xml:space="preserve">The application logic is deliberately split. In the browser, JavaScript holds the router that exchanges one view for another without a page reload, the grade calculator that derives weighted averages and grade points for display, the study session engine, the chart renderer that drives Chart.js, and the guard that redirects anyone without a session to the sign-in page. On the server, PHP holds everything that must not be trusted to the client: verification of passwords, creation and regeneration of sessions, the cross-site request forgery check, validation of every submitted value, the role check that protects the administrator routes, and all access to the database. A calculation performed in the browser is a convenience for the person looking at the screen; the server independently derives the letter grade it stores, so that a value altered in the client cannot corrupt the record.</w:t>
       </w:r>
     </w:p>
     <w:p>
@@ -10286,7 +11545,7 @@
           <w:sz w:val="24"/>
           <w:szCs w:val="24"/>
         </w:rPr>
-        <w:t xml:space="preserve">The data tier consists of the browser's own storage facilities, reached exclusively through a single storage layer in the source so that no other module addresses storage directly. Structured records are held in the Web Storage API as JSON documents; binary uploads are held in IndexedDB, which unlike Web Storage accommodates files of substantial size.</w:t>
+        <w:t xml:space="preserve">The data tier is a MySQL database reached exclusively through PDO with prepared statements. It holds the accounts, with passwords stored only as hashes, and the academic records of every enrolled student. It is the authoritative copy. The browser's own storage is retained, but its role has changed: at sign-in the signed-in student's rows are copied into it so that the interface can read them without waiting on the network, and every change is written back to the database. It is a cache, not a record of truth, and clearing it loses nothing.</w:t>
       </w:r>
     </w:p>
     <w:p>
@@ -10301,7 +11560,7 @@
           <w:sz w:val="24"/>
           <w:szCs w:val="24"/>
         </w:rPr>
-        <w:t xml:space="preserve">Apache, supplied by the XAMPP distribution, serves the three tiers to the browser over HTTP from the local host. It performs no application processing: its role is confined to delivering the files, applying the MIME types and security headers declared in the configuration, and thereby reproducing the conditions of a genuine deployment.</w:t>
+        <w:t xml:space="preserve">Apache and MySQL, supplied by the XAMPP distribution, run on the same computer as the browser. The system is therefore a genuine client-server application, exercising HTTP, sessions and SQL exactly as a networked deployment would, while remaining wholly within one machine that the department controls.</w:t>
       </w:r>
     </w:p>
     <w:p>
@@ -10312,7 +11571,7 @@
       <w:r>
         <w:drawing>
           <wp:inline distT="0" distB="0" distL="0" distR="0">
-            <wp:extent cx="4305300" cy="2447925"/>
+            <wp:extent cx="4305300" cy="3133725"/>
             <wp:effectExtent t="0" r="0" b="0" l="0"/>
             <wp:docPr id="1" name="" descr="" title=""/>
             <wp:cNvGraphicFramePr>
@@ -10337,7 +11596,7 @@
                   <pic:spPr bwMode="auto">
                     <a:xfrm>
                       <a:off x="0" y="0"/>
-                      <a:ext cx="4305300" cy="2447925"/>
+                      <a:ext cx="4305300" cy="3133725"/>
                     </a:xfrm>
                     <a:prstGeom prst="rect">
                       <a:avLst/>
@@ -10363,7 +11622,7 @@
           <w:sz w:val="22"/>
           <w:szCs w:val="22"/>
         </w:rPr>
-        <w:t xml:space="preserve">Figure 3.3: Three-tier architectural design</w:t>
+        <w:t xml:space="preserve">Figure 3.3: Three-tier architectural design across client and server</w:t>
       </w:r>
     </w:p>
     <w:p>
@@ -10394,7 +11653,7 @@
           <w:sz w:val="24"/>
           <w:szCs w:val="24"/>
         </w:rPr>
-        <w:t xml:space="preserve">The system stores its data on the client rather than in a relational database server, but the data is nonetheless modelled relationally, and the entity relationship diagram in Figure 3.4 governs how records reference one another. Each logical entity is persisted as a JSON collection under its own key, and the relationships between entities are maintained by identifier references in exactly the manner a foreign key would enforce.</w:t>
+        <w:t xml:space="preserve">The system stores everything in a MySQL database created by the script database/sapts_schema.sql, which is imported through phpMyAdmin. The entity relationship diagram in Figure 3.4 governs how the records reference one another, and the script implements it directly: eight tables carrying the primary keys, foreign keys and check constraints the diagram implies, with cascading deletes where a child record cannot outlive its parent and null-on-delete where it can.</w:t>
       </w:r>
     </w:p>
     <w:p>
@@ -10471,7 +11730,22 @@
           <w:sz w:val="24"/>
           <w:szCs w:val="24"/>
         </w:rPr>
-        <w:t xml:space="preserve">The cardinalities are as follows. One user owns many courses. One course has many assessments, many study sessions and many tasks. One deck has many flashcards. A vault item may optionally reference a course, and where it carries an uploaded file it holds a reference to the record in IndexedDB rather than the file itself, so that the structured collection remains small and quick to parse. Table 3.5 lists the stores and their contents.</w:t>
+        <w:t xml:space="preserve">The user entity is central. It carries the index number by which a student signs in, the bcrypt hash of their password, their role and their status, together with the preferences the interface restores at sign-in. Every other table carries the identifier of the user who owns its rows, and every query the system issues is filtered by that column using the value held in the session. This is what keeps one student's records invisible to another: separation is enforced by the database and the query, not by anything the browser chooses to display.</w:t>
+      </w:r>
+    </w:p>
+    <w:p>
+      <w:pPr>
+        <w:spacing w:after="0" w:line="360" w:lineRule="auto"/>
+        <w:ind w:firstLine="720"/>
+        <w:jc w:val="both"/>
+      </w:pPr>
+      <w:r>
+        <w:rPr>
+          <w:rFonts w:ascii="Times New Roman" w:cs="Times New Roman" w:eastAsia="Times New Roman" w:hAnsi="Times New Roman"/>
+          <w:sz w:val="24"/>
+          <w:szCs w:val="24"/>
+        </w:rPr>
+        <w:t xml:space="preserve">The remaining cardinalities are as follows. One user owns many courses. One course has many assessments, many study sessions and many tasks. One deck has many flashcards. A vault item may optionally reference a course. Removing a student's account therefore removes their entire academic history in a single operation, because the foreign keys cascade. Table 3.5 lists the tables and their contents.</w:t>
       </w:r>
     </w:p>
     <w:p>
@@ -10487,7 +11761,7 @@
           <w:sz w:val="22"/>
           <w:szCs w:val="22"/>
         </w:rPr>
-        <w:t xml:space="preserve">Table 3.5: Logical data stores and their contents</w:t>
+        <w:t xml:space="preserve">Table 3.5: Database tables and their principal columns</w:t>
       </w:r>
     </w:p>
     <w:tbl>
@@ -10503,9 +11777,9 @@
         </w:tblBorders>
       </w:tblPr>
       <w:tblGrid>
-        <w:gridCol w:w="1800"/>
         <w:gridCol w:w="1700"/>
-        <w:gridCol w:w="4721"/>
+        <w:gridCol w:w="2100"/>
+        <w:gridCol w:w="4421"/>
       </w:tblGrid>
       <w:tr>
         <w:trPr>
@@ -10513,7 +11787,7 @@
         </w:trPr>
         <w:tc>
           <w:tcPr>
-            <w:tcW w:type="dxa" w:w="1800"/>
+            <w:tcW w:type="dxa" w:w="1700"/>
             <w:shd w:fill="E8E8E8" w:val="clear"/>
             <w:tcMar>
               <w:top w:type="dxa" w:w="60"/>
@@ -10536,13 +11810,13 @@
                 <w:sz w:val="22"/>
                 <w:szCs w:val="22"/>
               </w:rPr>
-              <w:t xml:space="preserve">Store</w:t>
-            </w:r>
-          </w:p>
-        </w:tc>
-        <w:tc>
-          <w:tcPr>
-            <w:tcW w:type="dxa" w:w="1700"/>
+              <w:t xml:space="preserve">Table</w:t>
+            </w:r>
+          </w:p>
+        </w:tc>
+        <w:tc>
+          <w:tcPr>
+            <w:tcW w:type="dxa" w:w="2100"/>
             <w:shd w:fill="E8E8E8" w:val="clear"/>
             <w:tcMar>
               <w:top w:type="dxa" w:w="60"/>
@@ -10565,13 +11839,13 @@
                 <w:sz w:val="22"/>
                 <w:szCs w:val="22"/>
               </w:rPr>
-              <w:t xml:space="preserve">Medium</w:t>
-            </w:r>
-          </w:p>
-        </w:tc>
-        <w:tc>
-          <w:tcPr>
-            <w:tcW w:type="dxa" w:w="4721"/>
+              <w:t xml:space="preserve">Purpose</w:t>
+            </w:r>
+          </w:p>
+        </w:tc>
+        <w:tc>
+          <w:tcPr>
+            <w:tcW w:type="dxa" w:w="4421"/>
             <w:shd w:fill="E8E8E8" w:val="clear"/>
             <w:tcMar>
               <w:top w:type="dxa" w:w="60"/>
@@ -10594,7 +11868,7 @@
                 <w:sz w:val="22"/>
                 <w:szCs w:val="22"/>
               </w:rPr>
-              <w:t xml:space="preserve">Principal fields</w:t>
+              <w:t xml:space="preserve">Principal columns</w:t>
             </w:r>
           </w:p>
         </w:tc>
@@ -10602,32 +11876,6 @@
       <w:tr>
         <w:tc>
           <w:tcPr>
-            <w:tcW w:type="dxa" w:w="1800"/>
-            <w:tcMar>
-              <w:top w:type="dxa" w:w="60"/>
-              <w:left w:type="dxa" w:w="90"/>
-              <w:bottom w:type="dxa" w:w="60"/>
-              <w:right w:type="dxa" w:w="90"/>
-            </w:tcMar>
-            <w:vAlign w:val="center"/>
-          </w:tcPr>
-          <w:p>
-            <w:pPr>
-              <w:spacing w:after="0" w:line="240" w:lineRule="auto"/>
-              <w:jc w:val="left"/>
-            </w:pPr>
-            <w:r>
-              <w:rPr>
-                <w:rFonts w:ascii="Times New Roman" w:cs="Times New Roman" w:eastAsia="Times New Roman" w:hAnsi="Times New Roman"/>
-                <w:sz w:val="22"/>
-                <w:szCs w:val="22"/>
-              </w:rPr>
-              <w:t xml:space="preserve">Courses</w:t>
-            </w:r>
-          </w:p>
-        </w:tc>
-        <w:tc>
-          <w:tcPr>
             <w:tcW w:type="dxa" w:w="1700"/>
             <w:tcMar>
               <w:top w:type="dxa" w:w="60"/>
@@ -10648,33 +11896,59 @@
                 <w:sz w:val="22"/>
                 <w:szCs w:val="22"/>
               </w:rPr>
-              <w:t xml:space="preserve">Web Storage</w:t>
-            </w:r>
-          </w:p>
-        </w:tc>
-        <w:tc>
-          <w:tcPr>
-            <w:tcW w:type="dxa" w:w="4721"/>
-            <w:tcMar>
-              <w:top w:type="dxa" w:w="60"/>
-              <w:left w:type="dxa" w:w="90"/>
-              <w:bottom w:type="dxa" w:w="60"/>
-              <w:right w:type="dxa" w:w="90"/>
-            </w:tcMar>
-            <w:vAlign w:val="center"/>
-          </w:tcPr>
-          <w:p>
-            <w:pPr>
-              <w:spacing w:after="0" w:line="240" w:lineRule="auto"/>
-              <w:jc w:val="left"/>
-            </w:pPr>
-            <w:r>
-              <w:rPr>
-                <w:rFonts w:ascii="Times New Roman" w:cs="Times New Roman" w:eastAsia="Times New Roman" w:hAnsi="Times New Roman"/>
-                <w:sz w:val="22"/>
-                <w:szCs w:val="22"/>
-              </w:rPr>
-              <w:t xml:space="preserve">id, name, code, creditHours, lecturer, semester, score, grade</w:t>
+              <w:t xml:space="preserve">user</w:t>
+            </w:r>
+          </w:p>
+        </w:tc>
+        <w:tc>
+          <w:tcPr>
+            <w:tcW w:type="dxa" w:w="2100"/>
+            <w:tcMar>
+              <w:top w:type="dxa" w:w="60"/>
+              <w:left w:type="dxa" w:w="90"/>
+              <w:bottom w:type="dxa" w:w="60"/>
+              <w:right w:type="dxa" w:w="90"/>
+            </w:tcMar>
+            <w:vAlign w:val="center"/>
+          </w:tcPr>
+          <w:p>
+            <w:pPr>
+              <w:spacing w:after="0" w:line="240" w:lineRule="auto"/>
+              <w:jc w:val="left"/>
+            </w:pPr>
+            <w:r>
+              <w:rPr>
+                <w:rFonts w:ascii="Times New Roman" w:cs="Times New Roman" w:eastAsia="Times New Roman" w:hAnsi="Times New Roman"/>
+                <w:sz w:val="22"/>
+                <w:szCs w:val="22"/>
+              </w:rPr>
+              <w:t xml:space="preserve">Accounts and preferences</w:t>
+            </w:r>
+          </w:p>
+        </w:tc>
+        <w:tc>
+          <w:tcPr>
+            <w:tcW w:type="dxa" w:w="4421"/>
+            <w:tcMar>
+              <w:top w:type="dxa" w:w="60"/>
+              <w:left w:type="dxa" w:w="90"/>
+              <w:bottom w:type="dxa" w:w="60"/>
+              <w:right w:type="dxa" w:w="90"/>
+            </w:tcMar>
+            <w:vAlign w:val="center"/>
+          </w:tcPr>
+          <w:p>
+            <w:pPr>
+              <w:spacing w:after="0" w:line="240" w:lineRule="auto"/>
+              <w:jc w:val="left"/>
+            </w:pPr>
+            <w:r>
+              <w:rPr>
+                <w:rFonts w:ascii="Times New Roman" w:cs="Times New Roman" w:eastAsia="Times New Roman" w:hAnsi="Times New Roman"/>
+                <w:sz w:val="22"/>
+                <w:szCs w:val="22"/>
+              </w:rPr>
+              <w:t xml:space="preserve">user_id, index_number, full_name, email, password_hash, role, status, must_change_password, theme, weekly_goal, last_login</w:t>
             </w:r>
           </w:p>
         </w:tc>
@@ -10682,32 +11956,6 @@
       <w:tr>
         <w:tc>
           <w:tcPr>
-            <w:tcW w:type="dxa" w:w="1800"/>
-            <w:tcMar>
-              <w:top w:type="dxa" w:w="60"/>
-              <w:left w:type="dxa" w:w="90"/>
-              <w:bottom w:type="dxa" w:w="60"/>
-              <w:right w:type="dxa" w:w="90"/>
-            </w:tcMar>
-            <w:vAlign w:val="center"/>
-          </w:tcPr>
-          <w:p>
-            <w:pPr>
-              <w:spacing w:after="0" w:line="240" w:lineRule="auto"/>
-              <w:jc w:val="left"/>
-            </w:pPr>
-            <w:r>
-              <w:rPr>
-                <w:rFonts w:ascii="Times New Roman" w:cs="Times New Roman" w:eastAsia="Times New Roman" w:hAnsi="Times New Roman"/>
-                <w:sz w:val="22"/>
-                <w:szCs w:val="22"/>
-              </w:rPr>
-              <w:t xml:space="preserve">Assessments</w:t>
-            </w:r>
-          </w:p>
-        </w:tc>
-        <w:tc>
-          <w:tcPr>
             <w:tcW w:type="dxa" w:w="1700"/>
             <w:tcMar>
               <w:top w:type="dxa" w:w="60"/>
@@ -10728,33 +11976,59 @@
                 <w:sz w:val="22"/>
                 <w:szCs w:val="22"/>
               </w:rPr>
-              <w:t xml:space="preserve">Web Storage</w:t>
-            </w:r>
-          </w:p>
-        </w:tc>
-        <w:tc>
-          <w:tcPr>
-            <w:tcW w:type="dxa" w:w="4721"/>
-            <w:tcMar>
-              <w:top w:type="dxa" w:w="60"/>
-              <w:left w:type="dxa" w:w="90"/>
-              <w:bottom w:type="dxa" w:w="60"/>
-              <w:right w:type="dxa" w:w="90"/>
-            </w:tcMar>
-            <w:vAlign w:val="center"/>
-          </w:tcPr>
-          <w:p>
-            <w:pPr>
-              <w:spacing w:after="0" w:line="240" w:lineRule="auto"/>
-              <w:jc w:val="left"/>
-            </w:pPr>
-            <w:r>
-              <w:rPr>
-                <w:rFonts w:ascii="Times New Roman" w:cs="Times New Roman" w:eastAsia="Times New Roman" w:hAnsi="Times New Roman"/>
-                <w:sz w:val="22"/>
-                <w:szCs w:val="22"/>
-              </w:rPr>
-              <w:t xml:space="preserve">id, courseId, title, weight, score, maxScore</w:t>
+              <w:t xml:space="preserve">course</w:t>
+            </w:r>
+          </w:p>
+        </w:tc>
+        <w:tc>
+          <w:tcPr>
+            <w:tcW w:type="dxa" w:w="2100"/>
+            <w:tcMar>
+              <w:top w:type="dxa" w:w="60"/>
+              <w:left w:type="dxa" w:w="90"/>
+              <w:bottom w:type="dxa" w:w="60"/>
+              <w:right w:type="dxa" w:w="90"/>
+            </w:tcMar>
+            <w:vAlign w:val="center"/>
+          </w:tcPr>
+          <w:p>
+            <w:pPr>
+              <w:spacing w:after="0" w:line="240" w:lineRule="auto"/>
+              <w:jc w:val="left"/>
+            </w:pPr>
+            <w:r>
+              <w:rPr>
+                <w:rFonts w:ascii="Times New Roman" w:cs="Times New Roman" w:eastAsia="Times New Roman" w:hAnsi="Times New Roman"/>
+                <w:sz w:val="22"/>
+                <w:szCs w:val="22"/>
+              </w:rPr>
+              <w:t xml:space="preserve">Subjects a student is registered for</w:t>
+            </w:r>
+          </w:p>
+        </w:tc>
+        <w:tc>
+          <w:tcPr>
+            <w:tcW w:type="dxa" w:w="4421"/>
+            <w:tcMar>
+              <w:top w:type="dxa" w:w="60"/>
+              <w:left w:type="dxa" w:w="90"/>
+              <w:bottom w:type="dxa" w:w="60"/>
+              <w:right w:type="dxa" w:w="90"/>
+            </w:tcMar>
+            <w:vAlign w:val="center"/>
+          </w:tcPr>
+          <w:p>
+            <w:pPr>
+              <w:spacing w:after="0" w:line="240" w:lineRule="auto"/>
+              <w:jc w:val="left"/>
+            </w:pPr>
+            <w:r>
+              <w:rPr>
+                <w:rFonts w:ascii="Times New Roman" w:cs="Times New Roman" w:eastAsia="Times New Roman" w:hAnsi="Times New Roman"/>
+                <w:sz w:val="22"/>
+                <w:szCs w:val="22"/>
+              </w:rPr>
+              <w:t xml:space="preserve">course_id, user_id, code, name, credit_hours, lecturer, semester, score, grade</w:t>
             </w:r>
           </w:p>
         </w:tc>
@@ -10762,32 +12036,6 @@
       <w:tr>
         <w:tc>
           <w:tcPr>
-            <w:tcW w:type="dxa" w:w="1800"/>
-            <w:tcMar>
-              <w:top w:type="dxa" w:w="60"/>
-              <w:left w:type="dxa" w:w="90"/>
-              <w:bottom w:type="dxa" w:w="60"/>
-              <w:right w:type="dxa" w:w="90"/>
-            </w:tcMar>
-            <w:vAlign w:val="center"/>
-          </w:tcPr>
-          <w:p>
-            <w:pPr>
-              <w:spacing w:after="0" w:line="240" w:lineRule="auto"/>
-              <w:jc w:val="left"/>
-            </w:pPr>
-            <w:r>
-              <w:rPr>
-                <w:rFonts w:ascii="Times New Roman" w:cs="Times New Roman" w:eastAsia="Times New Roman" w:hAnsi="Times New Roman"/>
-                <w:sz w:val="22"/>
-                <w:szCs w:val="22"/>
-              </w:rPr>
-              <w:t xml:space="preserve">Study sessions</w:t>
-            </w:r>
-          </w:p>
-        </w:tc>
-        <w:tc>
-          <w:tcPr>
             <w:tcW w:type="dxa" w:w="1700"/>
             <w:tcMar>
               <w:top w:type="dxa" w:w="60"/>
@@ -10808,33 +12056,59 @@
                 <w:sz w:val="22"/>
                 <w:szCs w:val="22"/>
               </w:rPr>
-              <w:t xml:space="preserve">Web Storage</w:t>
-            </w:r>
-          </w:p>
-        </w:tc>
-        <w:tc>
-          <w:tcPr>
-            <w:tcW w:type="dxa" w:w="4721"/>
-            <w:tcMar>
-              <w:top w:type="dxa" w:w="60"/>
-              <w:left w:type="dxa" w:w="90"/>
-              <w:bottom w:type="dxa" w:w="60"/>
-              <w:right w:type="dxa" w:w="90"/>
-            </w:tcMar>
-            <w:vAlign w:val="center"/>
-          </w:tcPr>
-          <w:p>
-            <w:pPr>
-              <w:spacing w:after="0" w:line="240" w:lineRule="auto"/>
-              <w:jc w:val="left"/>
-            </w:pPr>
-            <w:r>
-              <w:rPr>
-                <w:rFonts w:ascii="Times New Roman" w:cs="Times New Roman" w:eastAsia="Times New Roman" w:hAnsi="Times New Roman"/>
-                <w:sz w:val="22"/>
-                <w:szCs w:val="22"/>
-              </w:rPr>
-              <w:t xml:space="preserve">id, courseId, startedAt, minutes, type</w:t>
+              <w:t xml:space="preserve">assessment</w:t>
+            </w:r>
+          </w:p>
+        </w:tc>
+        <w:tc>
+          <w:tcPr>
+            <w:tcW w:type="dxa" w:w="2100"/>
+            <w:tcMar>
+              <w:top w:type="dxa" w:w="60"/>
+              <w:left w:type="dxa" w:w="90"/>
+              <w:bottom w:type="dxa" w:w="60"/>
+              <w:right w:type="dxa" w:w="90"/>
+            </w:tcMar>
+            <w:vAlign w:val="center"/>
+          </w:tcPr>
+          <w:p>
+            <w:pPr>
+              <w:spacing w:after="0" w:line="240" w:lineRule="auto"/>
+              <w:jc w:val="left"/>
+            </w:pPr>
+            <w:r>
+              <w:rPr>
+                <w:rFonts w:ascii="Times New Roman" w:cs="Times New Roman" w:eastAsia="Times New Roman" w:hAnsi="Times New Roman"/>
+                <w:sz w:val="22"/>
+                <w:szCs w:val="22"/>
+              </w:rPr>
+              <w:t xml:space="preserve">Weighted components of a course</w:t>
+            </w:r>
+          </w:p>
+        </w:tc>
+        <w:tc>
+          <w:tcPr>
+            <w:tcW w:type="dxa" w:w="4421"/>
+            <w:tcMar>
+              <w:top w:type="dxa" w:w="60"/>
+              <w:left w:type="dxa" w:w="90"/>
+              <w:bottom w:type="dxa" w:w="60"/>
+              <w:right w:type="dxa" w:w="90"/>
+            </w:tcMar>
+            <w:vAlign w:val="center"/>
+          </w:tcPr>
+          <w:p>
+            <w:pPr>
+              <w:spacing w:after="0" w:line="240" w:lineRule="auto"/>
+              <w:jc w:val="left"/>
+            </w:pPr>
+            <w:r>
+              <w:rPr>
+                <w:rFonts w:ascii="Times New Roman" w:cs="Times New Roman" w:eastAsia="Times New Roman" w:hAnsi="Times New Roman"/>
+                <w:sz w:val="22"/>
+                <w:szCs w:val="22"/>
+              </w:rPr>
+              <w:t xml:space="preserve">assessment_id, course_id, title, weight, score, max_score</w:t>
             </w:r>
           </w:p>
         </w:tc>
@@ -10842,32 +12116,6 @@
       <w:tr>
         <w:tc>
           <w:tcPr>
-            <w:tcW w:type="dxa" w:w="1800"/>
-            <w:tcMar>
-              <w:top w:type="dxa" w:w="60"/>
-              <w:left w:type="dxa" w:w="90"/>
-              <w:bottom w:type="dxa" w:w="60"/>
-              <w:right w:type="dxa" w:w="90"/>
-            </w:tcMar>
-            <w:vAlign w:val="center"/>
-          </w:tcPr>
-          <w:p>
-            <w:pPr>
-              <w:spacing w:after="0" w:line="240" w:lineRule="auto"/>
-              <w:jc w:val="left"/>
-            </w:pPr>
-            <w:r>
-              <w:rPr>
-                <w:rFonts w:ascii="Times New Roman" w:cs="Times New Roman" w:eastAsia="Times New Roman" w:hAnsi="Times New Roman"/>
-                <w:sz w:val="22"/>
-                <w:szCs w:val="22"/>
-              </w:rPr>
-              <w:t xml:space="preserve">Tasks and goals</w:t>
-            </w:r>
-          </w:p>
-        </w:tc>
-        <w:tc>
-          <w:tcPr>
             <w:tcW w:type="dxa" w:w="1700"/>
             <w:tcMar>
               <w:top w:type="dxa" w:w="60"/>
@@ -10888,33 +12136,59 @@
                 <w:sz w:val="22"/>
                 <w:szCs w:val="22"/>
               </w:rPr>
-              <w:t xml:space="preserve">Web Storage</w:t>
-            </w:r>
-          </w:p>
-        </w:tc>
-        <w:tc>
-          <w:tcPr>
-            <w:tcW w:type="dxa" w:w="4721"/>
-            <w:tcMar>
-              <w:top w:type="dxa" w:w="60"/>
-              <w:left w:type="dxa" w:w="90"/>
-              <w:bottom w:type="dxa" w:w="60"/>
-              <w:right w:type="dxa" w:w="90"/>
-            </w:tcMar>
-            <w:vAlign w:val="center"/>
-          </w:tcPr>
-          <w:p>
-            <w:pPr>
-              <w:spacing w:after="0" w:line="240" w:lineRule="auto"/>
-              <w:jc w:val="left"/>
-            </w:pPr>
-            <w:r>
-              <w:rPr>
-                <w:rFonts w:ascii="Times New Roman" w:cs="Times New Roman" w:eastAsia="Times New Roman" w:hAnsi="Times New Roman"/>
-                <w:sz w:val="22"/>
-                <w:szCs w:val="22"/>
-              </w:rPr>
-              <w:t xml:space="preserve">id, courseId, title, dueDate, priority, done</w:t>
+              <w:t xml:space="preserve">study_session</w:t>
+            </w:r>
+          </w:p>
+        </w:tc>
+        <w:tc>
+          <w:tcPr>
+            <w:tcW w:type="dxa" w:w="2100"/>
+            <w:tcMar>
+              <w:top w:type="dxa" w:w="60"/>
+              <w:left w:type="dxa" w:w="90"/>
+              <w:bottom w:type="dxa" w:w="60"/>
+              <w:right w:type="dxa" w:w="90"/>
+            </w:tcMar>
+            <w:vAlign w:val="center"/>
+          </w:tcPr>
+          <w:p>
+            <w:pPr>
+              <w:spacing w:after="0" w:line="240" w:lineRule="auto"/>
+              <w:jc w:val="left"/>
+            </w:pPr>
+            <w:r>
+              <w:rPr>
+                <w:rFonts w:ascii="Times New Roman" w:cs="Times New Roman" w:eastAsia="Times New Roman" w:hAnsi="Times New Roman"/>
+                <w:sz w:val="22"/>
+                <w:szCs w:val="22"/>
+              </w:rPr>
+              <w:t xml:space="preserve">Logged periods of focused study</w:t>
+            </w:r>
+          </w:p>
+        </w:tc>
+        <w:tc>
+          <w:tcPr>
+            <w:tcW w:type="dxa" w:w="4421"/>
+            <w:tcMar>
+              <w:top w:type="dxa" w:w="60"/>
+              <w:left w:type="dxa" w:w="90"/>
+              <w:bottom w:type="dxa" w:w="60"/>
+              <w:right w:type="dxa" w:w="90"/>
+            </w:tcMar>
+            <w:vAlign w:val="center"/>
+          </w:tcPr>
+          <w:p>
+            <w:pPr>
+              <w:spacing w:after="0" w:line="240" w:lineRule="auto"/>
+              <w:jc w:val="left"/>
+            </w:pPr>
+            <w:r>
+              <w:rPr>
+                <w:rFonts w:ascii="Times New Roman" w:cs="Times New Roman" w:eastAsia="Times New Roman" w:hAnsi="Times New Roman"/>
+                <w:sz w:val="22"/>
+                <w:szCs w:val="22"/>
+              </w:rPr>
+              <w:t xml:space="preserve">session_id, user_id, course_id, started_at, minutes, session_type</w:t>
             </w:r>
           </w:p>
         </w:tc>
@@ -10922,32 +12196,6 @@
       <w:tr>
         <w:tc>
           <w:tcPr>
-            <w:tcW w:type="dxa" w:w="1800"/>
-            <w:tcMar>
-              <w:top w:type="dxa" w:w="60"/>
-              <w:left w:type="dxa" w:w="90"/>
-              <w:bottom w:type="dxa" w:w="60"/>
-              <w:right w:type="dxa" w:w="90"/>
-            </w:tcMar>
-            <w:vAlign w:val="center"/>
-          </w:tcPr>
-          <w:p>
-            <w:pPr>
-              <w:spacing w:after="0" w:line="240" w:lineRule="auto"/>
-              <w:jc w:val="left"/>
-            </w:pPr>
-            <w:r>
-              <w:rPr>
-                <w:rFonts w:ascii="Times New Roman" w:cs="Times New Roman" w:eastAsia="Times New Roman" w:hAnsi="Times New Roman"/>
-                <w:sz w:val="22"/>
-                <w:szCs w:val="22"/>
-              </w:rPr>
-              <w:t xml:space="preserve">Decks and cards</w:t>
-            </w:r>
-          </w:p>
-        </w:tc>
-        <w:tc>
-          <w:tcPr>
             <w:tcW w:type="dxa" w:w="1700"/>
             <w:tcMar>
               <w:top w:type="dxa" w:w="60"/>
@@ -10968,33 +12216,59 @@
                 <w:sz w:val="22"/>
                 <w:szCs w:val="22"/>
               </w:rPr>
-              <w:t xml:space="preserve">Web Storage</w:t>
-            </w:r>
-          </w:p>
-        </w:tc>
-        <w:tc>
-          <w:tcPr>
-            <w:tcW w:type="dxa" w:w="4721"/>
-            <w:tcMar>
-              <w:top w:type="dxa" w:w="60"/>
-              <w:left w:type="dxa" w:w="90"/>
-              <w:bottom w:type="dxa" w:w="60"/>
-              <w:right w:type="dxa" w:w="90"/>
-            </w:tcMar>
-            <w:vAlign w:val="center"/>
-          </w:tcPr>
-          <w:p>
-            <w:pPr>
-              <w:spacing w:after="0" w:line="240" w:lineRule="auto"/>
-              <w:jc w:val="left"/>
-            </w:pPr>
-            <w:r>
-              <w:rPr>
-                <w:rFonts w:ascii="Times New Roman" w:cs="Times New Roman" w:eastAsia="Times New Roman" w:hAnsi="Times New Roman"/>
-                <w:sz w:val="22"/>
-                <w:szCs w:val="22"/>
-              </w:rPr>
-              <w:t xml:space="preserve">id, deckId, front, back, mastered</w:t>
+              <w:t xml:space="preserve">task</w:t>
+            </w:r>
+          </w:p>
+        </w:tc>
+        <w:tc>
+          <w:tcPr>
+            <w:tcW w:type="dxa" w:w="2100"/>
+            <w:tcMar>
+              <w:top w:type="dxa" w:w="60"/>
+              <w:left w:type="dxa" w:w="90"/>
+              <w:bottom w:type="dxa" w:w="60"/>
+              <w:right w:type="dxa" w:w="90"/>
+            </w:tcMar>
+            <w:vAlign w:val="center"/>
+          </w:tcPr>
+          <w:p>
+            <w:pPr>
+              <w:spacing w:after="0" w:line="240" w:lineRule="auto"/>
+              <w:jc w:val="left"/>
+            </w:pPr>
+            <w:r>
+              <w:rPr>
+                <w:rFonts w:ascii="Times New Roman" w:cs="Times New Roman" w:eastAsia="Times New Roman" w:hAnsi="Times New Roman"/>
+                <w:sz w:val="22"/>
+                <w:szCs w:val="22"/>
+              </w:rPr>
+              <w:t xml:space="preserve">Goals and deadlines</w:t>
+            </w:r>
+          </w:p>
+        </w:tc>
+        <w:tc>
+          <w:tcPr>
+            <w:tcW w:type="dxa" w:w="4421"/>
+            <w:tcMar>
+              <w:top w:type="dxa" w:w="60"/>
+              <w:left w:type="dxa" w:w="90"/>
+              <w:bottom w:type="dxa" w:w="60"/>
+              <w:right w:type="dxa" w:w="90"/>
+            </w:tcMar>
+            <w:vAlign w:val="center"/>
+          </w:tcPr>
+          <w:p>
+            <w:pPr>
+              <w:spacing w:after="0" w:line="240" w:lineRule="auto"/>
+              <w:jc w:val="left"/>
+            </w:pPr>
+            <w:r>
+              <w:rPr>
+                <w:rFonts w:ascii="Times New Roman" w:cs="Times New Roman" w:eastAsia="Times New Roman" w:hAnsi="Times New Roman"/>
+                <w:sz w:val="22"/>
+                <w:szCs w:val="22"/>
+              </w:rPr>
+              <w:t xml:space="preserve">task_id, user_id, course_id, title, due_date, priority, done</w:t>
             </w:r>
           </w:p>
         </w:tc>
@@ -11002,32 +12276,6 @@
       <w:tr>
         <w:tc>
           <w:tcPr>
-            <w:tcW w:type="dxa" w:w="1800"/>
-            <w:tcMar>
-              <w:top w:type="dxa" w:w="60"/>
-              <w:left w:type="dxa" w:w="90"/>
-              <w:bottom w:type="dxa" w:w="60"/>
-              <w:right w:type="dxa" w:w="90"/>
-            </w:tcMar>
-            <w:vAlign w:val="center"/>
-          </w:tcPr>
-          <w:p>
-            <w:pPr>
-              <w:spacing w:after="0" w:line="240" w:lineRule="auto"/>
-              <w:jc w:val="left"/>
-            </w:pPr>
-            <w:r>
-              <w:rPr>
-                <w:rFonts w:ascii="Times New Roman" w:cs="Times New Roman" w:eastAsia="Times New Roman" w:hAnsi="Times New Roman"/>
-                <w:sz w:val="22"/>
-                <w:szCs w:val="22"/>
-              </w:rPr>
-              <w:t xml:space="preserve">Vault items</w:t>
-            </w:r>
-          </w:p>
-        </w:tc>
-        <w:tc>
-          <w:tcPr>
             <w:tcW w:type="dxa" w:w="1700"/>
             <w:tcMar>
               <w:top w:type="dxa" w:w="60"/>
@@ -11048,33 +12296,59 @@
                 <w:sz w:val="22"/>
                 <w:szCs w:val="22"/>
               </w:rPr>
-              <w:t xml:space="preserve">Web Storage</w:t>
-            </w:r>
-          </w:p>
-        </w:tc>
-        <w:tc>
-          <w:tcPr>
-            <w:tcW w:type="dxa" w:w="4721"/>
-            <w:tcMar>
-              <w:top w:type="dxa" w:w="60"/>
-              <w:left w:type="dxa" w:w="90"/>
-              <w:bottom w:type="dxa" w:w="60"/>
-              <w:right w:type="dxa" w:w="90"/>
-            </w:tcMar>
-            <w:vAlign w:val="center"/>
-          </w:tcPr>
-          <w:p>
-            <w:pPr>
-              <w:spacing w:after="0" w:line="240" w:lineRule="auto"/>
-              <w:jc w:val="left"/>
-            </w:pPr>
-            <w:r>
-              <w:rPr>
-                <w:rFonts w:ascii="Times New Roman" w:cs="Times New Roman" w:eastAsia="Times New Roman" w:hAnsi="Times New Roman"/>
-                <w:sz w:val="22"/>
-                <w:szCs w:val="22"/>
-              </w:rPr>
-              <w:t xml:space="preserve">id, title, type, courseId, note, fileRef</w:t>
+              <w:t xml:space="preserve">deck / flashcard</w:t>
+            </w:r>
+          </w:p>
+        </w:tc>
+        <w:tc>
+          <w:tcPr>
+            <w:tcW w:type="dxa" w:w="2100"/>
+            <w:tcMar>
+              <w:top w:type="dxa" w:w="60"/>
+              <w:left w:type="dxa" w:w="90"/>
+              <w:bottom w:type="dxa" w:w="60"/>
+              <w:right w:type="dxa" w:w="90"/>
+            </w:tcMar>
+            <w:vAlign w:val="center"/>
+          </w:tcPr>
+          <w:p>
+            <w:pPr>
+              <w:spacing w:after="0" w:line="240" w:lineRule="auto"/>
+              <w:jc w:val="left"/>
+            </w:pPr>
+            <w:r>
+              <w:rPr>
+                <w:rFonts w:ascii="Times New Roman" w:cs="Times New Roman" w:eastAsia="Times New Roman" w:hAnsi="Times New Roman"/>
+                <w:sz w:val="22"/>
+                <w:szCs w:val="22"/>
+              </w:rPr>
+              <w:t xml:space="preserve">Revision material</w:t>
+            </w:r>
+          </w:p>
+        </w:tc>
+        <w:tc>
+          <w:tcPr>
+            <w:tcW w:type="dxa" w:w="4421"/>
+            <w:tcMar>
+              <w:top w:type="dxa" w:w="60"/>
+              <w:left w:type="dxa" w:w="90"/>
+              <w:bottom w:type="dxa" w:w="60"/>
+              <w:right w:type="dxa" w:w="90"/>
+            </w:tcMar>
+            <w:vAlign w:val="center"/>
+          </w:tcPr>
+          <w:p>
+            <w:pPr>
+              <w:spacing w:after="0" w:line="240" w:lineRule="auto"/>
+              <w:jc w:val="left"/>
+            </w:pPr>
+            <w:r>
+              <w:rPr>
+                <w:rFonts w:ascii="Times New Roman" w:cs="Times New Roman" w:eastAsia="Times New Roman" w:hAnsi="Times New Roman"/>
+                <w:sz w:val="22"/>
+                <w:szCs w:val="22"/>
+              </w:rPr>
+              <w:t xml:space="preserve">deck_id, user_id, name; card_id, deck_id, front, back, mastered</w:t>
             </w:r>
           </w:p>
         </w:tc>
@@ -11082,32 +12356,6 @@
       <w:tr>
         <w:tc>
           <w:tcPr>
-            <w:tcW w:type="dxa" w:w="1800"/>
-            <w:tcMar>
-              <w:top w:type="dxa" w:w="60"/>
-              <w:left w:type="dxa" w:w="90"/>
-              <w:bottom w:type="dxa" w:w="60"/>
-              <w:right w:type="dxa" w:w="90"/>
-            </w:tcMar>
-            <w:vAlign w:val="center"/>
-          </w:tcPr>
-          <w:p>
-            <w:pPr>
-              <w:spacing w:after="0" w:line="240" w:lineRule="auto"/>
-              <w:jc w:val="left"/>
-            </w:pPr>
-            <w:r>
-              <w:rPr>
-                <w:rFonts w:ascii="Times New Roman" w:cs="Times New Roman" w:eastAsia="Times New Roman" w:hAnsi="Times New Roman"/>
-                <w:sz w:val="22"/>
-                <w:szCs w:val="22"/>
-              </w:rPr>
-              <w:t xml:space="preserve">Uploaded files</w:t>
-            </w:r>
-          </w:p>
-        </w:tc>
-        <w:tc>
-          <w:tcPr>
             <w:tcW w:type="dxa" w:w="1700"/>
             <w:tcMar>
               <w:top w:type="dxa" w:w="60"/>
@@ -11128,113 +12376,59 @@
                 <w:sz w:val="22"/>
                 <w:szCs w:val="22"/>
               </w:rPr>
-              <w:t xml:space="preserve">IndexedDB</w:t>
-            </w:r>
-          </w:p>
-        </w:tc>
-        <w:tc>
-          <w:tcPr>
-            <w:tcW w:type="dxa" w:w="4721"/>
-            <w:tcMar>
-              <w:top w:type="dxa" w:w="60"/>
-              <w:left w:type="dxa" w:w="90"/>
-              <w:bottom w:type="dxa" w:w="60"/>
-              <w:right w:type="dxa" w:w="90"/>
-            </w:tcMar>
-            <w:vAlign w:val="center"/>
-          </w:tcPr>
-          <w:p>
-            <w:pPr>
-              <w:spacing w:after="0" w:line="240" w:lineRule="auto"/>
-              <w:jc w:val="left"/>
-            </w:pPr>
-            <w:r>
-              <w:rPr>
-                <w:rFonts w:ascii="Times New Roman" w:cs="Times New Roman" w:eastAsia="Times New Roman" w:hAnsi="Times New Roman"/>
-                <w:sz w:val="22"/>
-                <w:szCs w:val="22"/>
-              </w:rPr>
-              <w:t xml:space="preserve">id, blob</w:t>
-            </w:r>
-          </w:p>
-        </w:tc>
-      </w:tr>
-      <w:tr>
-        <w:tc>
-          <w:tcPr>
-            <w:tcW w:type="dxa" w:w="1800"/>
-            <w:tcMar>
-              <w:top w:type="dxa" w:w="60"/>
-              <w:left w:type="dxa" w:w="90"/>
-              <w:bottom w:type="dxa" w:w="60"/>
-              <w:right w:type="dxa" w:w="90"/>
-            </w:tcMar>
-            <w:vAlign w:val="center"/>
-          </w:tcPr>
-          <w:p>
-            <w:pPr>
-              <w:spacing w:after="0" w:line="240" w:lineRule="auto"/>
-              <w:jc w:val="left"/>
-            </w:pPr>
-            <w:r>
-              <w:rPr>
-                <w:rFonts w:ascii="Times New Roman" w:cs="Times New Roman" w:eastAsia="Times New Roman" w:hAnsi="Times New Roman"/>
-                <w:sz w:val="22"/>
-                <w:szCs w:val="22"/>
-              </w:rPr>
-              <w:t xml:space="preserve">Settings</w:t>
-            </w:r>
-          </w:p>
-        </w:tc>
-        <w:tc>
-          <w:tcPr>
-            <w:tcW w:type="dxa" w:w="1700"/>
-            <w:tcMar>
-              <w:top w:type="dxa" w:w="60"/>
-              <w:left w:type="dxa" w:w="90"/>
-              <w:bottom w:type="dxa" w:w="60"/>
-              <w:right w:type="dxa" w:w="90"/>
-            </w:tcMar>
-            <w:vAlign w:val="center"/>
-          </w:tcPr>
-          <w:p>
-            <w:pPr>
-              <w:spacing w:after="0" w:line="240" w:lineRule="auto"/>
-              <w:jc w:val="left"/>
-            </w:pPr>
-            <w:r>
-              <w:rPr>
-                <w:rFonts w:ascii="Times New Roman" w:cs="Times New Roman" w:eastAsia="Times New Roman" w:hAnsi="Times New Roman"/>
-                <w:sz w:val="22"/>
-                <w:szCs w:val="22"/>
-              </w:rPr>
-              <w:t xml:space="preserve">Web Storage</w:t>
-            </w:r>
-          </w:p>
-        </w:tc>
-        <w:tc>
-          <w:tcPr>
-            <w:tcW w:type="dxa" w:w="4721"/>
-            <w:tcMar>
-              <w:top w:type="dxa" w:w="60"/>
-              <w:left w:type="dxa" w:w="90"/>
-              <w:bottom w:type="dxa" w:w="60"/>
-              <w:right w:type="dxa" w:w="90"/>
-            </w:tcMar>
-            <w:vAlign w:val="center"/>
-          </w:tcPr>
-          <w:p>
-            <w:pPr>
-              <w:spacing w:after="0" w:line="240" w:lineRule="auto"/>
-              <w:jc w:val="left"/>
-            </w:pPr>
-            <w:r>
-              <w:rPr>
-                <w:rFonts w:ascii="Times New Roman" w:cs="Times New Roman" w:eastAsia="Times New Roman" w:hAnsi="Times New Roman"/>
-                <w:sz w:val="22"/>
-                <w:szCs w:val="22"/>
-              </w:rPr>
-              <w:t xml:space="preserve">name, email, theme, weeklyGoal, focusLen, breakLen</w:t>
+              <w:t xml:space="preserve">vault_item</w:t>
+            </w:r>
+          </w:p>
+        </w:tc>
+        <w:tc>
+          <w:tcPr>
+            <w:tcW w:type="dxa" w:w="2100"/>
+            <w:tcMar>
+              <w:top w:type="dxa" w:w="60"/>
+              <w:left w:type="dxa" w:w="90"/>
+              <w:bottom w:type="dxa" w:w="60"/>
+              <w:right w:type="dxa" w:w="90"/>
+            </w:tcMar>
+            <w:vAlign w:val="center"/>
+          </w:tcPr>
+          <w:p>
+            <w:pPr>
+              <w:spacing w:after="0" w:line="240" w:lineRule="auto"/>
+              <w:jc w:val="left"/>
+            </w:pPr>
+            <w:r>
+              <w:rPr>
+                <w:rFonts w:ascii="Times New Roman" w:cs="Times New Roman" w:eastAsia="Times New Roman" w:hAnsi="Times New Roman"/>
+                <w:sz w:val="22"/>
+                <w:szCs w:val="22"/>
+              </w:rPr>
+              <w:t xml:space="preserve">Notes and uploaded documents</w:t>
+            </w:r>
+          </w:p>
+        </w:tc>
+        <w:tc>
+          <w:tcPr>
+            <w:tcW w:type="dxa" w:w="4421"/>
+            <w:tcMar>
+              <w:top w:type="dxa" w:w="60"/>
+              <w:left w:type="dxa" w:w="90"/>
+              <w:bottom w:type="dxa" w:w="60"/>
+              <w:right w:type="dxa" w:w="90"/>
+            </w:tcMar>
+            <w:vAlign w:val="center"/>
+          </w:tcPr>
+          <w:p>
+            <w:pPr>
+              <w:spacing w:after="0" w:line="240" w:lineRule="auto"/>
+              <w:jc w:val="left"/>
+            </w:pPr>
+            <w:r>
+              <w:rPr>
+                <w:rFonts w:ascii="Times New Roman" w:cs="Times New Roman" w:eastAsia="Times New Roman" w:hAnsi="Times New Roman"/>
+                <w:sz w:val="22"/>
+                <w:szCs w:val="22"/>
+              </w:rPr>
+              <w:t xml:space="preserve">item_id, user_id, course_id, title, item_type, note_body, file_name</w:t>
             </w:r>
           </w:p>
         </w:tc>
@@ -11265,22 +12459,7 @@
           <w:sz w:val="24"/>
           <w:szCs w:val="24"/>
         </w:rPr>
-        <w:t xml:space="preserve">Although the delivered system stores its records on the client, the model in Figure 3.4 is a relational one and has been written out as SQL accordingly. The script database/sapts_schema.sql, supplied with the project, creates the database under the MySQL server that accompanies XAMPP: eight tables carrying the primary keys, foreign keys and check constraints implied by the diagram, with cascading deletes where a child record cannot outlive its parent and null-on-delete where it can. It is imported through phpMyAdmin in the ordinary way.</w:t>
-      </w:r>
-    </w:p>
-    <w:p>
-      <w:pPr>
-        <w:spacing w:after="0" w:line="360" w:lineRule="auto"/>
-        <w:ind w:firstLine="720"/>
-        <w:jc w:val="both"/>
-      </w:pPr>
-      <w:r>
-        <w:rPr>
-          <w:rFonts w:ascii="Times New Roman" w:cs="Times New Roman" w:eastAsia="Times New Roman" w:hAnsi="Times New Roman"/>
-          <w:sz w:val="24"/>
-          <w:szCs w:val="24"/>
-        </w:rPr>
-        <w:t xml:space="preserve">The script also defines four views that express in SQL the calculations the application performs in JavaScript: the weighted average of each course from its assessment components, the letter grade and grade points on the 4.0 scale, the credit-weighted grade point average, and the study hours accumulated per course. Run against the sample data supplied with the script, these views return precisely the figures the application displays, which demonstrates that the two representations of the model agree. The schema is therefore both a formal statement of the design and the migration path should the system later be extended to serve several students from one server.</w:t>
+        <w:t xml:space="preserve">The script also defines four views that express in SQL the calculations the interface performs in JavaScript: the weighted average of each course from its assessment components, the letter grade and grade points on the 4.0 scale, the credit-weighted grade point average, and the study hours accumulated per course. Run against the sample data supplied with the script, these views return precisely the figures the interface displays, which demonstrates that the two representations of the model agree.</w:t>
       </w:r>
     </w:p>
     <w:p>
@@ -11408,22 +12587,6 @@
     </w:p>
     <w:p>
       <w:pPr>
-        <w:pStyle w:val="Heading3"/>
-        <w:spacing w:after="100" w:before="180" w:line="360" w:lineRule="auto"/>
-      </w:pPr>
-      <w:r>
-        <w:rPr>
-          <w:rFonts w:ascii="Times New Roman" w:cs="Times New Roman" w:eastAsia="Times New Roman" w:hAnsi="Times New Roman"/>
-          <w:b/>
-          <w:bCs/>
-          <w:sz w:val="24"/>
-          <w:szCs w:val="24"/>
-        </w:rPr>
-        <w:t xml:space="preserve">3.3.4 Security Considerations</w:t>
-      </w:r>
-    </w:p>
-    <w:p>
-      <w:pPr>
         <w:spacing w:after="0" w:line="360" w:lineRule="auto"/>
         <w:ind w:firstLine="720"/>
         <w:jc w:val="both"/>
@@ -11434,7 +12597,162 @@
           <w:sz w:val="24"/>
           <w:szCs w:val="24"/>
         </w:rPr>
-        <w:t xml:space="preserve">The security posture of the system follows from its architecture. Because no academic data is transmitted, the entire class of risks associated with data in transit and with breach of a central store does not arise: there is no server to compromise and no database of student records to exfiltrate. The measures that remain relevant are those appropriate to a local application.</w:t>
+        <w:t xml:space="preserve">Two further screens serve the account layer rather than the academic one. The sign-in page in Figure 3.6 is the only page reachable without a session; it also carries the self-enrolment form and the panel on which a student replaces an administrator-issued temporary password. The enrolment console in Figure 3.7 is reachable only by an administrator, and shows each account's status, the number of courses it holds and when it was last used, but never a mark.</w:t>
+      </w:r>
+    </w:p>
+    <w:p>
+      <w:pPr>
+        <w:spacing w:after="80" w:before="160" w:line="240" w:lineRule="auto"/>
+        <w:jc w:val="center"/>
+      </w:pPr>
+      <w:r>
+        <w:drawing>
+          <wp:inline distT="0" distB="0" distL="0" distR="0">
+            <wp:extent cx="4305300" cy="2838450"/>
+            <wp:effectExtent t="0" r="0" b="0" l="0"/>
+            <wp:docPr id="1" name="" descr="" title=""/>
+            <wp:cNvGraphicFramePr>
+              <a:graphicFrameLocks xmlns:a="http://schemas.openxmlformats.org/drawingml/2006/main" noChangeAspect="1"/>
+            </wp:cNvGraphicFramePr>
+            <a:graphic xmlns:a="http://schemas.openxmlformats.org/drawingml/2006/main">
+              <a:graphicData uri="http://schemas.openxmlformats.org/drawingml/2006/picture">
+                <pic:pic xmlns:pic="http://schemas.openxmlformats.org/drawingml/2006/picture">
+                  <pic:nvPicPr>
+                    <pic:cNvPr id="0" name="" descr=""/>
+                    <pic:cNvPicPr>
+                      <a:picLocks noChangeAspect="1" noChangeArrowheads="1"/>
+                    </pic:cNvPicPr>
+                  </pic:nvPicPr>
+                  <pic:blipFill>
+                    <a:blip r:embed="rId16" cstate="none"/>
+                    <a:srcRect/>
+                    <a:stretch>
+                      <a:fillRect/>
+                    </a:stretch>
+                  </pic:blipFill>
+                  <pic:spPr bwMode="auto">
+                    <a:xfrm>
+                      <a:off x="0" y="0"/>
+                      <a:ext cx="4305300" cy="2838450"/>
+                    </a:xfrm>
+                    <a:prstGeom prst="rect">
+                      <a:avLst/>
+                    </a:prstGeom>
+                  </pic:spPr>
+                </pic:pic>
+              </a:graphicData>
+            </a:graphic>
+          </wp:inline>
+        </w:drawing>
+      </w:r>
+    </w:p>
+    <w:p>
+      <w:pPr>
+        <w:spacing w:after="200" w:before="0" w:line="240" w:lineRule="auto"/>
+        <w:jc w:val="center"/>
+      </w:pPr>
+      <w:r>
+        <w:rPr>
+          <w:rFonts w:ascii="Times New Roman" w:cs="Times New Roman" w:eastAsia="Times New Roman" w:hAnsi="Times New Roman"/>
+          <w:i/>
+          <w:iCs/>
+          <w:sz w:val="22"/>
+          <w:szCs w:val="22"/>
+        </w:rPr>
+        <w:t xml:space="preserve">Figure 3.6: The sign-in page</w:t>
+      </w:r>
+    </w:p>
+    <w:p>
+      <w:pPr>
+        <w:spacing w:after="80" w:before="160" w:line="240" w:lineRule="auto"/>
+        <w:jc w:val="center"/>
+      </w:pPr>
+      <w:r>
+        <w:drawing>
+          <wp:inline distT="0" distB="0" distL="0" distR="0">
+            <wp:extent cx="4305300" cy="2705100"/>
+            <wp:effectExtent t="0" r="0" b="0" l="0"/>
+            <wp:docPr id="1" name="" descr="" title=""/>
+            <wp:cNvGraphicFramePr>
+              <a:graphicFrameLocks xmlns:a="http://schemas.openxmlformats.org/drawingml/2006/main" noChangeAspect="1"/>
+            </wp:cNvGraphicFramePr>
+            <a:graphic xmlns:a="http://schemas.openxmlformats.org/drawingml/2006/main">
+              <a:graphicData uri="http://schemas.openxmlformats.org/drawingml/2006/picture">
+                <pic:pic xmlns:pic="http://schemas.openxmlformats.org/drawingml/2006/picture">
+                  <pic:nvPicPr>
+                    <pic:cNvPr id="0" name="" descr=""/>
+                    <pic:cNvPicPr>
+                      <a:picLocks noChangeAspect="1" noChangeArrowheads="1"/>
+                    </pic:cNvPicPr>
+                  </pic:nvPicPr>
+                  <pic:blipFill>
+                    <a:blip r:embed="rId17" cstate="none"/>
+                    <a:srcRect/>
+                    <a:stretch>
+                      <a:fillRect/>
+                    </a:stretch>
+                  </pic:blipFill>
+                  <pic:spPr bwMode="auto">
+                    <a:xfrm>
+                      <a:off x="0" y="0"/>
+                      <a:ext cx="4305300" cy="2705100"/>
+                    </a:xfrm>
+                    <a:prstGeom prst="rect">
+                      <a:avLst/>
+                    </a:prstGeom>
+                  </pic:spPr>
+                </pic:pic>
+              </a:graphicData>
+            </a:graphic>
+          </wp:inline>
+        </w:drawing>
+      </w:r>
+    </w:p>
+    <w:p>
+      <w:pPr>
+        <w:spacing w:after="200" w:before="0" w:line="240" w:lineRule="auto"/>
+        <w:jc w:val="center"/>
+      </w:pPr>
+      <w:r>
+        <w:rPr>
+          <w:rFonts w:ascii="Times New Roman" w:cs="Times New Roman" w:eastAsia="Times New Roman" w:hAnsi="Times New Roman"/>
+          <w:i/>
+          <w:iCs/>
+          <w:sz w:val="22"/>
+          <w:szCs w:val="22"/>
+        </w:rPr>
+        <w:t xml:space="preserve">Figure 3.7: The administrator enrolment console</w:t>
+      </w:r>
+    </w:p>
+    <w:p>
+      <w:pPr>
+        <w:pStyle w:val="Heading3"/>
+        <w:spacing w:after="100" w:before="180" w:line="360" w:lineRule="auto"/>
+      </w:pPr>
+      <w:r>
+        <w:rPr>
+          <w:rFonts w:ascii="Times New Roman" w:cs="Times New Roman" w:eastAsia="Times New Roman" w:hAnsi="Times New Roman"/>
+          <w:b/>
+          <w:bCs/>
+          <w:sz w:val="24"/>
+          <w:szCs w:val="24"/>
+        </w:rPr>
+        <w:t xml:space="preserve">3.3.4 Security Considerations</w:t>
+      </w:r>
+    </w:p>
+    <w:p>
+      <w:pPr>
+        <w:spacing w:after="0" w:line="360" w:lineRule="auto"/>
+        <w:ind w:firstLine="720"/>
+        <w:jc w:val="both"/>
+      </w:pPr>
+      <w:r>
+        <w:rPr>
+          <w:rFonts w:ascii="Times New Roman" w:cs="Times New Roman" w:eastAsia="Times New Roman" w:hAnsi="Times New Roman"/>
+          <w:sz w:val="24"/>
+          <w:szCs w:val="24"/>
+        </w:rPr>
+        <w:t xml:space="preserve">Once the system holds accounts for several students on one server, its security posture is no longer a matter of the device alone. The measures below were designed in, rather than added afterwards, and each is verifiable.</w:t>
       </w:r>
     </w:p>
     <w:p>
@@ -11453,7 +12771,7 @@
           <w:sz w:val="24"/>
           <w:szCs w:val="24"/>
         </w:rPr>
-        <w:t xml:space="preserve">Data confinement. All records are held within the browser's origin-scoped storage on the user's own device, and the system makes no network request for any purpose after the files have been served.</w:t>
+        <w:t xml:space="preserve">Password storage. Passwords are never stored, and never stored reversibly. Each is put through bcrypt at cost factor 12 using PHP's password_hash function, and verified with password_verify; the hash is transparently recomputed if the cost factor is later raised. A reading of the user table in phpMyAdmin shows hashes, never a readable password.</w:t>
       </w:r>
     </w:p>
     <w:p>
@@ -11472,7 +12790,7 @@
           <w:sz w:val="24"/>
           <w:szCs w:val="24"/>
         </w:rPr>
-        <w:t xml:space="preserve">Input validation. Every value entered is validated for type and range before it is stored, so that malformed input is rejected at the point of entry rather than corrupting the stored collection.</w:t>
+        <w:t xml:space="preserve">Account enumeration. When no account matches the index number supplied, the system still performs a verification against a fixed dummy hash before refusing. A wrong index number and a wrong password therefore take the same time and return the same message, so an attacker cannot discover which index numbers are enrolled.</w:t>
       </w:r>
     </w:p>
     <w:p>
@@ -11491,7 +12809,7 @@
           <w:sz w:val="24"/>
           <w:szCs w:val="24"/>
         </w:rPr>
-        <w:t xml:space="preserve">Output encoding. All user-supplied text is escaped before it is written into the document, which prevents stored cross-site scripting through a course name, a task title or a note.</w:t>
+        <w:t xml:space="preserve">Session management. Sessions are carried in a cookie marked HttpOnly, so that no script can read it, and SameSite=Lax, so that it is not sent on cross-site requests. The session identifier is regenerated on sign-in and again on any password change, which defeats session fixation. Deactivating an account invalidates its session at the next request.</w:t>
       </w:r>
     </w:p>
     <w:p>
@@ -11510,7 +12828,7 @@
           <w:sz w:val="24"/>
           <w:szCs w:val="24"/>
         </w:rPr>
-        <w:t xml:space="preserve">Transport and framing controls. The Apache configuration supplied with the system sets X-Frame-Options, X-Content-Type-Options and a referrer policy, and declares explicit MIME types so that no file is interpreted as a type other than its own.</w:t>
+        <w:t xml:space="preserve">Cross-site request forgery. Every request that changes data must carry a token issued with the session and compared using a timing-safe equality check. A form submitted from another site, even by a signed-in student's own browser, is rejected.</w:t>
       </w:r>
     </w:p>
     <w:p>
@@ -11529,7 +12847,7 @@
           <w:sz w:val="24"/>
           <w:szCs w:val="24"/>
         </w:rPr>
-        <w:t xml:space="preserve">Availability of data. Because the browser's storage may be cleared by the user or by the operating system, the system provides an export facility, and the user is advised to keep a JSON backup; this is the recovery mechanism in place of server-side redundancy.</w:t>
+        <w:t xml:space="preserve">Authorisation. Every database query is filtered by the user identifier taken from the session, never by one supplied in the request, so a student cannot reach another student's records by altering a parameter. The administrator routes are additionally behind a role check that returns 403 to any student who calls them directly.</w:t>
       </w:r>
     </w:p>
     <w:p>
@@ -11548,7 +12866,64 @@
           <w:sz w:val="24"/>
           <w:szCs w:val="24"/>
         </w:rPr>
-        <w:t xml:space="preserve">Residual risk. Anyone with access to the unlocked device has access to the data, since the system holds no password. This is a deliberate consequence of the decision to require no account, and it is mitigated by the device's own screen lock rather than by the application.</w:t>
+        <w:t xml:space="preserve">Injection. All access to the database goes through PDO with prepared statements and emulation disabled, so values supplied by a user are never concatenated into SQL.</w:t>
+      </w:r>
+    </w:p>
+    <w:p>
+      <w:pPr>
+        <w:pStyle w:val="ListParagraph"/>
+        <w:numPr>
+          <w:ilvl w:val="0"/>
+          <w:numId w:val="3"/>
+        </w:numPr>
+        <w:spacing w:after="0" w:line="360" w:lineRule="auto"/>
+        <w:jc w:val="both"/>
+      </w:pPr>
+      <w:r>
+        <w:rPr>
+          <w:rFonts w:ascii="Times New Roman" w:cs="Times New Roman" w:eastAsia="Times New Roman" w:hAnsi="Times New Roman"/>
+          <w:sz w:val="24"/>
+          <w:szCs w:val="24"/>
+        </w:rPr>
+        <w:t xml:space="preserve">Input validation and output encoding. Every submitted value is checked for type, length and range on the server before it is stored, and writes occur inside a transaction so that a rejected record leaves nothing half-written. All user-supplied text is escaped before it is written into the document, which prevents stored cross-site scripting through a course name or a note.</w:t>
+      </w:r>
+    </w:p>
+    <w:p>
+      <w:pPr>
+        <w:pStyle w:val="ListParagraph"/>
+        <w:numPr>
+          <w:ilvl w:val="0"/>
+          <w:numId w:val="3"/>
+        </w:numPr>
+        <w:spacing w:after="0" w:line="360" w:lineRule="auto"/>
+        <w:jc w:val="both"/>
+      </w:pPr>
+      <w:r>
+        <w:rPr>
+          <w:rFonts w:ascii="Times New Roman" w:cs="Times New Roman" w:eastAsia="Times New Roman" w:hAnsi="Times New Roman"/>
+          <w:sz w:val="24"/>
+          <w:szCs w:val="24"/>
+        </w:rPr>
+        <w:t xml:space="preserve">Server configuration. The supplied .htaccess sets X-Frame-Options, X-Content-Type-Options and a referrer policy, and refuses to serve the SQL schema over HTTP so that the seeded hashes and table structure are not downloadable.</w:t>
+      </w:r>
+    </w:p>
+    <w:p>
+      <w:pPr>
+        <w:pStyle w:val="ListParagraph"/>
+        <w:numPr>
+          <w:ilvl w:val="0"/>
+          <w:numId w:val="3"/>
+        </w:numPr>
+        <w:spacing w:after="0" w:line="360" w:lineRule="auto"/>
+        <w:jc w:val="both"/>
+      </w:pPr>
+      <w:r>
+        <w:rPr>
+          <w:rFonts w:ascii="Times New Roman" w:cs="Times New Roman" w:eastAsia="Times New Roman" w:hAnsi="Times New Roman"/>
+          <w:sz w:val="24"/>
+          <w:szCs w:val="24"/>
+        </w:rPr>
+        <w:t xml:space="preserve">Residual risks. Three remain and are stated plainly. The installation is served over plain HTTP on the local host, which is acceptable only because client and server are the same machine; exposing it on a network would require TLS. The accounts created by the schema share a published password and must be changed immediately after installation. And an administrator can reset any student's password, so administrator access must be controlled as carefully as the records it protects.</w:t>
       </w:r>
     </w:p>
     <w:p>
@@ -11579,7 +12954,7 @@
           <w:sz w:val="24"/>
           <w:szCs w:val="24"/>
         </w:rPr>
-        <w:t xml:space="preserve">This chapter has set out the methodology by which the project was conducted, the requirements the system must satisfy, and the design by which those requirements are met. The research design is constructive, the requirements were drawn from interviews, observation and a review of existing systems, and the Waterfall model governed the sequence of work. Ten functional and seven non-functional requirements were specified and traced to the use cases of the single actor. The design that answers them is a three-tier architecture executing wholly on the client, with a relationally modelled data store held in Web Storage and IndexedDB, an interface built on established usability principles, and a security posture appropriate to a local application. Chapter Four reports the implementation of this design and the testing to which it was subjected.</w:t>
+        <w:t xml:space="preserve">This chapter has set out the methodology by which the project was conducted, the requirements the system must satisfy, and the design by which those requirements are met. The research design is constructive, the requirements were drawn from interviews, observation and a review of existing systems, and the Waterfall model governed the sequence of work. Thirteen functional and eight non-functional requirements were specified and traced to the use cases of the two actors. The design that answers them is a three-tier architecture divided between browser and server, with a normalised relational store in MySQL, an interface built on established usability principles, and a security posture covering password storage, session handling, authorisation and injection. Chapter Four reports the implementation of this design and the testing to which it was subjected.</w:t>
       </w:r>
     </w:p>
     <w:p>

--- a/docs/SAPTS_Project_Report_Chapters_1-3.docx
+++ b/docs/SAPTS_Project_Report_Chapters_1-3.docx
@@ -279,7 +279,7 @@
           <w:sz w:val="24"/>
           <w:szCs w:val="24"/>
         </w:rPr>
-        <w:t xml:space="preserve">MR. FRANK BOATEN</w:t>
+        <w:t xml:space="preserve">MR. FRANK BOATENG</w:t>
       </w:r>
     </w:p>
     <w:p>
@@ -782,7 +782,7 @@
                 <w:sz w:val="24"/>
                 <w:szCs w:val="24"/>
               </w:rPr>
-              <w:t xml:space="preserve">MR. FRANK BOATEN</w:t>
+              <w:t xml:space="preserve">MR. FRANK BOATENG</w:t>
             </w:r>
           </w:p>
         </w:tc>
@@ -4817,7 +4817,7 @@
           <w:sz w:val="24"/>
           <w:szCs w:val="24"/>
         </w:rPr>
-        <w:t xml:space="preserve">We are deeply grateful to our project supervisor, MR. FRANK BOATEN, for his expert guidance, his patience in reading successive drafts, and the constructive criticism that shaped both the system and this report. His insistence on rigour improved this work considerably.</w:t>
+        <w:t xml:space="preserve">We are deeply grateful to our project supervisor, MR. FRANK BOATENG, for his expert guidance, his patience in reading successive drafts, and the constructive criticism that shaped both the system and this report. His insistence on rigour improved this work considerably.</w:t>
       </w:r>
     </w:p>
     <w:p>
